--- a/documentation/SOP/DOCX_v11/SOP_NextObservedIndicator_Forecasting.docx
+++ b/documentation/SOP/DOCX_v11/SOP_NextObservedIndicator_Forecasting.docx
@@ -17,7 +17,7 @@
         <mc:AlternateContent>
           <mc:Choice Requires="wps">
             <w:drawing>
-              <wp:anchor distT="0" distB="0" distL="114300" distR="114300" simplePos="0" relativeHeight="251662337" behindDoc="0" locked="0" layoutInCell="1" allowOverlap="1" wp14:anchorId="1B72C9F2" wp14:editId="1DB9FEDD">
+              <wp:anchor distT="0" distB="0" distL="114300" distR="114300" simplePos="0" relativeHeight="251662337" behindDoc="0" locked="0" layoutInCell="1" allowOverlap="1" wp14:anchorId="0CE84385" wp14:editId="45730FB8">
                 <wp:simplePos x="0" y="0"/>
                 <wp:positionH relativeFrom="column">
                   <wp:posOffset>-914400</wp:posOffset>
@@ -53,6 +53,7 @@
                             <w:pPr>
                               <w:jc w:val="center"/>
                             </w:pPr>
+                            <w:proofErr w:type="gramStart"/>
                             <w:r>
                               <w:rPr>
                                 <w:rFonts w:ascii="Poppins ExtraBold" w:hAnsi="Poppins ExtraBold" w:cs="Poppins ExtraBold"/>
@@ -60,6 +61,7 @@
                               </w:rPr>
                               <w:t>TLP:AMBER</w:t>
                             </w:r>
+                            <w:proofErr w:type="gramEnd"/>
                           </w:p>
                         </w:txbxContent>
                       </wps:txbx>
@@ -117,7 +119,7 @@
           <w:sz w:val="56"/>
         </w:rPr>
         <w:drawing>
-          <wp:anchor distT="0" distB="0" distL="114300" distR="114300" simplePos="0" relativeHeight="251658241" behindDoc="0" locked="0" layoutInCell="1" allowOverlap="1" wp14:anchorId="037335BC" wp14:editId="75E131C7">
+          <wp:anchor distT="0" distB="0" distL="114300" distR="114300" simplePos="0" relativeHeight="251658241" behindDoc="0" locked="0" layoutInCell="1" allowOverlap="1" wp14:anchorId="6A2EEDD8" wp14:editId="256755CE">
             <wp:simplePos x="0" y="0"/>
             <wp:positionH relativeFrom="margin">
               <wp:posOffset>0</wp:posOffset>
@@ -192,7 +194,7 @@
         <mc:AlternateContent>
           <mc:Choice Requires="wps">
             <w:drawing>
-              <wp:anchor distT="0" distB="0" distL="114300" distR="114300" simplePos="0" relativeHeight="251658240" behindDoc="1" locked="1" layoutInCell="1" allowOverlap="1" wp14:anchorId="5B3FA03E" wp14:editId="32F35B97">
+              <wp:anchor distT="0" distB="0" distL="114300" distR="114300" simplePos="0" relativeHeight="251658240" behindDoc="1" locked="1" layoutInCell="1" allowOverlap="1" wp14:anchorId="08538D9D" wp14:editId="086C8858">
                 <wp:simplePos x="0" y="0"/>
                 <wp:positionH relativeFrom="page">
                   <wp:posOffset>0</wp:posOffset>
@@ -308,7 +310,7 @@
           <w:szCs w:val="56"/>
         </w:rPr>
         <w:drawing>
-          <wp:anchor distT="0" distB="0" distL="114300" distR="114300" simplePos="0" relativeHeight="251660289" behindDoc="0" locked="0" layoutInCell="1" allowOverlap="1" wp14:anchorId="3D0D8D5E" wp14:editId="4BF51D00">
+          <wp:anchor distT="0" distB="0" distL="114300" distR="114300" simplePos="0" relativeHeight="251660289" behindDoc="0" locked="0" layoutInCell="1" allowOverlap="1" wp14:anchorId="46B7564F" wp14:editId="0276F356">
             <wp:simplePos x="0" y="0"/>
             <wp:positionH relativeFrom="column">
               <wp:posOffset>104774</wp:posOffset>
@@ -401,7 +403,7 @@
         <mc:AlternateContent>
           <mc:Choice Requires="wps">
             <w:drawing>
-              <wp:anchor distT="0" distB="0" distL="114300" distR="114300" simplePos="0" relativeHeight="251661313" behindDoc="0" locked="0" layoutInCell="1" allowOverlap="1" wp14:anchorId="15665847" wp14:editId="12555604">
+              <wp:anchor distT="0" distB="0" distL="114300" distR="114300" simplePos="0" relativeHeight="251661313" behindDoc="0" locked="0" layoutInCell="1" allowOverlap="1" wp14:anchorId="2861ED88" wp14:editId="4FE2323B">
                 <wp:simplePos x="0" y="0"/>
                 <wp:positionH relativeFrom="column">
                   <wp:posOffset>0</wp:posOffset>
@@ -560,8 +562,6 @@
       </w:pPr>
       <w:r>
         <w:t>Version 3.0</w:t>
-      </w:r>
-      <w:r>
         <w:br/>
         <w:t>April 2026</w:t>
       </w:r>
@@ -603,7 +603,491 @@
             <w:t>ts</w:t>
           </w:r>
         </w:p>
-        <w:p/>
+        <w:p>
+          <w:pPr>
+            <w:pStyle w:val="TOC2"/>
+            <w:rPr>
+              <w:rFonts w:asciiTheme="minorHAnsi" w:eastAsiaTheme="minorEastAsia" w:hAnsiTheme="minorHAnsi" w:cstheme="minorBidi"/>
+              <w:b w:val="0"/>
+              <w:i w:val="0"/>
+              <w:iCs w:val="0"/>
+              <w:noProof/>
+              <w:color w:val="auto"/>
+              <w:kern w:val="2"/>
+              <w:sz w:val="24"/>
+              <w:szCs w:val="24"/>
+              <w14:ligatures w14:val="standardContextual"/>
+            </w:rPr>
+          </w:pPr>
+          <w:r>
+            <w:rPr>
+              <w:rFonts w:ascii="Nirmala UI" w:hAnsi="Nirmala UI" w:cs="Nirmala UI"/>
+              <w:i w:val="0"/>
+              <w:iCs w:val="0"/>
+            </w:rPr>
+            <w:fldChar w:fldCharType="begin"/>
+          </w:r>
+          <w:r>
+            <w:rPr>
+              <w:rFonts w:ascii="Nirmala UI" w:hAnsi="Nirmala UI" w:cs="Nirmala UI"/>
+              <w:i w:val="0"/>
+              <w:iCs w:val="0"/>
+            </w:rPr>
+            <w:instrText xml:space="preserve"> TOC \o "1-3" \h \z \u </w:instrText>
+          </w:r>
+          <w:r>
+            <w:rPr>
+              <w:rFonts w:ascii="Nirmala UI" w:hAnsi="Nirmala UI" w:cs="Nirmala UI"/>
+              <w:i w:val="0"/>
+              <w:iCs w:val="0"/>
+            </w:rPr>
+            <w:fldChar w:fldCharType="separate"/>
+          </w:r>
+          <w:hyperlink w:anchor="_Toc225922823" w:history="1">
+            <w:r>
+              <w:rPr>
+                <w:rStyle w:val="Hyperlink"/>
+                <w:rFonts w:ascii="Nirmala UI" w:hAnsi="Nirmala UI" w:cs="Nirmala UI"/>
+                <w:noProof/>
+              </w:rPr>
+              <w:t>Purpose</w:t>
+            </w:r>
+            <w:r>
+              <w:rPr>
+                <w:noProof/>
+                <w:webHidden/>
+              </w:rPr>
+              <w:tab/>
+            </w:r>
+            <w:r>
+              <w:rPr>
+                <w:noProof/>
+                <w:webHidden/>
+              </w:rPr>
+              <w:fldChar w:fldCharType="begin"/>
+            </w:r>
+            <w:r>
+              <w:rPr>
+                <w:noProof/>
+                <w:webHidden/>
+              </w:rPr>
+              <w:instrText xml:space="preserve"> PAGEREF _Toc225922823 \h </w:instrText>
+            </w:r>
+            <w:r>
+              <w:rPr>
+                <w:noProof/>
+                <w:webHidden/>
+              </w:rPr>
+            </w:r>
+            <w:r>
+              <w:rPr>
+                <w:noProof/>
+                <w:webHidden/>
+              </w:rPr>
+              <w:fldChar w:fldCharType="separate"/>
+            </w:r>
+            <w:r>
+              <w:rPr>
+                <w:noProof/>
+                <w:webHidden/>
+              </w:rPr>
+              <w:t>3</w:t>
+            </w:r>
+            <w:r>
+              <w:rPr>
+                <w:noProof/>
+                <w:webHidden/>
+              </w:rPr>
+              <w:fldChar w:fldCharType="end"/>
+            </w:r>
+          </w:hyperlink>
+        </w:p>
+        <w:p>
+          <w:pPr>
+            <w:pStyle w:val="TOC2"/>
+            <w:rPr>
+              <w:rFonts w:asciiTheme="minorHAnsi" w:eastAsiaTheme="minorEastAsia" w:hAnsiTheme="minorHAnsi" w:cstheme="minorBidi"/>
+              <w:b w:val="0"/>
+              <w:i w:val="0"/>
+              <w:iCs w:val="0"/>
+              <w:noProof/>
+              <w:color w:val="auto"/>
+              <w:kern w:val="2"/>
+              <w:sz w:val="24"/>
+              <w:szCs w:val="24"/>
+              <w14:ligatures w14:val="standardContextual"/>
+            </w:rPr>
+          </w:pPr>
+          <w:hyperlink w:anchor="_Toc225922824" w:history="1">
+            <w:r>
+              <w:rPr>
+                <w:rStyle w:val="Hyperlink"/>
+                <w:rFonts w:ascii="Nirmala UI" w:hAnsi="Nirmala UI" w:cs="Nirmala UI"/>
+                <w:noProof/>
+              </w:rPr>
+              <w:t>Phase 1: Production and Initial Review</w:t>
+            </w:r>
+            <w:r>
+              <w:rPr>
+                <w:noProof/>
+                <w:webHidden/>
+              </w:rPr>
+              <w:tab/>
+            </w:r>
+            <w:r>
+              <w:rPr>
+                <w:noProof/>
+                <w:webHidden/>
+              </w:rPr>
+              <w:fldChar w:fldCharType="begin"/>
+            </w:r>
+            <w:r>
+              <w:rPr>
+                <w:noProof/>
+                <w:webHidden/>
+              </w:rPr>
+              <w:instrText xml:space="preserve"> PAGEREF _Toc225922824 \h </w:instrText>
+            </w:r>
+            <w:r>
+              <w:rPr>
+                <w:noProof/>
+                <w:webHidden/>
+              </w:rPr>
+            </w:r>
+            <w:r>
+              <w:rPr>
+                <w:noProof/>
+                <w:webHidden/>
+              </w:rPr>
+              <w:fldChar w:fldCharType="separate"/>
+            </w:r>
+            <w:r>
+              <w:rPr>
+                <w:noProof/>
+                <w:webHidden/>
+              </w:rPr>
+              <w:t>3</w:t>
+            </w:r>
+            <w:r>
+              <w:rPr>
+                <w:noProof/>
+                <w:webHidden/>
+              </w:rPr>
+              <w:fldChar w:fldCharType="end"/>
+            </w:r>
+          </w:hyperlink>
+        </w:p>
+        <w:p>
+          <w:pPr>
+            <w:pStyle w:val="TOC2"/>
+            <w:rPr>
+              <w:rFonts w:asciiTheme="minorHAnsi" w:eastAsiaTheme="minorEastAsia" w:hAnsiTheme="minorHAnsi" w:cstheme="minorBidi"/>
+              <w:b w:val="0"/>
+              <w:i w:val="0"/>
+              <w:iCs w:val="0"/>
+              <w:noProof/>
+              <w:color w:val="auto"/>
+              <w:kern w:val="2"/>
+              <w:sz w:val="24"/>
+              <w:szCs w:val="24"/>
+              <w14:ligatures w14:val="standardContextual"/>
+            </w:rPr>
+          </w:pPr>
+          <w:hyperlink w:anchor="_Toc225922825" w:history="1">
+            <w:r>
+              <w:rPr>
+                <w:rStyle w:val="Hyperlink"/>
+                <w:rFonts w:ascii="Nirmala UI" w:hAnsi="Nirmala UI" w:cs="Nirmala UI"/>
+                <w:noProof/>
+              </w:rPr>
+              <w:t>Phase 2: Finalization and Conversion</w:t>
+            </w:r>
+            <w:r>
+              <w:rPr>
+                <w:noProof/>
+                <w:webHidden/>
+              </w:rPr>
+              <w:tab/>
+            </w:r>
+            <w:r>
+              <w:rPr>
+                <w:noProof/>
+                <w:webHidden/>
+              </w:rPr>
+              <w:fldChar w:fldCharType="begin"/>
+            </w:r>
+            <w:r>
+              <w:rPr>
+                <w:noProof/>
+                <w:webHidden/>
+              </w:rPr>
+              <w:instrText xml:space="preserve"> PAGEREF _Toc225922825 \h </w:instrText>
+            </w:r>
+            <w:r>
+              <w:rPr>
+                <w:noProof/>
+                <w:webHidden/>
+              </w:rPr>
+            </w:r>
+            <w:r>
+              <w:rPr>
+                <w:noProof/>
+                <w:webHidden/>
+              </w:rPr>
+              <w:fldChar w:fldCharType="separate"/>
+            </w:r>
+            <w:r>
+              <w:rPr>
+                <w:noProof/>
+                <w:webHidden/>
+              </w:rPr>
+              <w:t>3</w:t>
+            </w:r>
+            <w:r>
+              <w:rPr>
+                <w:noProof/>
+                <w:webHidden/>
+              </w:rPr>
+              <w:fldChar w:fldCharType="end"/>
+            </w:r>
+          </w:hyperlink>
+        </w:p>
+        <w:p>
+          <w:pPr>
+            <w:pStyle w:val="TOC2"/>
+            <w:rPr>
+              <w:rFonts w:asciiTheme="minorHAnsi" w:eastAsiaTheme="minorEastAsia" w:hAnsiTheme="minorHAnsi" w:cstheme="minorBidi"/>
+              <w:b w:val="0"/>
+              <w:i w:val="0"/>
+              <w:iCs w:val="0"/>
+              <w:noProof/>
+              <w:color w:val="auto"/>
+              <w:kern w:val="2"/>
+              <w:sz w:val="24"/>
+              <w:szCs w:val="24"/>
+              <w14:ligatures w14:val="standardContextual"/>
+            </w:rPr>
+          </w:pPr>
+          <w:hyperlink w:anchor="_Toc225922826" w:history="1">
+            <w:r>
+              <w:rPr>
+                <w:rStyle w:val="Hyperlink"/>
+                <w:rFonts w:ascii="Nirmala UI" w:hAnsi="Nirmala UI" w:cs="Nirmala UI"/>
+                <w:noProof/>
+              </w:rPr>
+              <w:t>Phase 3: Peer Review and Email Distribution</w:t>
+            </w:r>
+            <w:r>
+              <w:rPr>
+                <w:noProof/>
+                <w:webHidden/>
+              </w:rPr>
+              <w:tab/>
+            </w:r>
+            <w:r>
+              <w:rPr>
+                <w:noProof/>
+                <w:webHidden/>
+              </w:rPr>
+              <w:fldChar w:fldCharType="begin"/>
+            </w:r>
+            <w:r>
+              <w:rPr>
+                <w:noProof/>
+                <w:webHidden/>
+              </w:rPr>
+              <w:instrText xml:space="preserve"> PAGEREF _Toc225922826 \h </w:instrText>
+            </w:r>
+            <w:r>
+              <w:rPr>
+                <w:noProof/>
+                <w:webHidden/>
+              </w:rPr>
+            </w:r>
+            <w:r>
+              <w:rPr>
+                <w:noProof/>
+                <w:webHidden/>
+              </w:rPr>
+              <w:fldChar w:fldCharType="separate"/>
+            </w:r>
+            <w:r>
+              <w:rPr>
+                <w:noProof/>
+                <w:webHidden/>
+              </w:rPr>
+              <w:t>3</w:t>
+            </w:r>
+            <w:r>
+              <w:rPr>
+                <w:noProof/>
+                <w:webHidden/>
+              </w:rPr>
+              <w:fldChar w:fldCharType="end"/>
+            </w:r>
+          </w:hyperlink>
+        </w:p>
+        <w:p>
+          <w:pPr>
+            <w:pStyle w:val="TOC2"/>
+            <w:rPr>
+              <w:rFonts w:asciiTheme="minorHAnsi" w:eastAsiaTheme="minorEastAsia" w:hAnsiTheme="minorHAnsi" w:cstheme="minorBidi"/>
+              <w:b w:val="0"/>
+              <w:i w:val="0"/>
+              <w:iCs w:val="0"/>
+              <w:noProof/>
+              <w:color w:val="auto"/>
+              <w:kern w:val="2"/>
+              <w:sz w:val="24"/>
+              <w:szCs w:val="24"/>
+              <w14:ligatures w14:val="standardContextual"/>
+            </w:rPr>
+          </w:pPr>
+          <w:hyperlink w:anchor="_Toc225922827" w:history="1">
+            <w:r>
+              <w:rPr>
+                <w:rStyle w:val="Hyperlink"/>
+                <w:rFonts w:ascii="Nirmala UI" w:hAnsi="Nirmala UI" w:cs="Nirmala UI"/>
+                <w:noProof/>
+              </w:rPr>
+              <w:t>Maintenance: Master Recipient List</w:t>
+            </w:r>
+            <w:r>
+              <w:rPr>
+                <w:noProof/>
+                <w:webHidden/>
+              </w:rPr>
+              <w:tab/>
+            </w:r>
+            <w:r>
+              <w:rPr>
+                <w:noProof/>
+                <w:webHidden/>
+              </w:rPr>
+              <w:fldChar w:fldCharType="begin"/>
+            </w:r>
+            <w:r>
+              <w:rPr>
+                <w:noProof/>
+                <w:webHidden/>
+              </w:rPr>
+              <w:instrText xml:space="preserve"> PAGEREF _Toc225922827 \h </w:instrText>
+            </w:r>
+            <w:r>
+              <w:rPr>
+                <w:noProof/>
+                <w:webHidden/>
+              </w:rPr>
+            </w:r>
+            <w:r>
+              <w:rPr>
+                <w:noProof/>
+                <w:webHidden/>
+              </w:rPr>
+              <w:fldChar w:fldCharType="separate"/>
+            </w:r>
+            <w:r>
+              <w:rPr>
+                <w:noProof/>
+                <w:webHidden/>
+              </w:rPr>
+              <w:t>5</w:t>
+            </w:r>
+            <w:r>
+              <w:rPr>
+                <w:noProof/>
+                <w:webHidden/>
+              </w:rPr>
+              <w:fldChar w:fldCharType="end"/>
+            </w:r>
+          </w:hyperlink>
+        </w:p>
+        <w:p>
+          <w:pPr>
+            <w:pStyle w:val="TOC2"/>
+            <w:rPr>
+              <w:rFonts w:asciiTheme="minorHAnsi" w:eastAsiaTheme="minorEastAsia" w:hAnsiTheme="minorHAnsi" w:cstheme="minorBidi"/>
+              <w:b w:val="0"/>
+              <w:i w:val="0"/>
+              <w:iCs w:val="0"/>
+              <w:noProof/>
+              <w:color w:val="auto"/>
+              <w:kern w:val="2"/>
+              <w:sz w:val="24"/>
+              <w:szCs w:val="24"/>
+              <w14:ligatures w14:val="standardContextual"/>
+            </w:rPr>
+          </w:pPr>
+          <w:hyperlink w:anchor="_Toc225922828" w:history="1">
+            <w:r>
+              <w:rPr>
+                <w:rStyle w:val="Hyperlink"/>
+                <w:rFonts w:ascii="Nirmala UI" w:hAnsi="Nirmala UI" w:cs="Nirmala UI"/>
+                <w:noProof/>
+              </w:rPr>
+              <w:t>Overview of Steps, Requirements, and Responsible Party</w:t>
+            </w:r>
+            <w:r>
+              <w:rPr>
+                <w:noProof/>
+                <w:webHidden/>
+              </w:rPr>
+              <w:tab/>
+            </w:r>
+            <w:r>
+              <w:rPr>
+                <w:noProof/>
+                <w:webHidden/>
+              </w:rPr>
+              <w:fldChar w:fldCharType="begin"/>
+            </w:r>
+            <w:r>
+              <w:rPr>
+                <w:noProof/>
+                <w:webHidden/>
+              </w:rPr>
+              <w:instrText xml:space="preserve"> PAGEREF _Toc225922828 \h </w:instrText>
+            </w:r>
+            <w:r>
+              <w:rPr>
+                <w:noProof/>
+                <w:webHidden/>
+              </w:rPr>
+            </w:r>
+            <w:r>
+              <w:rPr>
+                <w:noProof/>
+                <w:webHidden/>
+              </w:rPr>
+              <w:fldChar w:fldCharType="separate"/>
+            </w:r>
+            <w:r>
+              <w:rPr>
+                <w:noProof/>
+                <w:webHidden/>
+              </w:rPr>
+              <w:t>5</w:t>
+            </w:r>
+            <w:r>
+              <w:rPr>
+                <w:noProof/>
+                <w:webHidden/>
+              </w:rPr>
+              <w:fldChar w:fldCharType="end"/>
+            </w:r>
+          </w:hyperlink>
+        </w:p>
+        <w:p>
+          <w:r>
+            <w:rPr>
+              <w:rFonts w:ascii="Nirmala UI" w:hAnsi="Nirmala UI" w:cs="Nirmala UI"/>
+              <w:b/>
+              <w:bCs/>
+              <w:noProof/>
+            </w:rPr>
+            <w:fldChar w:fldCharType="end"/>
+          </w:r>
+        </w:p>
       </w:sdtContent>
     </w:sdt>
     <w:p>
@@ -615,3111 +1099,23 @@
       <w:pPr>
         <w:pStyle w:val="Heading1"/>
       </w:pPr>
-      <w:bookmarkStart w:id="0" w:name="_Toc228190002"/>
-      <w:r>
-        <w:lastRenderedPageBreak/>
+      <w:r>
         <w:t>Table of Contents</w:t>
       </w:r>
-      <w:bookmarkEnd w:id="0"/>
-    </w:p>
-    <w:p>
-      <w:pPr>
-        <w:pStyle w:val="TOC1"/>
-        <w:rPr>
-          <w:rFonts w:asciiTheme="minorHAnsi" w:eastAsiaTheme="minorEastAsia" w:hAnsiTheme="minorHAnsi" w:cstheme="minorBidi"/>
-          <w:b w:val="0"/>
-          <w:noProof/>
-          <w:color w:val="auto"/>
-          <w:kern w:val="2"/>
-          <w:sz w:val="24"/>
-          <w:szCs w:val="24"/>
-          <w14:ligatures w14:val="standardContextual"/>
-        </w:rPr>
-      </w:pPr>
+    </w:p>
+    <w:p>
       <w:r>
         <w:fldChar w:fldCharType="begin"/>
       </w:r>
       <w:r>
-        <w:instrText>TOC \o "1-3" \h \z \u</w:instrText>
+        <w:instrText xml:space="preserve">TOC \o "1-3" \h \z \u</w:instrText>
       </w:r>
       <w:r>
         <w:fldChar w:fldCharType="separate"/>
       </w:r>
-      <w:hyperlink w:anchor="_Toc228190002" w:history="1">
-        <w:r>
-          <w:rPr>
-            <w:rStyle w:val="Hyperlink"/>
-            <w:noProof/>
-          </w:rPr>
-          <w:t>Table of Contents</w:t>
-        </w:r>
-        <w:r>
-          <w:rPr>
-            <w:noProof/>
-            <w:webHidden/>
-          </w:rPr>
-          <w:tab/>
-        </w:r>
-        <w:r>
-          <w:rPr>
-            <w:noProof/>
-            <w:webHidden/>
-          </w:rPr>
-          <w:fldChar w:fldCharType="begin"/>
-        </w:r>
-        <w:r>
-          <w:rPr>
-            <w:noProof/>
-            <w:webHidden/>
-          </w:rPr>
-          <w:instrText xml:space="preserve"> PAGEREF _Toc228190002 \h </w:instrText>
-        </w:r>
-        <w:r>
-          <w:rPr>
-            <w:noProof/>
-            <w:webHidden/>
-          </w:rPr>
-        </w:r>
-        <w:r>
-          <w:rPr>
-            <w:noProof/>
-            <w:webHidden/>
-          </w:rPr>
-          <w:fldChar w:fldCharType="separate"/>
-        </w:r>
-        <w:r>
-          <w:rPr>
-            <w:noProof/>
-            <w:webHidden/>
-          </w:rPr>
-          <w:t>2</w:t>
-        </w:r>
-        <w:r>
-          <w:rPr>
-            <w:noProof/>
-            <w:webHidden/>
-          </w:rPr>
-          <w:fldChar w:fldCharType="end"/>
-        </w:r>
-      </w:hyperlink>
-    </w:p>
-    <w:p>
-      <w:pPr>
-        <w:pStyle w:val="TOC2"/>
-        <w:rPr>
-          <w:rFonts w:asciiTheme="minorHAnsi" w:eastAsiaTheme="minorEastAsia" w:hAnsiTheme="minorHAnsi" w:cstheme="minorBidi"/>
-          <w:b w:val="0"/>
-          <w:i w:val="0"/>
-          <w:iCs w:val="0"/>
-          <w:noProof/>
-          <w:color w:val="auto"/>
-          <w:kern w:val="2"/>
-          <w:sz w:val="24"/>
-          <w:szCs w:val="24"/>
-          <w14:ligatures w14:val="standardContextual"/>
-        </w:rPr>
-      </w:pPr>
-      <w:hyperlink w:anchor="_Toc228190003" w:history="1">
-        <w:r>
-          <w:rPr>
-            <w:rStyle w:val="Hyperlink"/>
-            <w:noProof/>
-          </w:rPr>
-          <w:t>1. Purpose</w:t>
-        </w:r>
-        <w:r>
-          <w:rPr>
-            <w:noProof/>
-            <w:webHidden/>
-          </w:rPr>
-          <w:tab/>
-        </w:r>
-        <w:r>
-          <w:rPr>
-            <w:noProof/>
-            <w:webHidden/>
-          </w:rPr>
-          <w:fldChar w:fldCharType="begin"/>
-        </w:r>
-        <w:r>
-          <w:rPr>
-            <w:noProof/>
-            <w:webHidden/>
-          </w:rPr>
-          <w:instrText xml:space="preserve"> PAGEREF _Toc228190003 \h </w:instrText>
-        </w:r>
-        <w:r>
-          <w:rPr>
-            <w:noProof/>
-            <w:webHidden/>
-          </w:rPr>
-        </w:r>
-        <w:r>
-          <w:rPr>
-            <w:noProof/>
-            <w:webHidden/>
-          </w:rPr>
-          <w:fldChar w:fldCharType="separate"/>
-        </w:r>
-        <w:r>
-          <w:rPr>
-            <w:noProof/>
-            <w:webHidden/>
-          </w:rPr>
-          <w:t>4</w:t>
-        </w:r>
-        <w:r>
-          <w:rPr>
-            <w:noProof/>
-            <w:webHidden/>
-          </w:rPr>
-          <w:fldChar w:fldCharType="end"/>
-        </w:r>
-      </w:hyperlink>
-    </w:p>
-    <w:p>
-      <w:pPr>
-        <w:pStyle w:val="TOC2"/>
-        <w:rPr>
-          <w:rFonts w:asciiTheme="minorHAnsi" w:eastAsiaTheme="minorEastAsia" w:hAnsiTheme="minorHAnsi" w:cstheme="minorBidi"/>
-          <w:b w:val="0"/>
-          <w:i w:val="0"/>
-          <w:iCs w:val="0"/>
-          <w:noProof/>
-          <w:color w:val="auto"/>
-          <w:kern w:val="2"/>
-          <w:sz w:val="24"/>
-          <w:szCs w:val="24"/>
-          <w14:ligatures w14:val="standardContextual"/>
-        </w:rPr>
-      </w:pPr>
-      <w:hyperlink w:anchor="_Toc228190004" w:history="1">
-        <w:r>
-          <w:rPr>
-            <w:rStyle w:val="Hyperlink"/>
-            <w:noProof/>
-          </w:rPr>
-          <w:t>2. Scope</w:t>
-        </w:r>
-        <w:r>
-          <w:rPr>
-            <w:noProof/>
-            <w:webHidden/>
-          </w:rPr>
-          <w:tab/>
-        </w:r>
-        <w:r>
-          <w:rPr>
-            <w:noProof/>
-            <w:webHidden/>
-          </w:rPr>
-          <w:fldChar w:fldCharType="begin"/>
-        </w:r>
-        <w:r>
-          <w:rPr>
-            <w:noProof/>
-            <w:webHidden/>
-          </w:rPr>
-          <w:instrText xml:space="preserve"> PAGEREF _Toc228190004 \h </w:instrText>
-        </w:r>
-        <w:r>
-          <w:rPr>
-            <w:noProof/>
-            <w:webHidden/>
-          </w:rPr>
-        </w:r>
-        <w:r>
-          <w:rPr>
-            <w:noProof/>
-            <w:webHidden/>
-          </w:rPr>
-          <w:fldChar w:fldCharType="separate"/>
-        </w:r>
-        <w:r>
-          <w:rPr>
-            <w:noProof/>
-            <w:webHidden/>
-          </w:rPr>
-          <w:t>4</w:t>
-        </w:r>
-        <w:r>
-          <w:rPr>
-            <w:noProof/>
-            <w:webHidden/>
-          </w:rPr>
-          <w:fldChar w:fldCharType="end"/>
-        </w:r>
-      </w:hyperlink>
-    </w:p>
-    <w:p>
-      <w:pPr>
-        <w:pStyle w:val="TOC2"/>
-        <w:rPr>
-          <w:rFonts w:asciiTheme="minorHAnsi" w:eastAsiaTheme="minorEastAsia" w:hAnsiTheme="minorHAnsi" w:cstheme="minorBidi"/>
-          <w:b w:val="0"/>
-          <w:i w:val="0"/>
-          <w:iCs w:val="0"/>
-          <w:noProof/>
-          <w:color w:val="auto"/>
-          <w:kern w:val="2"/>
-          <w:sz w:val="24"/>
-          <w:szCs w:val="24"/>
-          <w14:ligatures w14:val="standardContextual"/>
-        </w:rPr>
-      </w:pPr>
-      <w:hyperlink w:anchor="_Toc228190005" w:history="1">
-        <w:r>
-          <w:rPr>
-            <w:rStyle w:val="Hyperlink"/>
-            <w:noProof/>
-          </w:rPr>
-          <w:t>3. Prerequisites</w:t>
-        </w:r>
-        <w:r>
-          <w:rPr>
-            <w:noProof/>
-            <w:webHidden/>
-          </w:rPr>
-          <w:tab/>
-        </w:r>
-        <w:r>
-          <w:rPr>
-            <w:noProof/>
-            <w:webHidden/>
-          </w:rPr>
-          <w:fldChar w:fldCharType="begin"/>
-        </w:r>
-        <w:r>
-          <w:rPr>
-            <w:noProof/>
-            <w:webHidden/>
-          </w:rPr>
-          <w:instrText xml:space="preserve"> PAGEREF _Toc228190005 \h </w:instrText>
-        </w:r>
-        <w:r>
-          <w:rPr>
-            <w:noProof/>
-            <w:webHidden/>
-          </w:rPr>
-        </w:r>
-        <w:r>
-          <w:rPr>
-            <w:noProof/>
-            <w:webHidden/>
-          </w:rPr>
-          <w:fldChar w:fldCharType="separate"/>
-        </w:r>
-        <w:r>
-          <w:rPr>
-            <w:noProof/>
-            <w:webHidden/>
-          </w:rPr>
-          <w:t>4</w:t>
-        </w:r>
-        <w:r>
-          <w:rPr>
-            <w:noProof/>
-            <w:webHidden/>
-          </w:rPr>
-          <w:fldChar w:fldCharType="end"/>
-        </w:r>
-      </w:hyperlink>
-    </w:p>
-    <w:p>
-      <w:pPr>
-        <w:pStyle w:val="TOC3"/>
-        <w:rPr>
-          <w:rFonts w:eastAsiaTheme="minorEastAsia"/>
-          <w:noProof/>
-          <w:kern w:val="2"/>
-          <w:sz w:val="24"/>
-          <w:szCs w:val="24"/>
-          <w14:ligatures w14:val="standardContextual"/>
-        </w:rPr>
-      </w:pPr>
-      <w:hyperlink w:anchor="_Toc228190006" w:history="1">
-        <w:r>
-          <w:rPr>
-            <w:rStyle w:val="Hyperlink"/>
-            <w:noProof/>
-          </w:rPr>
-          <w:t>3.1 Environment</w:t>
-        </w:r>
-        <w:r>
-          <w:rPr>
-            <w:noProof/>
-            <w:webHidden/>
-          </w:rPr>
-          <w:tab/>
-        </w:r>
-        <w:r>
-          <w:rPr>
-            <w:noProof/>
-            <w:webHidden/>
-          </w:rPr>
-          <w:fldChar w:fldCharType="begin"/>
-        </w:r>
-        <w:r>
-          <w:rPr>
-            <w:noProof/>
-            <w:webHidden/>
-          </w:rPr>
-          <w:instrText xml:space="preserve"> PAGEREF _Toc228190006 \h </w:instrText>
-        </w:r>
-        <w:r>
-          <w:rPr>
-            <w:noProof/>
-            <w:webHidden/>
-          </w:rPr>
-        </w:r>
-        <w:r>
-          <w:rPr>
-            <w:noProof/>
-            <w:webHidden/>
-          </w:rPr>
-          <w:fldChar w:fldCharType="separate"/>
-        </w:r>
-        <w:r>
-          <w:rPr>
-            <w:noProof/>
-            <w:webHidden/>
-          </w:rPr>
-          <w:t>4</w:t>
-        </w:r>
-        <w:r>
-          <w:rPr>
-            <w:noProof/>
-            <w:webHidden/>
-          </w:rPr>
-          <w:fldChar w:fldCharType="end"/>
-        </w:r>
-      </w:hyperlink>
-    </w:p>
-    <w:p>
-      <w:pPr>
-        <w:pStyle w:val="TOC3"/>
-        <w:rPr>
-          <w:rFonts w:eastAsiaTheme="minorEastAsia"/>
-          <w:noProof/>
-          <w:kern w:val="2"/>
-          <w:sz w:val="24"/>
-          <w:szCs w:val="24"/>
-          <w14:ligatures w14:val="standardContextual"/>
-        </w:rPr>
-      </w:pPr>
-      <w:hyperlink w:anchor="_Toc228190007" w:history="1">
-        <w:r>
-          <w:rPr>
-            <w:rStyle w:val="Hyperlink"/>
-            <w:noProof/>
-          </w:rPr>
-          <w:t>3.2 Input Data Files</w:t>
-        </w:r>
-        <w:r>
-          <w:rPr>
-            <w:noProof/>
-            <w:webHidden/>
-          </w:rPr>
-          <w:tab/>
-        </w:r>
-        <w:r>
-          <w:rPr>
-            <w:noProof/>
-            <w:webHidden/>
-          </w:rPr>
-          <w:fldChar w:fldCharType="begin"/>
-        </w:r>
-        <w:r>
-          <w:rPr>
-            <w:noProof/>
-            <w:webHidden/>
-          </w:rPr>
-          <w:instrText xml:space="preserve"> PAGEREF _Toc228190007 \h </w:instrText>
-        </w:r>
-        <w:r>
-          <w:rPr>
-            <w:noProof/>
-            <w:webHidden/>
-          </w:rPr>
-        </w:r>
-        <w:r>
-          <w:rPr>
-            <w:noProof/>
-            <w:webHidden/>
-          </w:rPr>
-          <w:fldChar w:fldCharType="separate"/>
-        </w:r>
-        <w:r>
-          <w:rPr>
-            <w:noProof/>
-            <w:webHidden/>
-          </w:rPr>
-          <w:t>5</w:t>
-        </w:r>
-        <w:r>
-          <w:rPr>
-            <w:noProof/>
-            <w:webHidden/>
-          </w:rPr>
-          <w:fldChar w:fldCharType="end"/>
-        </w:r>
-      </w:hyperlink>
-    </w:p>
-    <w:p>
-      <w:pPr>
-        <w:pStyle w:val="TOC2"/>
-        <w:rPr>
-          <w:rFonts w:asciiTheme="minorHAnsi" w:eastAsiaTheme="minorEastAsia" w:hAnsiTheme="minorHAnsi" w:cstheme="minorBidi"/>
-          <w:b w:val="0"/>
-          <w:i w:val="0"/>
-          <w:iCs w:val="0"/>
-          <w:noProof/>
-          <w:color w:val="auto"/>
-          <w:kern w:val="2"/>
-          <w:sz w:val="24"/>
-          <w:szCs w:val="24"/>
-          <w14:ligatures w14:val="standardContextual"/>
-        </w:rPr>
-      </w:pPr>
-      <w:hyperlink w:anchor="_Toc228190008" w:history="1">
-        <w:r>
-          <w:rPr>
-            <w:rStyle w:val="Hyperlink"/>
-            <w:noProof/>
-          </w:rPr>
-          <w:t>4. Key Configuration Parameters</w:t>
-        </w:r>
-        <w:r>
-          <w:rPr>
-            <w:noProof/>
-            <w:webHidden/>
-          </w:rPr>
-          <w:tab/>
-        </w:r>
-        <w:r>
-          <w:rPr>
-            <w:noProof/>
-            <w:webHidden/>
-          </w:rPr>
-          <w:fldChar w:fldCharType="begin"/>
-        </w:r>
-        <w:r>
-          <w:rPr>
-            <w:noProof/>
-            <w:webHidden/>
-          </w:rPr>
-          <w:instrText xml:space="preserve"> PAGEREF _Toc228190008 \h </w:instrText>
-        </w:r>
-        <w:r>
-          <w:rPr>
-            <w:noProof/>
-            <w:webHidden/>
-          </w:rPr>
-        </w:r>
-        <w:r>
-          <w:rPr>
-            <w:noProof/>
-            <w:webHidden/>
-          </w:rPr>
-          <w:fldChar w:fldCharType="separate"/>
-        </w:r>
-        <w:r>
-          <w:rPr>
-            <w:noProof/>
-            <w:webHidden/>
-          </w:rPr>
-          <w:t>5</w:t>
-        </w:r>
-        <w:r>
-          <w:rPr>
-            <w:noProof/>
-            <w:webHidden/>
-          </w:rPr>
-          <w:fldChar w:fldCharType="end"/>
-        </w:r>
-      </w:hyperlink>
-    </w:p>
-    <w:p>
-      <w:pPr>
-        <w:pStyle w:val="TOC2"/>
-        <w:rPr>
-          <w:rFonts w:asciiTheme="minorHAnsi" w:eastAsiaTheme="minorEastAsia" w:hAnsiTheme="minorHAnsi" w:cstheme="minorBidi"/>
-          <w:b w:val="0"/>
-          <w:i w:val="0"/>
-          <w:iCs w:val="0"/>
-          <w:noProof/>
-          <w:color w:val="auto"/>
-          <w:kern w:val="2"/>
-          <w:sz w:val="24"/>
-          <w:szCs w:val="24"/>
-          <w14:ligatures w14:val="standardContextual"/>
-        </w:rPr>
-      </w:pPr>
-      <w:hyperlink w:anchor="_Toc228190009" w:history="1">
-        <w:r>
-          <w:rPr>
-            <w:rStyle w:val="Hyperlink"/>
-            <w:noProof/>
-          </w:rPr>
-          <w:t>5. Pipeline Overview</w:t>
-        </w:r>
-        <w:r>
-          <w:rPr>
-            <w:noProof/>
-            <w:webHidden/>
-          </w:rPr>
-          <w:tab/>
-        </w:r>
-        <w:r>
-          <w:rPr>
-            <w:noProof/>
-            <w:webHidden/>
-          </w:rPr>
-          <w:fldChar w:fldCharType="begin"/>
-        </w:r>
-        <w:r>
-          <w:rPr>
-            <w:noProof/>
-            <w:webHidden/>
-          </w:rPr>
-          <w:instrText xml:space="preserve"> PAGEREF _Toc228190009 \h </w:instrText>
-        </w:r>
-        <w:r>
-          <w:rPr>
-            <w:noProof/>
-            <w:webHidden/>
-          </w:rPr>
-        </w:r>
-        <w:r>
-          <w:rPr>
-            <w:noProof/>
-            <w:webHidden/>
-          </w:rPr>
-          <w:fldChar w:fldCharType="separate"/>
-        </w:r>
-        <w:r>
-          <w:rPr>
-            <w:noProof/>
-            <w:webHidden/>
-          </w:rPr>
-          <w:t>6</w:t>
-        </w:r>
-        <w:r>
-          <w:rPr>
-            <w:noProof/>
-            <w:webHidden/>
-          </w:rPr>
-          <w:fldChar w:fldCharType="end"/>
-        </w:r>
-      </w:hyperlink>
-    </w:p>
-    <w:p>
-      <w:pPr>
-        <w:pStyle w:val="TOC2"/>
-        <w:rPr>
-          <w:rFonts w:asciiTheme="minorHAnsi" w:eastAsiaTheme="minorEastAsia" w:hAnsiTheme="minorHAnsi" w:cstheme="minorBidi"/>
-          <w:b w:val="0"/>
-          <w:i w:val="0"/>
-          <w:iCs w:val="0"/>
-          <w:noProof/>
-          <w:color w:val="auto"/>
-          <w:kern w:val="2"/>
-          <w:sz w:val="24"/>
-          <w:szCs w:val="24"/>
-          <w14:ligatures w14:val="standardContextual"/>
-        </w:rPr>
-      </w:pPr>
-      <w:hyperlink w:anchor="_Toc228190010" w:history="1">
-        <w:r>
-          <w:rPr>
-            <w:rStyle w:val="Hyperlink"/>
-            <w:noProof/>
-          </w:rPr>
-          <w:t>6. Step-by-Step Execution</w:t>
-        </w:r>
-        <w:r>
-          <w:rPr>
-            <w:noProof/>
-            <w:webHidden/>
-          </w:rPr>
-          <w:tab/>
-        </w:r>
-        <w:r>
-          <w:rPr>
-            <w:noProof/>
-            <w:webHidden/>
-          </w:rPr>
-          <w:fldChar w:fldCharType="begin"/>
-        </w:r>
-        <w:r>
-          <w:rPr>
-            <w:noProof/>
-            <w:webHidden/>
-          </w:rPr>
-          <w:instrText xml:space="preserve"> PAGEREF _Toc228190010 \h </w:instrText>
-        </w:r>
-        <w:r>
-          <w:rPr>
-            <w:noProof/>
-            <w:webHidden/>
-          </w:rPr>
-        </w:r>
-        <w:r>
-          <w:rPr>
-            <w:noProof/>
-            <w:webHidden/>
-          </w:rPr>
-          <w:fldChar w:fldCharType="separate"/>
-        </w:r>
-        <w:r>
-          <w:rPr>
-            <w:noProof/>
-            <w:webHidden/>
-          </w:rPr>
-          <w:t>7</w:t>
-        </w:r>
-        <w:r>
-          <w:rPr>
-            <w:noProof/>
-            <w:webHidden/>
-          </w:rPr>
-          <w:fldChar w:fldCharType="end"/>
-        </w:r>
-      </w:hyperlink>
-    </w:p>
-    <w:p>
-      <w:pPr>
-        <w:pStyle w:val="TOC3"/>
-        <w:rPr>
-          <w:rFonts w:eastAsiaTheme="minorEastAsia"/>
-          <w:noProof/>
-          <w:kern w:val="2"/>
-          <w:sz w:val="24"/>
-          <w:szCs w:val="24"/>
-          <w14:ligatures w14:val="standardContextual"/>
-        </w:rPr>
-      </w:pPr>
-      <w:hyperlink w:anchor="_Toc228190011" w:history="1">
-        <w:r>
-          <w:rPr>
-            <w:rStyle w:val="Hyperlink"/>
-            <w:noProof/>
-          </w:rPr>
-          <w:t>Step 1 — Import Dependencies</w:t>
-        </w:r>
-        <w:r>
-          <w:rPr>
-            <w:noProof/>
-            <w:webHidden/>
-          </w:rPr>
-          <w:tab/>
-        </w:r>
-        <w:r>
-          <w:rPr>
-            <w:noProof/>
-            <w:webHidden/>
-          </w:rPr>
-          <w:fldChar w:fldCharType="begin"/>
-        </w:r>
-        <w:r>
-          <w:rPr>
-            <w:noProof/>
-            <w:webHidden/>
-          </w:rPr>
-          <w:instrText xml:space="preserve"> PAGEREF _Toc228190011 \h </w:instrText>
-        </w:r>
-        <w:r>
-          <w:rPr>
-            <w:noProof/>
-            <w:webHidden/>
-          </w:rPr>
-        </w:r>
-        <w:r>
-          <w:rPr>
-            <w:noProof/>
-            <w:webHidden/>
-          </w:rPr>
-          <w:fldChar w:fldCharType="separate"/>
-        </w:r>
-        <w:r>
-          <w:rPr>
-            <w:noProof/>
-            <w:webHidden/>
-          </w:rPr>
-          <w:t>7</w:t>
-        </w:r>
-        <w:r>
-          <w:rPr>
-            <w:noProof/>
-            <w:webHidden/>
-          </w:rPr>
-          <w:fldChar w:fldCharType="end"/>
-        </w:r>
-      </w:hyperlink>
-    </w:p>
-    <w:p>
-      <w:pPr>
-        <w:pStyle w:val="TOC3"/>
-        <w:rPr>
-          <w:rFonts w:eastAsiaTheme="minorEastAsia"/>
-          <w:noProof/>
-          <w:kern w:val="2"/>
-          <w:sz w:val="24"/>
-          <w:szCs w:val="24"/>
-          <w14:ligatures w14:val="standardContextual"/>
-        </w:rPr>
-      </w:pPr>
-      <w:hyperlink w:anchor="_Toc228190012" w:history="1">
-        <w:r>
-          <w:rPr>
-            <w:rStyle w:val="Hyperlink"/>
-            <w:noProof/>
-          </w:rPr>
-          <w:t>Step 2 — Set Date Window</w:t>
-        </w:r>
-        <w:r>
-          <w:rPr>
-            <w:noProof/>
-            <w:webHidden/>
-          </w:rPr>
-          <w:tab/>
-        </w:r>
-        <w:r>
-          <w:rPr>
-            <w:noProof/>
-            <w:webHidden/>
-          </w:rPr>
-          <w:fldChar w:fldCharType="begin"/>
-        </w:r>
-        <w:r>
-          <w:rPr>
-            <w:noProof/>
-            <w:webHidden/>
-          </w:rPr>
-          <w:instrText xml:space="preserve"> PAGEREF _Toc228190012 \h </w:instrText>
-        </w:r>
-        <w:r>
-          <w:rPr>
-            <w:noProof/>
-            <w:webHidden/>
-          </w:rPr>
-        </w:r>
-        <w:r>
-          <w:rPr>
-            <w:noProof/>
-            <w:webHidden/>
-          </w:rPr>
-          <w:fldChar w:fldCharType="separate"/>
-        </w:r>
-        <w:r>
-          <w:rPr>
-            <w:noProof/>
-            <w:webHidden/>
-          </w:rPr>
-          <w:t>7</w:t>
-        </w:r>
-        <w:r>
-          <w:rPr>
-            <w:noProof/>
-            <w:webHidden/>
-          </w:rPr>
-          <w:fldChar w:fldCharType="end"/>
-        </w:r>
-      </w:hyperlink>
-    </w:p>
-    <w:p>
-      <w:pPr>
-        <w:pStyle w:val="TOC3"/>
-        <w:rPr>
-          <w:rFonts w:eastAsiaTheme="minorEastAsia"/>
-          <w:noProof/>
-          <w:kern w:val="2"/>
-          <w:sz w:val="24"/>
-          <w:szCs w:val="24"/>
-          <w14:ligatures w14:val="standardContextual"/>
-        </w:rPr>
-      </w:pPr>
-      <w:hyperlink w:anchor="_Toc228190013" w:history="1">
-        <w:r>
-          <w:rPr>
-            <w:rStyle w:val="Hyperlink"/>
-            <w:noProof/>
-          </w:rPr>
-          <w:t>Step 3 — Load Daily OpDiv CSVs</w:t>
-        </w:r>
-        <w:r>
-          <w:rPr>
-            <w:noProof/>
-            <w:webHidden/>
-          </w:rPr>
-          <w:tab/>
-        </w:r>
-        <w:r>
-          <w:rPr>
-            <w:noProof/>
-            <w:webHidden/>
-          </w:rPr>
-          <w:fldChar w:fldCharType="begin"/>
-        </w:r>
-        <w:r>
-          <w:rPr>
-            <w:noProof/>
-            <w:webHidden/>
-          </w:rPr>
-          <w:instrText xml:space="preserve"> PAGEREF _Toc228190013 \h </w:instrText>
-        </w:r>
-        <w:r>
-          <w:rPr>
-            <w:noProof/>
-            <w:webHidden/>
-          </w:rPr>
-        </w:r>
-        <w:r>
-          <w:rPr>
-            <w:noProof/>
-            <w:webHidden/>
-          </w:rPr>
-          <w:fldChar w:fldCharType="separate"/>
-        </w:r>
-        <w:r>
-          <w:rPr>
-            <w:noProof/>
-            <w:webHidden/>
-          </w:rPr>
-          <w:t>8</w:t>
-        </w:r>
-        <w:r>
-          <w:rPr>
-            <w:noProof/>
-            <w:webHidden/>
-          </w:rPr>
-          <w:fldChar w:fldCharType="end"/>
-        </w:r>
-      </w:hyperlink>
-    </w:p>
-    <w:p>
-      <w:pPr>
-        <w:pStyle w:val="TOC3"/>
-        <w:rPr>
-          <w:rFonts w:eastAsiaTheme="minorEastAsia"/>
-          <w:noProof/>
-          <w:kern w:val="2"/>
-          <w:sz w:val="24"/>
-          <w:szCs w:val="24"/>
-          <w14:ligatures w14:val="standardContextual"/>
-        </w:rPr>
-      </w:pPr>
-      <w:hyperlink w:anchor="_Toc228190014" w:history="1">
-        <w:r>
-          <w:rPr>
-            <w:rStyle w:val="Hyperlink"/>
-            <w:noProof/>
-          </w:rPr>
-          <w:t>Step 4 — Clean and Reshape</w:t>
-        </w:r>
-        <w:r>
-          <w:rPr>
-            <w:noProof/>
-            <w:webHidden/>
-          </w:rPr>
-          <w:tab/>
-        </w:r>
-        <w:r>
-          <w:rPr>
-            <w:noProof/>
-            <w:webHidden/>
-          </w:rPr>
-          <w:fldChar w:fldCharType="begin"/>
-        </w:r>
-        <w:r>
-          <w:rPr>
-            <w:noProof/>
-            <w:webHidden/>
-          </w:rPr>
-          <w:instrText xml:space="preserve"> PAGEREF _Toc228190014 \h </w:instrText>
-        </w:r>
-        <w:r>
-          <w:rPr>
-            <w:noProof/>
-            <w:webHidden/>
-          </w:rPr>
-        </w:r>
-        <w:r>
-          <w:rPr>
-            <w:noProof/>
-            <w:webHidden/>
-          </w:rPr>
-          <w:fldChar w:fldCharType="separate"/>
-        </w:r>
-        <w:r>
-          <w:rPr>
-            <w:noProof/>
-            <w:webHidden/>
-          </w:rPr>
-          <w:t>8</w:t>
-        </w:r>
-        <w:r>
-          <w:rPr>
-            <w:noProof/>
-            <w:webHidden/>
-          </w:rPr>
-          <w:fldChar w:fldCharType="end"/>
-        </w:r>
-      </w:hyperlink>
-    </w:p>
-    <w:p>
-      <w:pPr>
-        <w:pStyle w:val="TOC3"/>
-        <w:rPr>
-          <w:rFonts w:eastAsiaTheme="minorEastAsia"/>
-          <w:noProof/>
-          <w:kern w:val="2"/>
-          <w:sz w:val="24"/>
-          <w:szCs w:val="24"/>
-          <w14:ligatures w14:val="standardContextual"/>
-        </w:rPr>
-      </w:pPr>
-      <w:hyperlink w:anchor="_Toc228190015" w:history="1">
-        <w:r>
-          <w:rPr>
-            <w:rStyle w:val="Hyperlink"/>
-            <w:noProof/>
-          </w:rPr>
-          <w:t>Step 5 — Build Per-OpDiv Dense Panel</w:t>
-        </w:r>
-        <w:r>
-          <w:rPr>
-            <w:noProof/>
-            <w:webHidden/>
-          </w:rPr>
-          <w:tab/>
-        </w:r>
-        <w:r>
-          <w:rPr>
-            <w:noProof/>
-            <w:webHidden/>
-          </w:rPr>
-          <w:fldChar w:fldCharType="begin"/>
-        </w:r>
-        <w:r>
-          <w:rPr>
-            <w:noProof/>
-            <w:webHidden/>
-          </w:rPr>
-          <w:instrText xml:space="preserve"> PAGEREF _Toc228190015 \h </w:instrText>
-        </w:r>
-        <w:r>
-          <w:rPr>
-            <w:noProof/>
-            <w:webHidden/>
-          </w:rPr>
-        </w:r>
-        <w:r>
-          <w:rPr>
-            <w:noProof/>
-            <w:webHidden/>
-          </w:rPr>
-          <w:fldChar w:fldCharType="separate"/>
-        </w:r>
-        <w:r>
-          <w:rPr>
-            <w:noProof/>
-            <w:webHidden/>
-          </w:rPr>
-          <w:t>9</w:t>
-        </w:r>
-        <w:r>
-          <w:rPr>
-            <w:noProof/>
-            <w:webHidden/>
-          </w:rPr>
-          <w:fldChar w:fldCharType="end"/>
-        </w:r>
-      </w:hyperlink>
-    </w:p>
-    <w:p>
-      <w:pPr>
-        <w:pStyle w:val="TOC3"/>
-        <w:rPr>
-          <w:rFonts w:eastAsiaTheme="minorEastAsia"/>
-          <w:noProof/>
-          <w:kern w:val="2"/>
-          <w:sz w:val="24"/>
-          <w:szCs w:val="24"/>
-          <w14:ligatures w14:val="standardContextual"/>
-        </w:rPr>
-      </w:pPr>
-      <w:hyperlink w:anchor="_Toc228190016" w:history="1">
-        <w:r>
-          <w:rPr>
-            <w:rStyle w:val="Hyperlink"/>
-            <w:noProof/>
-          </w:rPr>
-          <w:t>Step 6 — Define Modeling Functions</w:t>
-        </w:r>
-        <w:r>
-          <w:rPr>
-            <w:noProof/>
-            <w:webHidden/>
-          </w:rPr>
-          <w:tab/>
-        </w:r>
-        <w:r>
-          <w:rPr>
-            <w:noProof/>
-            <w:webHidden/>
-          </w:rPr>
-          <w:fldChar w:fldCharType="begin"/>
-        </w:r>
-        <w:r>
-          <w:rPr>
-            <w:noProof/>
-            <w:webHidden/>
-          </w:rPr>
-          <w:instrText xml:space="preserve"> PAGEREF _Toc228190016 \h </w:instrText>
-        </w:r>
-        <w:r>
-          <w:rPr>
-            <w:noProof/>
-            <w:webHidden/>
-          </w:rPr>
-        </w:r>
-        <w:r>
-          <w:rPr>
-            <w:noProof/>
-            <w:webHidden/>
-          </w:rPr>
-          <w:fldChar w:fldCharType="separate"/>
-        </w:r>
-        <w:r>
-          <w:rPr>
-            <w:noProof/>
-            <w:webHidden/>
-          </w:rPr>
-          <w:t>9</w:t>
-        </w:r>
-        <w:r>
-          <w:rPr>
-            <w:noProof/>
-            <w:webHidden/>
-          </w:rPr>
-          <w:fldChar w:fldCharType="end"/>
-        </w:r>
-      </w:hyperlink>
-    </w:p>
-    <w:p>
-      <w:pPr>
-        <w:pStyle w:val="TOC3"/>
-        <w:rPr>
-          <w:rFonts w:eastAsiaTheme="minorEastAsia"/>
-          <w:noProof/>
-          <w:kern w:val="2"/>
-          <w:sz w:val="24"/>
-          <w:szCs w:val="24"/>
-          <w14:ligatures w14:val="standardContextual"/>
-        </w:rPr>
-      </w:pPr>
-      <w:hyperlink w:anchor="_Toc228190017" w:history="1">
-        <w:r>
-          <w:rPr>
-            <w:rStyle w:val="Hyperlink"/>
-            <w:noProof/>
-          </w:rPr>
-          <w:t xml:space="preserve">Step 7 — Run </w:t>
-        </w:r>
-        <w:r>
-          <w:rPr>
-            <w:rStyle w:val="Hyperlink"/>
-            <w:rFonts w:ascii="Consolas" w:hAnsi="Consolas"/>
-            <w:noProof/>
-          </w:rPr>
-          <w:t>main()</w:t>
-        </w:r>
-        <w:r>
-          <w:rPr>
-            <w:noProof/>
-            <w:webHidden/>
-          </w:rPr>
-          <w:tab/>
-        </w:r>
-        <w:r>
-          <w:rPr>
-            <w:noProof/>
-            <w:webHidden/>
-          </w:rPr>
-          <w:fldChar w:fldCharType="begin"/>
-        </w:r>
-        <w:r>
-          <w:rPr>
-            <w:noProof/>
-            <w:webHidden/>
-          </w:rPr>
-          <w:instrText xml:space="preserve"> PAGEREF _Toc228190017 \h </w:instrText>
-        </w:r>
-        <w:r>
-          <w:rPr>
-            <w:noProof/>
-            <w:webHidden/>
-          </w:rPr>
-        </w:r>
-        <w:r>
-          <w:rPr>
-            <w:noProof/>
-            <w:webHidden/>
-          </w:rPr>
-          <w:fldChar w:fldCharType="separate"/>
-        </w:r>
-        <w:r>
-          <w:rPr>
-            <w:noProof/>
-            <w:webHidden/>
-          </w:rPr>
-          <w:t>10</w:t>
-        </w:r>
-        <w:r>
-          <w:rPr>
-            <w:noProof/>
-            <w:webHidden/>
-          </w:rPr>
-          <w:fldChar w:fldCharType="end"/>
-        </w:r>
-      </w:hyperlink>
-    </w:p>
-    <w:p>
-      <w:pPr>
-        <w:pStyle w:val="TOC2"/>
-        <w:rPr>
-          <w:rFonts w:asciiTheme="minorHAnsi" w:eastAsiaTheme="minorEastAsia" w:hAnsiTheme="minorHAnsi" w:cstheme="minorBidi"/>
-          <w:b w:val="0"/>
-          <w:i w:val="0"/>
-          <w:iCs w:val="0"/>
-          <w:noProof/>
-          <w:color w:val="auto"/>
-          <w:kern w:val="2"/>
-          <w:sz w:val="24"/>
-          <w:szCs w:val="24"/>
-          <w14:ligatures w14:val="standardContextual"/>
-        </w:rPr>
-      </w:pPr>
-      <w:hyperlink w:anchor="_Toc228190018" w:history="1">
-        <w:r>
-          <w:rPr>
-            <w:rStyle w:val="Hyperlink"/>
-            <w:noProof/>
-          </w:rPr>
-          <w:t>7. Features Used in Modeling</w:t>
-        </w:r>
-        <w:r>
-          <w:rPr>
-            <w:noProof/>
-            <w:webHidden/>
-          </w:rPr>
-          <w:tab/>
-        </w:r>
-        <w:r>
-          <w:rPr>
-            <w:noProof/>
-            <w:webHidden/>
-          </w:rPr>
-          <w:fldChar w:fldCharType="begin"/>
-        </w:r>
-        <w:r>
-          <w:rPr>
-            <w:noProof/>
-            <w:webHidden/>
-          </w:rPr>
-          <w:instrText xml:space="preserve"> PAGEREF _Toc228190018 \h </w:instrText>
-        </w:r>
-        <w:r>
-          <w:rPr>
-            <w:noProof/>
-            <w:webHidden/>
-          </w:rPr>
-        </w:r>
-        <w:r>
-          <w:rPr>
-            <w:noProof/>
-            <w:webHidden/>
-          </w:rPr>
-          <w:fldChar w:fldCharType="separate"/>
-        </w:r>
-        <w:r>
-          <w:rPr>
-            <w:noProof/>
-            <w:webHidden/>
-          </w:rPr>
-          <w:t>11</w:t>
-        </w:r>
-        <w:r>
-          <w:rPr>
-            <w:noProof/>
-            <w:webHidden/>
-          </w:rPr>
-          <w:fldChar w:fldCharType="end"/>
-        </w:r>
-      </w:hyperlink>
-    </w:p>
-    <w:p>
-      <w:pPr>
-        <w:pStyle w:val="TOC3"/>
-        <w:rPr>
-          <w:rFonts w:eastAsiaTheme="minorEastAsia"/>
-          <w:noProof/>
-          <w:kern w:val="2"/>
-          <w:sz w:val="24"/>
-          <w:szCs w:val="24"/>
-          <w14:ligatures w14:val="standardContextual"/>
-        </w:rPr>
-      </w:pPr>
-      <w:hyperlink w:anchor="_Toc228190019" w:history="1">
-        <w:r>
-          <w:rPr>
-            <w:rStyle w:val="Hyperlink"/>
-            <w:noProof/>
-          </w:rPr>
-          <w:t>7.1 Time-Series Features (computed per indicator)</w:t>
-        </w:r>
-        <w:r>
-          <w:rPr>
-            <w:noProof/>
-            <w:webHidden/>
-          </w:rPr>
-          <w:tab/>
-        </w:r>
-        <w:r>
-          <w:rPr>
-            <w:noProof/>
-            <w:webHidden/>
-          </w:rPr>
-          <w:fldChar w:fldCharType="begin"/>
-        </w:r>
-        <w:r>
-          <w:rPr>
-            <w:noProof/>
-            <w:webHidden/>
-          </w:rPr>
-          <w:instrText xml:space="preserve"> PAGEREF _Toc228190019 \h </w:instrText>
-        </w:r>
-        <w:r>
-          <w:rPr>
-            <w:noProof/>
-            <w:webHidden/>
-          </w:rPr>
-        </w:r>
-        <w:r>
-          <w:rPr>
-            <w:noProof/>
-            <w:webHidden/>
-          </w:rPr>
-          <w:fldChar w:fldCharType="separate"/>
-        </w:r>
-        <w:r>
-          <w:rPr>
-            <w:noProof/>
-            <w:webHidden/>
-          </w:rPr>
-          <w:t>11</w:t>
-        </w:r>
-        <w:r>
-          <w:rPr>
-            <w:noProof/>
-            <w:webHidden/>
-          </w:rPr>
-          <w:fldChar w:fldCharType="end"/>
-        </w:r>
-      </w:hyperlink>
-    </w:p>
-    <w:p>
-      <w:pPr>
-        <w:pStyle w:val="TOC3"/>
-        <w:rPr>
-          <w:rFonts w:eastAsiaTheme="minorEastAsia"/>
-          <w:noProof/>
-          <w:kern w:val="2"/>
-          <w:sz w:val="24"/>
-          <w:szCs w:val="24"/>
-          <w14:ligatures w14:val="standardContextual"/>
-        </w:rPr>
-      </w:pPr>
-      <w:hyperlink w:anchor="_Toc228190020" w:history="1">
-        <w:r>
-          <w:rPr>
-            <w:rStyle w:val="Hyperlink"/>
-            <w:noProof/>
-          </w:rPr>
-          <w:t>7.2 Supervised Labels (computed per indicator per horizon)</w:t>
-        </w:r>
-        <w:r>
-          <w:rPr>
-            <w:noProof/>
-            <w:webHidden/>
-          </w:rPr>
-          <w:tab/>
-        </w:r>
-        <w:r>
-          <w:rPr>
-            <w:noProof/>
-            <w:webHidden/>
-          </w:rPr>
-          <w:fldChar w:fldCharType="begin"/>
-        </w:r>
-        <w:r>
-          <w:rPr>
-            <w:noProof/>
-            <w:webHidden/>
-          </w:rPr>
-          <w:instrText xml:space="preserve"> PAGEREF _Toc228190020 \h </w:instrText>
-        </w:r>
-        <w:r>
-          <w:rPr>
-            <w:noProof/>
-            <w:webHidden/>
-          </w:rPr>
-        </w:r>
-        <w:r>
-          <w:rPr>
-            <w:noProof/>
-            <w:webHidden/>
-          </w:rPr>
-          <w:fldChar w:fldCharType="separate"/>
-        </w:r>
-        <w:r>
-          <w:rPr>
-            <w:noProof/>
-            <w:webHidden/>
-          </w:rPr>
-          <w:t>12</w:t>
-        </w:r>
-        <w:r>
-          <w:rPr>
-            <w:noProof/>
-            <w:webHidden/>
-          </w:rPr>
-          <w:fldChar w:fldCharType="end"/>
-        </w:r>
-      </w:hyperlink>
-    </w:p>
-    <w:p>
-      <w:pPr>
-        <w:pStyle w:val="TOC2"/>
-        <w:rPr>
-          <w:rFonts w:asciiTheme="minorHAnsi" w:eastAsiaTheme="minorEastAsia" w:hAnsiTheme="minorHAnsi" w:cstheme="minorBidi"/>
-          <w:b w:val="0"/>
-          <w:i w:val="0"/>
-          <w:iCs w:val="0"/>
-          <w:noProof/>
-          <w:color w:val="auto"/>
-          <w:kern w:val="2"/>
-          <w:sz w:val="24"/>
-          <w:szCs w:val="24"/>
-          <w14:ligatures w14:val="standardContextual"/>
-        </w:rPr>
-      </w:pPr>
-      <w:hyperlink w:anchor="_Toc228190021" w:history="1">
-        <w:r>
-          <w:rPr>
-            <w:rStyle w:val="Hyperlink"/>
-            <w:noProof/>
-          </w:rPr>
-          <w:t>8. Forecasting Models</w:t>
-        </w:r>
-        <w:r>
-          <w:rPr>
-            <w:noProof/>
-            <w:webHidden/>
-          </w:rPr>
-          <w:tab/>
-        </w:r>
-        <w:r>
-          <w:rPr>
-            <w:noProof/>
-            <w:webHidden/>
-          </w:rPr>
-          <w:fldChar w:fldCharType="begin"/>
-        </w:r>
-        <w:r>
-          <w:rPr>
-            <w:noProof/>
-            <w:webHidden/>
-          </w:rPr>
-          <w:instrText xml:space="preserve"> PAGEREF _Toc228190021 \h </w:instrText>
-        </w:r>
-        <w:r>
-          <w:rPr>
-            <w:noProof/>
-            <w:webHidden/>
-          </w:rPr>
-        </w:r>
-        <w:r>
-          <w:rPr>
-            <w:noProof/>
-            <w:webHidden/>
-          </w:rPr>
-          <w:fldChar w:fldCharType="separate"/>
-        </w:r>
-        <w:r>
-          <w:rPr>
-            <w:noProof/>
-            <w:webHidden/>
-          </w:rPr>
-          <w:t>12</w:t>
-        </w:r>
-        <w:r>
-          <w:rPr>
-            <w:noProof/>
-            <w:webHidden/>
-          </w:rPr>
-          <w:fldChar w:fldCharType="end"/>
-        </w:r>
-      </w:hyperlink>
-    </w:p>
-    <w:p>
-      <w:pPr>
-        <w:pStyle w:val="TOC3"/>
-        <w:rPr>
-          <w:rFonts w:eastAsiaTheme="minorEastAsia"/>
-          <w:noProof/>
-          <w:kern w:val="2"/>
-          <w:sz w:val="24"/>
-          <w:szCs w:val="24"/>
-          <w14:ligatures w14:val="standardContextual"/>
-        </w:rPr>
-      </w:pPr>
-      <w:hyperlink w:anchor="_Toc228190022" w:history="1">
-        <w:r>
-          <w:rPr>
-            <w:rStyle w:val="Hyperlink"/>
-            <w:noProof/>
-          </w:rPr>
-          <w:t>8.1 Logistic Regression</w:t>
-        </w:r>
-        <w:r>
-          <w:rPr>
-            <w:noProof/>
-            <w:webHidden/>
-          </w:rPr>
-          <w:tab/>
-        </w:r>
-        <w:r>
-          <w:rPr>
-            <w:noProof/>
-            <w:webHidden/>
-          </w:rPr>
-          <w:fldChar w:fldCharType="begin"/>
-        </w:r>
-        <w:r>
-          <w:rPr>
-            <w:noProof/>
-            <w:webHidden/>
-          </w:rPr>
-          <w:instrText xml:space="preserve"> PAGEREF _Toc228190022 \h </w:instrText>
-        </w:r>
-        <w:r>
-          <w:rPr>
-            <w:noProof/>
-            <w:webHidden/>
-          </w:rPr>
-        </w:r>
-        <w:r>
-          <w:rPr>
-            <w:noProof/>
-            <w:webHidden/>
-          </w:rPr>
-          <w:fldChar w:fldCharType="separate"/>
-        </w:r>
-        <w:r>
-          <w:rPr>
-            <w:noProof/>
-            <w:webHidden/>
-          </w:rPr>
-          <w:t>12</w:t>
-        </w:r>
-        <w:r>
-          <w:rPr>
-            <w:noProof/>
-            <w:webHidden/>
-          </w:rPr>
-          <w:fldChar w:fldCharType="end"/>
-        </w:r>
-      </w:hyperlink>
-    </w:p>
-    <w:p>
-      <w:pPr>
-        <w:pStyle w:val="TOC3"/>
-        <w:rPr>
-          <w:rFonts w:eastAsiaTheme="minorEastAsia"/>
-          <w:noProof/>
-          <w:kern w:val="2"/>
-          <w:sz w:val="24"/>
-          <w:szCs w:val="24"/>
-          <w14:ligatures w14:val="standardContextual"/>
-        </w:rPr>
-      </w:pPr>
-      <w:hyperlink w:anchor="_Toc228190023" w:history="1">
-        <w:r>
-          <w:rPr>
-            <w:rStyle w:val="Hyperlink"/>
-            <w:noProof/>
-          </w:rPr>
-          <w:t>8.2 Gradient Boosting Classifier</w:t>
-        </w:r>
-        <w:r>
-          <w:rPr>
-            <w:noProof/>
-            <w:webHidden/>
-          </w:rPr>
-          <w:tab/>
-        </w:r>
-        <w:r>
-          <w:rPr>
-            <w:noProof/>
-            <w:webHidden/>
-          </w:rPr>
-          <w:fldChar w:fldCharType="begin"/>
-        </w:r>
-        <w:r>
-          <w:rPr>
-            <w:noProof/>
-            <w:webHidden/>
-          </w:rPr>
-          <w:instrText xml:space="preserve"> PAGEREF _Toc228190023 \h </w:instrText>
-        </w:r>
-        <w:r>
-          <w:rPr>
-            <w:noProof/>
-            <w:webHidden/>
-          </w:rPr>
-        </w:r>
-        <w:r>
-          <w:rPr>
-            <w:noProof/>
-            <w:webHidden/>
-          </w:rPr>
-          <w:fldChar w:fldCharType="separate"/>
-        </w:r>
-        <w:r>
-          <w:rPr>
-            <w:noProof/>
-            <w:webHidden/>
-          </w:rPr>
-          <w:t>13</w:t>
-        </w:r>
-        <w:r>
-          <w:rPr>
-            <w:noProof/>
-            <w:webHidden/>
-          </w:rPr>
-          <w:fldChar w:fldCharType="end"/>
-        </w:r>
-      </w:hyperlink>
-    </w:p>
-    <w:p>
-      <w:pPr>
-        <w:pStyle w:val="TOC3"/>
-        <w:rPr>
-          <w:rFonts w:eastAsiaTheme="minorEastAsia"/>
-          <w:noProof/>
-          <w:kern w:val="2"/>
-          <w:sz w:val="24"/>
-          <w:szCs w:val="24"/>
-          <w14:ligatures w14:val="standardContextual"/>
-        </w:rPr>
-      </w:pPr>
-      <w:hyperlink w:anchor="_Toc228190024" w:history="1">
-        <w:r>
-          <w:rPr>
-            <w:rStyle w:val="Hyperlink"/>
-            <w:noProof/>
-          </w:rPr>
-          <w:t>8.3 Exponential (Poisson-Rate) Model</w:t>
-        </w:r>
-        <w:r>
-          <w:rPr>
-            <w:noProof/>
-            <w:webHidden/>
-          </w:rPr>
-          <w:tab/>
-        </w:r>
-        <w:r>
-          <w:rPr>
-            <w:noProof/>
-            <w:webHidden/>
-          </w:rPr>
-          <w:fldChar w:fldCharType="begin"/>
-        </w:r>
-        <w:r>
-          <w:rPr>
-            <w:noProof/>
-            <w:webHidden/>
-          </w:rPr>
-          <w:instrText xml:space="preserve"> PAGEREF _Toc228190024 \h </w:instrText>
-        </w:r>
-        <w:r>
-          <w:rPr>
-            <w:noProof/>
-            <w:webHidden/>
-          </w:rPr>
-        </w:r>
-        <w:r>
-          <w:rPr>
-            <w:noProof/>
-            <w:webHidden/>
-          </w:rPr>
-          <w:fldChar w:fldCharType="separate"/>
-        </w:r>
-        <w:r>
-          <w:rPr>
-            <w:noProof/>
-            <w:webHidden/>
-          </w:rPr>
-          <w:t>13</w:t>
-        </w:r>
-        <w:r>
-          <w:rPr>
-            <w:noProof/>
-            <w:webHidden/>
-          </w:rPr>
-          <w:fldChar w:fldCharType="end"/>
-        </w:r>
-      </w:hyperlink>
-    </w:p>
-    <w:p>
-      <w:pPr>
-        <w:pStyle w:val="TOC3"/>
-        <w:rPr>
-          <w:rFonts w:eastAsiaTheme="minorEastAsia"/>
-          <w:noProof/>
-          <w:kern w:val="2"/>
-          <w:sz w:val="24"/>
-          <w:szCs w:val="24"/>
-          <w14:ligatures w14:val="standardContextual"/>
-        </w:rPr>
-      </w:pPr>
-      <w:hyperlink w:anchor="_Toc228190025" w:history="1">
-        <w:r>
-          <w:rPr>
-            <w:rStyle w:val="Hyperlink"/>
-            <w:noProof/>
-          </w:rPr>
-          <w:t>8.4 Weibull AFT (Accelerated Failure Time) Model</w:t>
-        </w:r>
-        <w:r>
-          <w:rPr>
-            <w:noProof/>
-            <w:webHidden/>
-          </w:rPr>
-          <w:tab/>
-        </w:r>
-        <w:r>
-          <w:rPr>
-            <w:noProof/>
-            <w:webHidden/>
-          </w:rPr>
-          <w:fldChar w:fldCharType="begin"/>
-        </w:r>
-        <w:r>
-          <w:rPr>
-            <w:noProof/>
-            <w:webHidden/>
-          </w:rPr>
-          <w:instrText xml:space="preserve"> PAGEREF _Toc228190025 \h </w:instrText>
-        </w:r>
-        <w:r>
-          <w:rPr>
-            <w:noProof/>
-            <w:webHidden/>
-          </w:rPr>
-        </w:r>
-        <w:r>
-          <w:rPr>
-            <w:noProof/>
-            <w:webHidden/>
-          </w:rPr>
-          <w:fldChar w:fldCharType="separate"/>
-        </w:r>
-        <w:r>
-          <w:rPr>
-            <w:noProof/>
-            <w:webHidden/>
-          </w:rPr>
-          <w:t>13</w:t>
-        </w:r>
-        <w:r>
-          <w:rPr>
-            <w:noProof/>
-            <w:webHidden/>
-          </w:rPr>
-          <w:fldChar w:fldCharType="end"/>
-        </w:r>
-      </w:hyperlink>
-    </w:p>
-    <w:p>
-      <w:pPr>
-        <w:pStyle w:val="TOC3"/>
-        <w:rPr>
-          <w:rFonts w:eastAsiaTheme="minorEastAsia"/>
-          <w:noProof/>
-          <w:kern w:val="2"/>
-          <w:sz w:val="24"/>
-          <w:szCs w:val="24"/>
-          <w14:ligatures w14:val="standardContextual"/>
-        </w:rPr>
-      </w:pPr>
-      <w:hyperlink w:anchor="_Toc228190026" w:history="1">
-        <w:r>
-          <w:rPr>
-            <w:rStyle w:val="Hyperlink"/>
-            <w:noProof/>
-          </w:rPr>
-          <w:t>8.5 Weighted Ensemble</w:t>
-        </w:r>
-        <w:r>
-          <w:rPr>
-            <w:noProof/>
-            <w:webHidden/>
-          </w:rPr>
-          <w:tab/>
-        </w:r>
-        <w:r>
-          <w:rPr>
-            <w:noProof/>
-            <w:webHidden/>
-          </w:rPr>
-          <w:fldChar w:fldCharType="begin"/>
-        </w:r>
-        <w:r>
-          <w:rPr>
-            <w:noProof/>
-            <w:webHidden/>
-          </w:rPr>
-          <w:instrText xml:space="preserve"> PAGEREF _Toc228190026 \h </w:instrText>
-        </w:r>
-        <w:r>
-          <w:rPr>
-            <w:noProof/>
-            <w:webHidden/>
-          </w:rPr>
-        </w:r>
-        <w:r>
-          <w:rPr>
-            <w:noProof/>
-            <w:webHidden/>
-          </w:rPr>
-          <w:fldChar w:fldCharType="separate"/>
-        </w:r>
-        <w:r>
-          <w:rPr>
-            <w:noProof/>
-            <w:webHidden/>
-          </w:rPr>
-          <w:t>14</w:t>
-        </w:r>
-        <w:r>
-          <w:rPr>
-            <w:noProof/>
-            <w:webHidden/>
-          </w:rPr>
-          <w:fldChar w:fldCharType="end"/>
-        </w:r>
-      </w:hyperlink>
-    </w:p>
-    <w:p>
-      <w:pPr>
-        <w:pStyle w:val="TOC2"/>
-        <w:rPr>
-          <w:rFonts w:asciiTheme="minorHAnsi" w:eastAsiaTheme="minorEastAsia" w:hAnsiTheme="minorHAnsi" w:cstheme="minorBidi"/>
-          <w:b w:val="0"/>
-          <w:i w:val="0"/>
-          <w:iCs w:val="0"/>
-          <w:noProof/>
-          <w:color w:val="auto"/>
-          <w:kern w:val="2"/>
-          <w:sz w:val="24"/>
-          <w:szCs w:val="24"/>
-          <w14:ligatures w14:val="standardContextual"/>
-        </w:rPr>
-      </w:pPr>
-      <w:hyperlink w:anchor="_Toc228190027" w:history="1">
-        <w:r>
-          <w:rPr>
-            <w:rStyle w:val="Hyperlink"/>
-            <w:noProof/>
-          </w:rPr>
-          <w:t>9. Confidence Labels</w:t>
-        </w:r>
-        <w:r>
-          <w:rPr>
-            <w:noProof/>
-            <w:webHidden/>
-          </w:rPr>
-          <w:tab/>
-        </w:r>
-        <w:r>
-          <w:rPr>
-            <w:noProof/>
-            <w:webHidden/>
-          </w:rPr>
-          <w:fldChar w:fldCharType="begin"/>
-        </w:r>
-        <w:r>
-          <w:rPr>
-            <w:noProof/>
-            <w:webHidden/>
-          </w:rPr>
-          <w:instrText xml:space="preserve"> PAGEREF _Toc228190027 \h </w:instrText>
-        </w:r>
-        <w:r>
-          <w:rPr>
-            <w:noProof/>
-            <w:webHidden/>
-          </w:rPr>
-        </w:r>
-        <w:r>
-          <w:rPr>
-            <w:noProof/>
-            <w:webHidden/>
-          </w:rPr>
-          <w:fldChar w:fldCharType="separate"/>
-        </w:r>
-        <w:r>
-          <w:rPr>
-            <w:noProof/>
-            <w:webHidden/>
-          </w:rPr>
-          <w:t>14</w:t>
-        </w:r>
-        <w:r>
-          <w:rPr>
-            <w:noProof/>
-            <w:webHidden/>
-          </w:rPr>
-          <w:fldChar w:fldCharType="end"/>
-        </w:r>
-      </w:hyperlink>
-    </w:p>
-    <w:p>
-      <w:pPr>
-        <w:pStyle w:val="TOC2"/>
-        <w:rPr>
-          <w:rFonts w:asciiTheme="minorHAnsi" w:eastAsiaTheme="minorEastAsia" w:hAnsiTheme="minorHAnsi" w:cstheme="minorBidi"/>
-          <w:b w:val="0"/>
-          <w:i w:val="0"/>
-          <w:iCs w:val="0"/>
-          <w:noProof/>
-          <w:color w:val="auto"/>
-          <w:kern w:val="2"/>
-          <w:sz w:val="24"/>
-          <w:szCs w:val="24"/>
-          <w14:ligatures w14:val="standardContextual"/>
-        </w:rPr>
-      </w:pPr>
-      <w:hyperlink w:anchor="_Toc228190028" w:history="1">
-        <w:r>
-          <w:rPr>
-            <w:rStyle w:val="Hyperlink"/>
-            <w:noProof/>
-          </w:rPr>
-          <w:t>10. Production Output Table</w:t>
-        </w:r>
-        <w:r>
-          <w:rPr>
-            <w:noProof/>
-            <w:webHidden/>
-          </w:rPr>
-          <w:tab/>
-        </w:r>
-        <w:r>
-          <w:rPr>
-            <w:noProof/>
-            <w:webHidden/>
-          </w:rPr>
-          <w:fldChar w:fldCharType="begin"/>
-        </w:r>
-        <w:r>
-          <w:rPr>
-            <w:noProof/>
-            <w:webHidden/>
-          </w:rPr>
-          <w:instrText xml:space="preserve"> PAGEREF _Toc228190028 \h </w:instrText>
-        </w:r>
-        <w:r>
-          <w:rPr>
-            <w:noProof/>
-            <w:webHidden/>
-          </w:rPr>
-        </w:r>
-        <w:r>
-          <w:rPr>
-            <w:noProof/>
-            <w:webHidden/>
-          </w:rPr>
-          <w:fldChar w:fldCharType="separate"/>
-        </w:r>
-        <w:r>
-          <w:rPr>
-            <w:noProof/>
-            <w:webHidden/>
-          </w:rPr>
-          <w:t>14</w:t>
-        </w:r>
-        <w:r>
-          <w:rPr>
-            <w:noProof/>
-            <w:webHidden/>
-          </w:rPr>
-          <w:fldChar w:fldCharType="end"/>
-        </w:r>
-      </w:hyperlink>
-    </w:p>
-    <w:p>
-      <w:pPr>
-        <w:pStyle w:val="TOC2"/>
-        <w:rPr>
-          <w:rFonts w:asciiTheme="minorHAnsi" w:eastAsiaTheme="minorEastAsia" w:hAnsiTheme="minorHAnsi" w:cstheme="minorBidi"/>
-          <w:b w:val="0"/>
-          <w:i w:val="0"/>
-          <w:iCs w:val="0"/>
-          <w:noProof/>
-          <w:color w:val="auto"/>
-          <w:kern w:val="2"/>
-          <w:sz w:val="24"/>
-          <w:szCs w:val="24"/>
-          <w14:ligatures w14:val="standardContextual"/>
-        </w:rPr>
-      </w:pPr>
-      <w:hyperlink w:anchor="_Toc228190029" w:history="1">
-        <w:r>
-          <w:rPr>
-            <w:rStyle w:val="Hyperlink"/>
-            <w:noProof/>
-          </w:rPr>
-          <w:t>11. How to Run the Notebook</w:t>
-        </w:r>
-        <w:r>
-          <w:rPr>
-            <w:noProof/>
-            <w:webHidden/>
-          </w:rPr>
-          <w:tab/>
-        </w:r>
-        <w:r>
-          <w:rPr>
-            <w:noProof/>
-            <w:webHidden/>
-          </w:rPr>
-          <w:fldChar w:fldCharType="begin"/>
-        </w:r>
-        <w:r>
-          <w:rPr>
-            <w:noProof/>
-            <w:webHidden/>
-          </w:rPr>
-          <w:instrText xml:space="preserve"> PAGEREF _Toc228190029 \h </w:instrText>
-        </w:r>
-        <w:r>
-          <w:rPr>
-            <w:noProof/>
-            <w:webHidden/>
-          </w:rPr>
-        </w:r>
-        <w:r>
-          <w:rPr>
-            <w:noProof/>
-            <w:webHidden/>
-          </w:rPr>
-          <w:fldChar w:fldCharType="separate"/>
-        </w:r>
-        <w:r>
-          <w:rPr>
-            <w:noProof/>
-            <w:webHidden/>
-          </w:rPr>
-          <w:t>15</w:t>
-        </w:r>
-        <w:r>
-          <w:rPr>
-            <w:noProof/>
-            <w:webHidden/>
-          </w:rPr>
-          <w:fldChar w:fldCharType="end"/>
-        </w:r>
-      </w:hyperlink>
-    </w:p>
-    <w:p>
-      <w:pPr>
-        <w:pStyle w:val="TOC3"/>
-        <w:rPr>
-          <w:rFonts w:eastAsiaTheme="minorEastAsia"/>
-          <w:noProof/>
-          <w:kern w:val="2"/>
-          <w:sz w:val="24"/>
-          <w:szCs w:val="24"/>
-          <w14:ligatures w14:val="standardContextual"/>
-        </w:rPr>
-      </w:pPr>
-      <w:hyperlink w:anchor="_Toc228190030" w:history="1">
-        <w:r>
-          <w:rPr>
-            <w:rStyle w:val="Hyperlink"/>
-            <w:noProof/>
-          </w:rPr>
-          <w:t>11.1 Open the Notebook</w:t>
-        </w:r>
-        <w:r>
-          <w:rPr>
-            <w:noProof/>
-            <w:webHidden/>
-          </w:rPr>
-          <w:tab/>
-        </w:r>
-        <w:r>
-          <w:rPr>
-            <w:noProof/>
-            <w:webHidden/>
-          </w:rPr>
-          <w:fldChar w:fldCharType="begin"/>
-        </w:r>
-        <w:r>
-          <w:rPr>
-            <w:noProof/>
-            <w:webHidden/>
-          </w:rPr>
-          <w:instrText xml:space="preserve"> PAGEREF _Toc228190030 \h </w:instrText>
-        </w:r>
-        <w:r>
-          <w:rPr>
-            <w:noProof/>
-            <w:webHidden/>
-          </w:rPr>
-        </w:r>
-        <w:r>
-          <w:rPr>
-            <w:noProof/>
-            <w:webHidden/>
-          </w:rPr>
-          <w:fldChar w:fldCharType="separate"/>
-        </w:r>
-        <w:r>
-          <w:rPr>
-            <w:noProof/>
-            <w:webHidden/>
-          </w:rPr>
-          <w:t>15</w:t>
-        </w:r>
-        <w:r>
-          <w:rPr>
-            <w:noProof/>
-            <w:webHidden/>
-          </w:rPr>
-          <w:fldChar w:fldCharType="end"/>
-        </w:r>
-      </w:hyperlink>
-    </w:p>
-    <w:p>
-      <w:pPr>
-        <w:pStyle w:val="TOC3"/>
-        <w:rPr>
-          <w:rFonts w:eastAsiaTheme="minorEastAsia"/>
-          <w:noProof/>
-          <w:kern w:val="2"/>
-          <w:sz w:val="24"/>
-          <w:szCs w:val="24"/>
-          <w14:ligatures w14:val="standardContextual"/>
-        </w:rPr>
-      </w:pPr>
-      <w:hyperlink w:anchor="_Toc228190031" w:history="1">
-        <w:r>
-          <w:rPr>
-            <w:rStyle w:val="Hyperlink"/>
-            <w:noProof/>
-          </w:rPr>
-          <w:t>11.2 Verify Prerequisites</w:t>
-        </w:r>
-        <w:r>
-          <w:rPr>
-            <w:noProof/>
-            <w:webHidden/>
-          </w:rPr>
-          <w:tab/>
-        </w:r>
-        <w:r>
-          <w:rPr>
-            <w:noProof/>
-            <w:webHidden/>
-          </w:rPr>
-          <w:fldChar w:fldCharType="begin"/>
-        </w:r>
-        <w:r>
-          <w:rPr>
-            <w:noProof/>
-            <w:webHidden/>
-          </w:rPr>
-          <w:instrText xml:space="preserve"> PAGEREF _Toc228190031 \h </w:instrText>
-        </w:r>
-        <w:r>
-          <w:rPr>
-            <w:noProof/>
-            <w:webHidden/>
-          </w:rPr>
-        </w:r>
-        <w:r>
-          <w:rPr>
-            <w:noProof/>
-            <w:webHidden/>
-          </w:rPr>
-          <w:fldChar w:fldCharType="separate"/>
-        </w:r>
-        <w:r>
-          <w:rPr>
-            <w:noProof/>
-            <w:webHidden/>
-          </w:rPr>
-          <w:t>16</w:t>
-        </w:r>
-        <w:r>
-          <w:rPr>
-            <w:noProof/>
-            <w:webHidden/>
-          </w:rPr>
-          <w:fldChar w:fldCharType="end"/>
-        </w:r>
-      </w:hyperlink>
-    </w:p>
-    <w:p>
-      <w:pPr>
-        <w:pStyle w:val="TOC3"/>
-        <w:rPr>
-          <w:rFonts w:eastAsiaTheme="minorEastAsia"/>
-          <w:noProof/>
-          <w:kern w:val="2"/>
-          <w:sz w:val="24"/>
-          <w:szCs w:val="24"/>
-          <w14:ligatures w14:val="standardContextual"/>
-        </w:rPr>
-      </w:pPr>
-      <w:hyperlink w:anchor="_Toc228190032" w:history="1">
-        <w:r>
-          <w:rPr>
-            <w:rStyle w:val="Hyperlink"/>
-            <w:noProof/>
-          </w:rPr>
-          <w:t>11.3 Run All Cells</w:t>
-        </w:r>
-        <w:r>
-          <w:rPr>
-            <w:noProof/>
-            <w:webHidden/>
-          </w:rPr>
-          <w:tab/>
-        </w:r>
-        <w:r>
-          <w:rPr>
-            <w:noProof/>
-            <w:webHidden/>
-          </w:rPr>
-          <w:fldChar w:fldCharType="begin"/>
-        </w:r>
-        <w:r>
-          <w:rPr>
-            <w:noProof/>
-            <w:webHidden/>
-          </w:rPr>
-          <w:instrText xml:space="preserve"> PAGEREF _Toc228190032 \h </w:instrText>
-        </w:r>
-        <w:r>
-          <w:rPr>
-            <w:noProof/>
-            <w:webHidden/>
-          </w:rPr>
-        </w:r>
-        <w:r>
-          <w:rPr>
-            <w:noProof/>
-            <w:webHidden/>
-          </w:rPr>
-          <w:fldChar w:fldCharType="separate"/>
-        </w:r>
-        <w:r>
-          <w:rPr>
-            <w:noProof/>
-            <w:webHidden/>
-          </w:rPr>
-          <w:t>16</w:t>
-        </w:r>
-        <w:r>
-          <w:rPr>
-            <w:noProof/>
-            <w:webHidden/>
-          </w:rPr>
-          <w:fldChar w:fldCharType="end"/>
-        </w:r>
-      </w:hyperlink>
-    </w:p>
-    <w:p>
-      <w:pPr>
-        <w:pStyle w:val="TOC3"/>
-        <w:rPr>
-          <w:rFonts w:eastAsiaTheme="minorEastAsia"/>
-          <w:noProof/>
-          <w:kern w:val="2"/>
-          <w:sz w:val="24"/>
-          <w:szCs w:val="24"/>
-          <w14:ligatures w14:val="standardContextual"/>
-        </w:rPr>
-      </w:pPr>
-      <w:hyperlink w:anchor="_Toc228190033" w:history="1">
-        <w:r>
-          <w:rPr>
-            <w:rStyle w:val="Hyperlink"/>
-            <w:noProof/>
-          </w:rPr>
-          <w:t>11.4 Monitor Progress</w:t>
-        </w:r>
-        <w:r>
-          <w:rPr>
-            <w:noProof/>
-            <w:webHidden/>
-          </w:rPr>
-          <w:tab/>
-        </w:r>
-        <w:r>
-          <w:rPr>
-            <w:noProof/>
-            <w:webHidden/>
-          </w:rPr>
-          <w:fldChar w:fldCharType="begin"/>
-        </w:r>
-        <w:r>
-          <w:rPr>
-            <w:noProof/>
-            <w:webHidden/>
-          </w:rPr>
-          <w:instrText xml:space="preserve"> PAGEREF _Toc228190033 \h </w:instrText>
-        </w:r>
-        <w:r>
-          <w:rPr>
-            <w:noProof/>
-            <w:webHidden/>
-          </w:rPr>
-        </w:r>
-        <w:r>
-          <w:rPr>
-            <w:noProof/>
-            <w:webHidden/>
-          </w:rPr>
-          <w:fldChar w:fldCharType="separate"/>
-        </w:r>
-        <w:r>
-          <w:rPr>
-            <w:noProof/>
-            <w:webHidden/>
-          </w:rPr>
-          <w:t>16</w:t>
-        </w:r>
-        <w:r>
-          <w:rPr>
-            <w:noProof/>
-            <w:webHidden/>
-          </w:rPr>
-          <w:fldChar w:fldCharType="end"/>
-        </w:r>
-      </w:hyperlink>
-    </w:p>
-    <w:p>
-      <w:pPr>
-        <w:pStyle w:val="TOC3"/>
-        <w:rPr>
-          <w:rFonts w:eastAsiaTheme="minorEastAsia"/>
-          <w:noProof/>
-          <w:kern w:val="2"/>
-          <w:sz w:val="24"/>
-          <w:szCs w:val="24"/>
-          <w14:ligatures w14:val="standardContextual"/>
-        </w:rPr>
-      </w:pPr>
-      <w:hyperlink w:anchor="_Toc228190034" w:history="1">
-        <w:r>
-          <w:rPr>
-            <w:rStyle w:val="Hyperlink"/>
-            <w:noProof/>
-          </w:rPr>
-          <w:t>11.5 Enable File Output (Optional)</w:t>
-        </w:r>
-        <w:r>
-          <w:rPr>
-            <w:noProof/>
-            <w:webHidden/>
-          </w:rPr>
-          <w:tab/>
-        </w:r>
-        <w:r>
-          <w:rPr>
-            <w:noProof/>
-            <w:webHidden/>
-          </w:rPr>
-          <w:fldChar w:fldCharType="begin"/>
-        </w:r>
-        <w:r>
-          <w:rPr>
-            <w:noProof/>
-            <w:webHidden/>
-          </w:rPr>
-          <w:instrText xml:space="preserve"> PAGEREF _Toc228190034 \h </w:instrText>
-        </w:r>
-        <w:r>
-          <w:rPr>
-            <w:noProof/>
-            <w:webHidden/>
-          </w:rPr>
-        </w:r>
-        <w:r>
-          <w:rPr>
-            <w:noProof/>
-            <w:webHidden/>
-          </w:rPr>
-          <w:fldChar w:fldCharType="separate"/>
-        </w:r>
-        <w:r>
-          <w:rPr>
-            <w:noProof/>
-            <w:webHidden/>
-          </w:rPr>
-          <w:t>17</w:t>
-        </w:r>
-        <w:r>
-          <w:rPr>
-            <w:noProof/>
-            <w:webHidden/>
-          </w:rPr>
-          <w:fldChar w:fldCharType="end"/>
-        </w:r>
-      </w:hyperlink>
-    </w:p>
-    <w:p>
-      <w:pPr>
-        <w:pStyle w:val="TOC3"/>
-        <w:rPr>
-          <w:rFonts w:eastAsiaTheme="minorEastAsia"/>
-          <w:noProof/>
-          <w:kern w:val="2"/>
-          <w:sz w:val="24"/>
-          <w:szCs w:val="24"/>
-          <w14:ligatures w14:val="standardContextual"/>
-        </w:rPr>
-      </w:pPr>
-      <w:hyperlink w:anchor="_Toc228190035" w:history="1">
-        <w:r>
-          <w:rPr>
-            <w:rStyle w:val="Hyperlink"/>
-            <w:noProof/>
-          </w:rPr>
-          <w:t>11.6 Typical Run Time</w:t>
-        </w:r>
-        <w:r>
-          <w:rPr>
-            <w:noProof/>
-            <w:webHidden/>
-          </w:rPr>
-          <w:tab/>
-        </w:r>
-        <w:r>
-          <w:rPr>
-            <w:noProof/>
-            <w:webHidden/>
-          </w:rPr>
-          <w:fldChar w:fldCharType="begin"/>
-        </w:r>
-        <w:r>
-          <w:rPr>
-            <w:noProof/>
-            <w:webHidden/>
-          </w:rPr>
-          <w:instrText xml:space="preserve"> PAGEREF _Toc228190035 \h </w:instrText>
-        </w:r>
-        <w:r>
-          <w:rPr>
-            <w:noProof/>
-            <w:webHidden/>
-          </w:rPr>
-        </w:r>
-        <w:r>
-          <w:rPr>
-            <w:noProof/>
-            <w:webHidden/>
-          </w:rPr>
-          <w:fldChar w:fldCharType="separate"/>
-        </w:r>
-        <w:r>
-          <w:rPr>
-            <w:noProof/>
-            <w:webHidden/>
-          </w:rPr>
-          <w:t>17</w:t>
-        </w:r>
-        <w:r>
-          <w:rPr>
-            <w:noProof/>
-            <w:webHidden/>
-          </w:rPr>
-          <w:fldChar w:fldCharType="end"/>
-        </w:r>
-      </w:hyperlink>
-    </w:p>
-    <w:p>
-      <w:pPr>
-        <w:pStyle w:val="TOC3"/>
-        <w:rPr>
-          <w:rFonts w:eastAsiaTheme="minorEastAsia"/>
-          <w:noProof/>
-          <w:kern w:val="2"/>
-          <w:sz w:val="24"/>
-          <w:szCs w:val="24"/>
-          <w14:ligatures w14:val="standardContextual"/>
-        </w:rPr>
-      </w:pPr>
-      <w:hyperlink w:anchor="_Toc228190036" w:history="1">
-        <w:r>
-          <w:rPr>
-            <w:rStyle w:val="Hyperlink"/>
-            <w:noProof/>
-          </w:rPr>
-          <w:t>11.7 Scheduled Execution</w:t>
-        </w:r>
-        <w:r>
-          <w:rPr>
-            <w:noProof/>
-            <w:webHidden/>
-          </w:rPr>
-          <w:tab/>
-        </w:r>
-        <w:r>
-          <w:rPr>
-            <w:noProof/>
-            <w:webHidden/>
-          </w:rPr>
-          <w:fldChar w:fldCharType="begin"/>
-        </w:r>
-        <w:r>
-          <w:rPr>
-            <w:noProof/>
-            <w:webHidden/>
-          </w:rPr>
-          <w:instrText xml:space="preserve"> PAGEREF _Toc228190036 \h </w:instrText>
-        </w:r>
-        <w:r>
-          <w:rPr>
-            <w:noProof/>
-            <w:webHidden/>
-          </w:rPr>
-        </w:r>
-        <w:r>
-          <w:rPr>
-            <w:noProof/>
-            <w:webHidden/>
-          </w:rPr>
-          <w:fldChar w:fldCharType="separate"/>
-        </w:r>
-        <w:r>
-          <w:rPr>
-            <w:noProof/>
-            <w:webHidden/>
-          </w:rPr>
-          <w:t>18</w:t>
-        </w:r>
-        <w:r>
-          <w:rPr>
-            <w:noProof/>
-            <w:webHidden/>
-          </w:rPr>
-          <w:fldChar w:fldCharType="end"/>
-        </w:r>
-      </w:hyperlink>
-    </w:p>
-    <w:p>
-      <w:pPr>
-        <w:pStyle w:val="TOC2"/>
-        <w:rPr>
-          <w:rFonts w:asciiTheme="minorHAnsi" w:eastAsiaTheme="minorEastAsia" w:hAnsiTheme="minorHAnsi" w:cstheme="minorBidi"/>
-          <w:b w:val="0"/>
-          <w:i w:val="0"/>
-          <w:iCs w:val="0"/>
-          <w:noProof/>
-          <w:color w:val="auto"/>
-          <w:kern w:val="2"/>
-          <w:sz w:val="24"/>
-          <w:szCs w:val="24"/>
-          <w14:ligatures w14:val="standardContextual"/>
-        </w:rPr>
-      </w:pPr>
-      <w:hyperlink w:anchor="_Toc228190037" w:history="1">
-        <w:r>
-          <w:rPr>
-            <w:rStyle w:val="Hyperlink"/>
-            <w:noProof/>
-          </w:rPr>
-          <w:t>12. Troubleshooting</w:t>
-        </w:r>
-        <w:r>
-          <w:rPr>
-            <w:noProof/>
-            <w:webHidden/>
-          </w:rPr>
-          <w:tab/>
-        </w:r>
-        <w:r>
-          <w:rPr>
-            <w:noProof/>
-            <w:webHidden/>
-          </w:rPr>
-          <w:fldChar w:fldCharType="begin"/>
-        </w:r>
-        <w:r>
-          <w:rPr>
-            <w:noProof/>
-            <w:webHidden/>
-          </w:rPr>
-          <w:instrText xml:space="preserve"> PAGEREF _Toc228190037 \h </w:instrText>
-        </w:r>
-        <w:r>
-          <w:rPr>
-            <w:noProof/>
-            <w:webHidden/>
-          </w:rPr>
-        </w:r>
-        <w:r>
-          <w:rPr>
-            <w:noProof/>
-            <w:webHidden/>
-          </w:rPr>
-          <w:fldChar w:fldCharType="separate"/>
-        </w:r>
-        <w:r>
-          <w:rPr>
-            <w:noProof/>
-            <w:webHidden/>
-          </w:rPr>
-          <w:t>18</w:t>
-        </w:r>
-        <w:r>
-          <w:rPr>
-            <w:noProof/>
-            <w:webHidden/>
-          </w:rPr>
-          <w:fldChar w:fldCharType="end"/>
-        </w:r>
-      </w:hyperlink>
-    </w:p>
-    <w:p>
-      <w:pPr>
-        <w:pStyle w:val="TOC2"/>
-        <w:rPr>
-          <w:rFonts w:asciiTheme="minorHAnsi" w:eastAsiaTheme="minorEastAsia" w:hAnsiTheme="minorHAnsi" w:cstheme="minorBidi"/>
-          <w:b w:val="0"/>
-          <w:i w:val="0"/>
-          <w:iCs w:val="0"/>
-          <w:noProof/>
-          <w:color w:val="auto"/>
-          <w:kern w:val="2"/>
-          <w:sz w:val="24"/>
-          <w:szCs w:val="24"/>
-          <w14:ligatures w14:val="standardContextual"/>
-        </w:rPr>
-      </w:pPr>
-      <w:hyperlink w:anchor="_Toc228190038" w:history="1">
-        <w:r>
-          <w:rPr>
-            <w:rStyle w:val="Hyperlink"/>
-            <w:noProof/>
-          </w:rPr>
-          <w:t>13. Optional: Feedback Loop and Model Retraining</w:t>
-        </w:r>
-        <w:r>
-          <w:rPr>
-            <w:noProof/>
-            <w:webHidden/>
-          </w:rPr>
-          <w:tab/>
-        </w:r>
-        <w:r>
-          <w:rPr>
-            <w:noProof/>
-            <w:webHidden/>
-          </w:rPr>
-          <w:fldChar w:fldCharType="begin"/>
-        </w:r>
-        <w:r>
-          <w:rPr>
-            <w:noProof/>
-            <w:webHidden/>
-          </w:rPr>
-          <w:instrText xml:space="preserve"> PAGEREF _Toc228190038 \h </w:instrText>
-        </w:r>
-        <w:r>
-          <w:rPr>
-            <w:noProof/>
-            <w:webHidden/>
-          </w:rPr>
-        </w:r>
-        <w:r>
-          <w:rPr>
-            <w:noProof/>
-            <w:webHidden/>
-          </w:rPr>
-          <w:fldChar w:fldCharType="separate"/>
-        </w:r>
-        <w:r>
-          <w:rPr>
-            <w:noProof/>
-            <w:webHidden/>
-          </w:rPr>
-          <w:t>19</w:t>
-        </w:r>
-        <w:r>
-          <w:rPr>
-            <w:noProof/>
-            <w:webHidden/>
-          </w:rPr>
-          <w:fldChar w:fldCharType="end"/>
-        </w:r>
-      </w:hyperlink>
-    </w:p>
-    <w:p>
-      <w:pPr>
-        <w:pStyle w:val="TOC3"/>
-        <w:rPr>
-          <w:rFonts w:eastAsiaTheme="minorEastAsia"/>
-          <w:noProof/>
-          <w:kern w:val="2"/>
-          <w:sz w:val="24"/>
-          <w:szCs w:val="24"/>
-          <w14:ligatures w14:val="standardContextual"/>
-        </w:rPr>
-      </w:pPr>
-      <w:hyperlink w:anchor="_Toc228190039" w:history="1">
-        <w:r>
-          <w:rPr>
-            <w:rStyle w:val="Hyperlink"/>
-            <w:noProof/>
-          </w:rPr>
-          <w:t>How it works:</w:t>
-        </w:r>
-        <w:r>
-          <w:rPr>
-            <w:noProof/>
-            <w:webHidden/>
-          </w:rPr>
-          <w:tab/>
-        </w:r>
-        <w:r>
-          <w:rPr>
-            <w:noProof/>
-            <w:webHidden/>
-          </w:rPr>
-          <w:fldChar w:fldCharType="begin"/>
-        </w:r>
-        <w:r>
-          <w:rPr>
-            <w:noProof/>
-            <w:webHidden/>
-          </w:rPr>
-          <w:instrText xml:space="preserve"> PAGEREF _Toc228190039 \h </w:instrText>
-        </w:r>
-        <w:r>
-          <w:rPr>
-            <w:noProof/>
-            <w:webHidden/>
-          </w:rPr>
-        </w:r>
-        <w:r>
-          <w:rPr>
-            <w:noProof/>
-            <w:webHidden/>
-          </w:rPr>
-          <w:fldChar w:fldCharType="separate"/>
-        </w:r>
-        <w:r>
-          <w:rPr>
-            <w:noProof/>
-            <w:webHidden/>
-          </w:rPr>
-          <w:t>19</w:t>
-        </w:r>
-        <w:r>
-          <w:rPr>
-            <w:noProof/>
-            <w:webHidden/>
-          </w:rPr>
-          <w:fldChar w:fldCharType="end"/>
-        </w:r>
-      </w:hyperlink>
-    </w:p>
-    <w:p>
-      <w:pPr>
-        <w:pStyle w:val="TOC3"/>
-        <w:rPr>
-          <w:rFonts w:eastAsiaTheme="minorEastAsia"/>
-          <w:noProof/>
-          <w:kern w:val="2"/>
-          <w:sz w:val="24"/>
-          <w:szCs w:val="24"/>
-          <w14:ligatures w14:val="standardContextual"/>
-        </w:rPr>
-      </w:pPr>
-      <w:hyperlink w:anchor="_Toc228190040" w:history="1">
-        <w:r>
-          <w:rPr>
-            <w:rStyle w:val="Hyperlink"/>
-            <w:noProof/>
-          </w:rPr>
-          <w:t>Notes:</w:t>
-        </w:r>
-        <w:r>
-          <w:rPr>
-            <w:noProof/>
-            <w:webHidden/>
-          </w:rPr>
-          <w:tab/>
-        </w:r>
-        <w:r>
-          <w:rPr>
-            <w:noProof/>
-            <w:webHidden/>
-          </w:rPr>
-          <w:fldChar w:fldCharType="begin"/>
-        </w:r>
-        <w:r>
-          <w:rPr>
-            <w:noProof/>
-            <w:webHidden/>
-          </w:rPr>
-          <w:instrText xml:space="preserve"> PAGEREF _Toc228190040 \h </w:instrText>
-        </w:r>
-        <w:r>
-          <w:rPr>
-            <w:noProof/>
-            <w:webHidden/>
-          </w:rPr>
-        </w:r>
-        <w:r>
-          <w:rPr>
-            <w:noProof/>
-            <w:webHidden/>
-          </w:rPr>
-          <w:fldChar w:fldCharType="separate"/>
-        </w:r>
-        <w:r>
-          <w:rPr>
-            <w:noProof/>
-            <w:webHidden/>
-          </w:rPr>
-          <w:t>20</w:t>
-        </w:r>
-        <w:r>
-          <w:rPr>
-            <w:noProof/>
-            <w:webHidden/>
-          </w:rPr>
-          <w:fldChar w:fldCharType="end"/>
-        </w:r>
-      </w:hyperlink>
-    </w:p>
-    <w:p>
-      <w:pPr>
-        <w:pStyle w:val="TOC2"/>
-        <w:rPr>
-          <w:rFonts w:asciiTheme="minorHAnsi" w:eastAsiaTheme="minorEastAsia" w:hAnsiTheme="minorHAnsi" w:cstheme="minorBidi"/>
-          <w:b w:val="0"/>
-          <w:i w:val="0"/>
-          <w:iCs w:val="0"/>
-          <w:noProof/>
-          <w:color w:val="auto"/>
-          <w:kern w:val="2"/>
-          <w:sz w:val="24"/>
-          <w:szCs w:val="24"/>
-          <w14:ligatures w14:val="standardContextual"/>
-        </w:rPr>
-      </w:pPr>
-      <w:hyperlink w:anchor="_Toc228190041" w:history="1">
-        <w:r>
-          <w:rPr>
-            <w:rStyle w:val="Hyperlink"/>
-            <w:noProof/>
-          </w:rPr>
-          <w:t>14. Interpreting Results</w:t>
-        </w:r>
-        <w:r>
-          <w:rPr>
-            <w:noProof/>
-            <w:webHidden/>
-          </w:rPr>
-          <w:tab/>
-        </w:r>
-        <w:r>
-          <w:rPr>
-            <w:noProof/>
-            <w:webHidden/>
-          </w:rPr>
-          <w:fldChar w:fldCharType="begin"/>
-        </w:r>
-        <w:r>
-          <w:rPr>
-            <w:noProof/>
-            <w:webHidden/>
-          </w:rPr>
-          <w:instrText xml:space="preserve"> PAGEREF _Toc228190041 \h </w:instrText>
-        </w:r>
-        <w:r>
-          <w:rPr>
-            <w:noProof/>
-            <w:webHidden/>
-          </w:rPr>
-        </w:r>
-        <w:r>
-          <w:rPr>
-            <w:noProof/>
-            <w:webHidden/>
-          </w:rPr>
-          <w:fldChar w:fldCharType="separate"/>
-        </w:r>
-        <w:r>
-          <w:rPr>
-            <w:noProof/>
-            <w:webHidden/>
-          </w:rPr>
-          <w:t>20</w:t>
-        </w:r>
-        <w:r>
-          <w:rPr>
-            <w:noProof/>
-            <w:webHidden/>
-          </w:rPr>
-          <w:fldChar w:fldCharType="end"/>
-        </w:r>
-      </w:hyperlink>
-    </w:p>
-    <w:p>
-      <w:pPr>
-        <w:pStyle w:val="TOC2"/>
-        <w:rPr>
-          <w:rFonts w:asciiTheme="minorHAnsi" w:eastAsiaTheme="minorEastAsia" w:hAnsiTheme="minorHAnsi" w:cstheme="minorBidi"/>
-          <w:b w:val="0"/>
-          <w:i w:val="0"/>
-          <w:iCs w:val="0"/>
-          <w:noProof/>
-          <w:color w:val="auto"/>
-          <w:kern w:val="2"/>
-          <w:sz w:val="24"/>
-          <w:szCs w:val="24"/>
-          <w14:ligatures w14:val="standardContextual"/>
-        </w:rPr>
-      </w:pPr>
-      <w:hyperlink w:anchor="_Toc228190042" w:history="1">
-        <w:r>
-          <w:rPr>
-            <w:rStyle w:val="Hyperlink"/>
-            <w:noProof/>
-          </w:rPr>
-          <w:t>15. Maintenance Notes</w:t>
-        </w:r>
-        <w:r>
-          <w:rPr>
-            <w:noProof/>
-            <w:webHidden/>
-          </w:rPr>
-          <w:tab/>
-        </w:r>
-        <w:r>
-          <w:rPr>
-            <w:noProof/>
-            <w:webHidden/>
-          </w:rPr>
-          <w:fldChar w:fldCharType="begin"/>
-        </w:r>
-        <w:r>
-          <w:rPr>
-            <w:noProof/>
-            <w:webHidden/>
-          </w:rPr>
-          <w:instrText xml:space="preserve"> PAGEREF _Toc228190042 \h </w:instrText>
-        </w:r>
-        <w:r>
-          <w:rPr>
-            <w:noProof/>
-            <w:webHidden/>
-          </w:rPr>
-        </w:r>
-        <w:r>
-          <w:rPr>
-            <w:noProof/>
-            <w:webHidden/>
-          </w:rPr>
-          <w:fldChar w:fldCharType="separate"/>
-        </w:r>
-        <w:r>
-          <w:rPr>
-            <w:noProof/>
-            <w:webHidden/>
-          </w:rPr>
-          <w:t>21</w:t>
-        </w:r>
-        <w:r>
-          <w:rPr>
-            <w:noProof/>
-            <w:webHidden/>
-          </w:rPr>
-          <w:fldChar w:fldCharType="end"/>
-        </w:r>
-      </w:hyperlink>
-    </w:p>
-    <w:p>
-      <w:pPr>
-        <w:pStyle w:val="TOC2"/>
-        <w:rPr>
-          <w:rFonts w:asciiTheme="minorHAnsi" w:eastAsiaTheme="minorEastAsia" w:hAnsiTheme="minorHAnsi" w:cstheme="minorBidi"/>
-          <w:b w:val="0"/>
-          <w:i w:val="0"/>
-          <w:iCs w:val="0"/>
-          <w:noProof/>
-          <w:color w:val="auto"/>
-          <w:kern w:val="2"/>
-          <w:sz w:val="24"/>
-          <w:szCs w:val="24"/>
-          <w14:ligatures w14:val="standardContextual"/>
-        </w:rPr>
-      </w:pPr>
-      <w:hyperlink w:anchor="_Toc228190043" w:history="1">
-        <w:r>
-          <w:rPr>
-            <w:rStyle w:val="Hyperlink"/>
-            <w:noProof/>
-          </w:rPr>
-          <w:t>16. Appendix - Standalone Python Script</w:t>
-        </w:r>
-        <w:r>
-          <w:rPr>
-            <w:noProof/>
-            <w:webHidden/>
-          </w:rPr>
-          <w:tab/>
-        </w:r>
-        <w:r>
-          <w:rPr>
-            <w:noProof/>
-            <w:webHidden/>
-          </w:rPr>
-          <w:fldChar w:fldCharType="begin"/>
-        </w:r>
-        <w:r>
-          <w:rPr>
-            <w:noProof/>
-            <w:webHidden/>
-          </w:rPr>
-          <w:instrText xml:space="preserve"> PAGEREF _Toc228190043 \h </w:instrText>
-        </w:r>
-        <w:r>
-          <w:rPr>
-            <w:noProof/>
-            <w:webHidden/>
-          </w:rPr>
-        </w:r>
-        <w:r>
-          <w:rPr>
-            <w:noProof/>
-            <w:webHidden/>
-          </w:rPr>
-          <w:fldChar w:fldCharType="separate"/>
-        </w:r>
-        <w:r>
-          <w:rPr>
-            <w:noProof/>
-            <w:webHidden/>
-          </w:rPr>
-          <w:t>21</w:t>
-        </w:r>
-        <w:r>
-          <w:rPr>
-            <w:noProof/>
-            <w:webHidden/>
-          </w:rPr>
-          <w:fldChar w:fldCharType="end"/>
-        </w:r>
-      </w:hyperlink>
-    </w:p>
-    <w:p>
-      <w:pPr>
-        <w:pStyle w:val="TOC2"/>
-        <w:rPr>
-          <w:rFonts w:asciiTheme="minorHAnsi" w:eastAsiaTheme="minorEastAsia" w:hAnsiTheme="minorHAnsi" w:cstheme="minorBidi"/>
-          <w:b w:val="0"/>
-          <w:i w:val="0"/>
-          <w:iCs w:val="0"/>
-          <w:noProof/>
-          <w:color w:val="auto"/>
-          <w:kern w:val="2"/>
-          <w:sz w:val="24"/>
-          <w:szCs w:val="24"/>
-          <w14:ligatures w14:val="standardContextual"/>
-        </w:rPr>
-      </w:pPr>
-      <w:hyperlink w:anchor="_Toc228190044" w:history="1">
-        <w:r>
-          <w:rPr>
-            <w:rStyle w:val="Hyperlink"/>
-            <w:noProof/>
-          </w:rPr>
-          <w:t>17. Related Documents</w:t>
-        </w:r>
-        <w:r>
-          <w:rPr>
-            <w:noProof/>
-            <w:webHidden/>
-          </w:rPr>
-          <w:tab/>
-        </w:r>
-        <w:r>
-          <w:rPr>
-            <w:noProof/>
-            <w:webHidden/>
-          </w:rPr>
-          <w:fldChar w:fldCharType="begin"/>
-        </w:r>
-        <w:r>
-          <w:rPr>
-            <w:noProof/>
-            <w:webHidden/>
-          </w:rPr>
-          <w:instrText xml:space="preserve"> PAGEREF _Toc228190044 \h </w:instrText>
-        </w:r>
-        <w:r>
-          <w:rPr>
-            <w:noProof/>
-            <w:webHidden/>
-          </w:rPr>
-        </w:r>
-        <w:r>
-          <w:rPr>
-            <w:noProof/>
-            <w:webHidden/>
-          </w:rPr>
-          <w:fldChar w:fldCharType="separate"/>
-        </w:r>
-        <w:r>
-          <w:rPr>
-            <w:noProof/>
-            <w:webHidden/>
-          </w:rPr>
-          <w:t>22</w:t>
-        </w:r>
-        <w:r>
-          <w:rPr>
-            <w:noProof/>
-            <w:webHidden/>
-          </w:rPr>
-          <w:fldChar w:fldCharType="end"/>
-        </w:r>
-      </w:hyperlink>
-    </w:p>
-    <w:p>
+      <w:r>
+        <w:t>Right-click and update field.</w:t>
+      </w:r>
       <w:r>
         <w:fldChar w:fldCharType="end"/>
       </w:r>
@@ -3734,11 +1130,9 @@
       <w:pPr>
         <w:pStyle w:val="Heading2"/>
       </w:pPr>
-      <w:bookmarkStart w:id="1" w:name="_Toc228190003"/>
       <w:r>
         <w:t>1. Purpose</w:t>
       </w:r>
-      <w:bookmarkEnd w:id="1"/>
     </w:p>
     <w:p/>
     <w:p>
@@ -3766,11 +1160,9 @@
       <w:pPr>
         <w:pStyle w:val="Heading2"/>
       </w:pPr>
-      <w:bookmarkStart w:id="2" w:name="_Toc228190004"/>
       <w:r>
         <w:t>2. Scope</w:t>
       </w:r>
-      <w:bookmarkEnd w:id="2"/>
     </w:p>
     <w:p/>
     <w:p>
@@ -3799,22 +1191,18 @@
       <w:pPr>
         <w:pStyle w:val="Heading2"/>
       </w:pPr>
-      <w:bookmarkStart w:id="3" w:name="_Toc228190005"/>
       <w:r>
         <w:t>3. Prerequisites</w:t>
       </w:r>
-      <w:bookmarkEnd w:id="3"/>
     </w:p>
     <w:p/>
     <w:p>
       <w:pPr>
         <w:pStyle w:val="Heading3"/>
       </w:pPr>
-      <w:bookmarkStart w:id="4" w:name="_Toc228190006"/>
       <w:r>
         <w:t>3.1 Environment</w:t>
       </w:r>
-      <w:bookmarkEnd w:id="4"/>
     </w:p>
     <w:p>
       <w:pPr>
@@ -3824,12 +1212,12 @@
     <w:tbl>
       <w:tblPr>
         <w:tblStyle w:val="TableGrid"/>
-        <w:tblW w:w="0" w:type="auto"/>
-        <w:tblLook w:val="04A0" w:firstRow="1" w:lastRow="0" w:firstColumn="1" w:lastColumn="0" w:noHBand="0" w:noVBand="1"/>
+        <w:tblW w:type="auto" w:w="0"/>
+        <w:tblLook w:firstColumn="1" w:firstRow="1" w:lastColumn="0" w:lastRow="0" w:noHBand="0" w:noVBand="1" w:val="04A0"/>
       </w:tblPr>
       <w:tblGrid>
-        <w:gridCol w:w="4675"/>
-        <w:gridCol w:w="4675"/>
+        <w:gridCol w:w="4680"/>
+        <w:gridCol w:w="4680"/>
       </w:tblGrid>
       <w:tr>
         <w:trPr>
@@ -3838,7 +1226,7 @@
         </w:trPr>
         <w:tc>
           <w:tcPr>
-            <w:tcW w:w="4680" w:type="dxa"/>
+            <w:tcW w:type="dxa" w:w="4680"/>
           </w:tcPr>
           <w:p>
             <w:r>
@@ -3848,7 +1236,7 @@
         </w:tc>
         <w:tc>
           <w:tcPr>
-            <w:tcW w:w="4680" w:type="dxa"/>
+            <w:tcW w:type="dxa" w:w="4680"/>
           </w:tcPr>
           <w:p>
             <w:r>
@@ -3863,7 +1251,7 @@
         </w:trPr>
         <w:tc>
           <w:tcPr>
-            <w:tcW w:w="4680" w:type="dxa"/>
+            <w:tcW w:type="dxa" w:w="4680"/>
           </w:tcPr>
           <w:p>
             <w:r>
@@ -3873,7 +1261,7 @@
         </w:tc>
         <w:tc>
           <w:tcPr>
-            <w:tcW w:w="4680" w:type="dxa"/>
+            <w:tcW w:type="dxa" w:w="4680"/>
           </w:tcPr>
           <w:p>
             <w:r>
@@ -3888,25 +1276,21 @@
         </w:trPr>
         <w:tc>
           <w:tcPr>
-            <w:tcW w:w="4680" w:type="dxa"/>
-          </w:tcPr>
-          <w:p>
-            <w:r>
-              <w:lastRenderedPageBreak/>
+            <w:tcW w:type="dxa" w:w="4680"/>
+          </w:tcPr>
+          <w:p>
+            <w:r>
               <w:t>Jupyter (VS Code or JupyterLab)</w:t>
             </w:r>
           </w:p>
         </w:tc>
         <w:tc>
           <w:tcPr>
-            <w:tcW w:w="4680" w:type="dxa"/>
-          </w:tcPr>
-          <w:p>
-            <w:r>
-              <w:t xml:space="preserve">Notebook must be run </w:t>
-            </w:r>
-            <w:r>
-              <w:t>interactively</w:t>
+            <w:tcW w:type="dxa" w:w="4680"/>
+          </w:tcPr>
+          <w:p>
+            <w:r>
+              <w:t>Notebook must be run interactively</w:t>
             </w:r>
           </w:p>
         </w:tc>
@@ -3917,7 +1301,7 @@
         </w:trPr>
         <w:tc>
           <w:tcPr>
-            <w:tcW w:w="4680" w:type="dxa"/>
+            <w:tcW w:type="dxa" w:w="4680"/>
           </w:tcPr>
           <w:p>
             <w:r>
@@ -3927,7 +1311,7 @@
         </w:tc>
         <w:tc>
           <w:tcPr>
-            <w:tcW w:w="4680" w:type="dxa"/>
+            <w:tcW w:type="dxa" w:w="4680"/>
           </w:tcPr>
           <w:p>
             <w:r>
@@ -3942,7 +1326,7 @@
         </w:trPr>
         <w:tc>
           <w:tcPr>
-            <w:tcW w:w="4680" w:type="dxa"/>
+            <w:tcW w:type="dxa" w:w="4680"/>
           </w:tcPr>
           <w:p>
             <w:r>
@@ -3952,7 +1336,7 @@
         </w:tc>
         <w:tc>
           <w:tcPr>
-            <w:tcW w:w="4680" w:type="dxa"/>
+            <w:tcW w:type="dxa" w:w="4680"/>
           </w:tcPr>
           <w:p>
             <w:r>
@@ -3967,7 +1351,7 @@
         </w:trPr>
         <w:tc>
           <w:tcPr>
-            <w:tcW w:w="4680" w:type="dxa"/>
+            <w:tcW w:type="dxa" w:w="4680"/>
           </w:tcPr>
           <w:p>
             <w:r>
@@ -3977,7 +1361,7 @@
         </w:tc>
         <w:tc>
           <w:tcPr>
-            <w:tcW w:w="4680" w:type="dxa"/>
+            <w:tcW w:type="dxa" w:w="4680"/>
           </w:tcPr>
           <w:p>
             <w:r>
@@ -3992,20 +1376,17 @@
         </w:trPr>
         <w:tc>
           <w:tcPr>
-            <w:tcW w:w="4680" w:type="dxa"/>
-          </w:tcPr>
-          <w:p>
-            <w:r>
-              <w:t xml:space="preserve">Access to </w:t>
-            </w:r>
-            <w:r>
-              <w:t>`Z:\HTOC\Data_Analytics\`</w:t>
-            </w:r>
-          </w:p>
-        </w:tc>
-        <w:tc>
-          <w:tcPr>
-            <w:tcW w:w="4680" w:type="dxa"/>
+            <w:tcW w:type="dxa" w:w="4680"/>
+          </w:tcPr>
+          <w:p>
+            <w:r>
+              <w:t>Access to `Z:\HTOC\Data_Analytics\`</w:t>
+            </w:r>
+          </w:p>
+        </w:tc>
+        <w:tc>
+          <w:tcPr>
+            <w:tcW w:type="dxa" w:w="4680"/>
           </w:tcPr>
           <w:p>
             <w:r>
@@ -4038,11 +1419,9 @@
       <w:pPr>
         <w:pStyle w:val="Heading3"/>
       </w:pPr>
-      <w:bookmarkStart w:id="5" w:name="_Toc228190007"/>
       <w:r>
         <w:t>3.2 Input Data Files</w:t>
       </w:r>
-      <w:bookmarkEnd w:id="5"/>
     </w:p>
     <w:p/>
     <w:p>
@@ -4089,11 +1468,9 @@
       <w:pPr>
         <w:pStyle w:val="Heading2"/>
       </w:pPr>
-      <w:bookmarkStart w:id="6" w:name="_Toc228190008"/>
       <w:r>
         <w:t>4. Key Configuration Parameters</w:t>
       </w:r>
-      <w:bookmarkEnd w:id="6"/>
     </w:p>
     <w:p/>
     <w:p>
@@ -4109,13 +1486,13 @@
     <w:tbl>
       <w:tblPr>
         <w:tblStyle w:val="TableGrid"/>
-        <w:tblW w:w="0" w:type="auto"/>
-        <w:tblLook w:val="04A0" w:firstRow="1" w:lastRow="0" w:firstColumn="1" w:lastColumn="0" w:noHBand="0" w:noVBand="1"/>
+        <w:tblW w:type="auto" w:w="0"/>
+        <w:tblLook w:firstColumn="1" w:firstRow="1" w:lastColumn="0" w:lastRow="0" w:noHBand="0" w:noVBand="1" w:val="04A0"/>
       </w:tblPr>
       <w:tblGrid>
-        <w:gridCol w:w="3117"/>
-        <w:gridCol w:w="3116"/>
-        <w:gridCol w:w="3117"/>
+        <w:gridCol w:w="3120"/>
+        <w:gridCol w:w="3120"/>
+        <w:gridCol w:w="3120"/>
       </w:tblGrid>
       <w:tr>
         <w:trPr>
@@ -4124,7 +1501,7 @@
         </w:trPr>
         <w:tc>
           <w:tcPr>
-            <w:tcW w:w="3120" w:type="dxa"/>
+            <w:tcW w:type="dxa" w:w="3120"/>
           </w:tcPr>
           <w:p>
             <w:r>
@@ -4134,7 +1511,7 @@
         </w:tc>
         <w:tc>
           <w:tcPr>
-            <w:tcW w:w="3120" w:type="dxa"/>
+            <w:tcW w:type="dxa" w:w="3120"/>
           </w:tcPr>
           <w:p>
             <w:r>
@@ -4144,7 +1521,7 @@
         </w:tc>
         <w:tc>
           <w:tcPr>
-            <w:tcW w:w="3120" w:type="dxa"/>
+            <w:tcW w:type="dxa" w:w="3120"/>
           </w:tcPr>
           <w:p>
             <w:r>
@@ -4159,7 +1536,7 @@
         </w:trPr>
         <w:tc>
           <w:tcPr>
-            <w:tcW w:w="3120" w:type="dxa"/>
+            <w:tcW w:type="dxa" w:w="3120"/>
           </w:tcPr>
           <w:p>
             <w:r>
@@ -4169,7 +1546,7 @@
         </w:tc>
         <w:tc>
           <w:tcPr>
-            <w:tcW w:w="3120" w:type="dxa"/>
+            <w:tcW w:type="dxa" w:w="3120"/>
           </w:tcPr>
           <w:p>
             <w:r>
@@ -4179,7 +1556,7 @@
         </w:tc>
         <w:tc>
           <w:tcPr>
-            <w:tcW w:w="3120" w:type="dxa"/>
+            <w:tcW w:type="dxa" w:w="3120"/>
           </w:tcPr>
           <w:p>
             <w:r>
@@ -4194,7 +1571,7 @@
         </w:trPr>
         <w:tc>
           <w:tcPr>
-            <w:tcW w:w="3120" w:type="dxa"/>
+            <w:tcW w:type="dxa" w:w="3120"/>
           </w:tcPr>
           <w:p>
             <w:r>
@@ -4204,7 +1581,7 @@
         </w:tc>
         <w:tc>
           <w:tcPr>
-            <w:tcW w:w="3120" w:type="dxa"/>
+            <w:tcW w:type="dxa" w:w="3120"/>
           </w:tcPr>
           <w:p>
             <w:r>
@@ -4214,7 +1591,7 @@
         </w:tc>
         <w:tc>
           <w:tcPr>
-            <w:tcW w:w="3120" w:type="dxa"/>
+            <w:tcW w:type="dxa" w:w="3120"/>
           </w:tcPr>
           <w:p>
             <w:r>
@@ -4229,7 +1606,7 @@
         </w:trPr>
         <w:tc>
           <w:tcPr>
-            <w:tcW w:w="3120" w:type="dxa"/>
+            <w:tcW w:type="dxa" w:w="3120"/>
           </w:tcPr>
           <w:p>
             <w:r>
@@ -4239,7 +1616,7 @@
         </w:tc>
         <w:tc>
           <w:tcPr>
-            <w:tcW w:w="3120" w:type="dxa"/>
+            <w:tcW w:type="dxa" w:w="3120"/>
           </w:tcPr>
           <w:p>
             <w:r>
@@ -4249,7 +1626,7 @@
         </w:tc>
         <w:tc>
           <w:tcPr>
-            <w:tcW w:w="3120" w:type="dxa"/>
+            <w:tcW w:type="dxa" w:w="3120"/>
           </w:tcPr>
           <w:p>
             <w:r>
@@ -4264,7 +1641,7 @@
         </w:trPr>
         <w:tc>
           <w:tcPr>
-            <w:tcW w:w="3120" w:type="dxa"/>
+            <w:tcW w:type="dxa" w:w="3120"/>
           </w:tcPr>
           <w:p>
             <w:r>
@@ -4274,7 +1651,7 @@
         </w:tc>
         <w:tc>
           <w:tcPr>
-            <w:tcW w:w="3120" w:type="dxa"/>
+            <w:tcW w:type="dxa" w:w="3120"/>
           </w:tcPr>
           <w:p>
             <w:r>
@@ -4284,14 +1661,11 @@
         </w:tc>
         <w:tc>
           <w:tcPr>
-            <w:tcW w:w="3120" w:type="dxa"/>
-          </w:tcPr>
-          <w:p>
-            <w:r>
-              <w:t xml:space="preserve">Minimum ensemble probability for a "Highly likely" </w:t>
-            </w:r>
-            <w:r>
-              <w:t>confidence label</w:t>
+            <w:tcW w:type="dxa" w:w="3120"/>
+          </w:tcPr>
+          <w:p>
+            <w:r>
+              <w:t>Minimum ensemble probability for a "Highly likely" confidence label</w:t>
             </w:r>
           </w:p>
         </w:tc>
@@ -4302,7 +1676,7 @@
         </w:trPr>
         <w:tc>
           <w:tcPr>
-            <w:tcW w:w="3120" w:type="dxa"/>
+            <w:tcW w:type="dxa" w:w="3120"/>
           </w:tcPr>
           <w:p>
             <w:r>
@@ -4312,7 +1686,7 @@
         </w:tc>
         <w:tc>
           <w:tcPr>
-            <w:tcW w:w="3120" w:type="dxa"/>
+            <w:tcW w:type="dxa" w:w="3120"/>
           </w:tcPr>
           <w:p>
             <w:r>
@@ -4322,7 +1696,7 @@
         </w:tc>
         <w:tc>
           <w:tcPr>
-            <w:tcW w:w="3120" w:type="dxa"/>
+            <w:tcW w:type="dxa" w:w="3120"/>
           </w:tcPr>
           <w:p>
             <w:r>
@@ -4337,7 +1711,7 @@
         </w:trPr>
         <w:tc>
           <w:tcPr>
-            <w:tcW w:w="3120" w:type="dxa"/>
+            <w:tcW w:type="dxa" w:w="3120"/>
           </w:tcPr>
           <w:p>
             <w:r>
@@ -4347,7 +1721,7 @@
         </w:tc>
         <w:tc>
           <w:tcPr>
-            <w:tcW w:w="3120" w:type="dxa"/>
+            <w:tcW w:type="dxa" w:w="3120"/>
           </w:tcPr>
           <w:p>
             <w:r>
@@ -4357,7 +1731,7 @@
         </w:tc>
         <w:tc>
           <w:tcPr>
-            <w:tcW w:w="3120" w:type="dxa"/>
+            <w:tcW w:type="dxa" w:w="3120"/>
           </w:tcPr>
           <w:p>
             <w:r>
@@ -4372,7 +1746,7 @@
         </w:trPr>
         <w:tc>
           <w:tcPr>
-            <w:tcW w:w="3120" w:type="dxa"/>
+            <w:tcW w:type="dxa" w:w="3120"/>
           </w:tcPr>
           <w:p>
             <w:r>
@@ -4382,7 +1756,7 @@
         </w:tc>
         <w:tc>
           <w:tcPr>
-            <w:tcW w:w="3120" w:type="dxa"/>
+            <w:tcW w:type="dxa" w:w="3120"/>
           </w:tcPr>
           <w:p>
             <w:r>
@@ -4392,7 +1766,7 @@
         </w:tc>
         <w:tc>
           <w:tcPr>
-            <w:tcW w:w="3120" w:type="dxa"/>
+            <w:tcW w:type="dxa" w:w="3120"/>
           </w:tcPr>
           <w:p>
             <w:r>
@@ -4407,7 +1781,7 @@
         </w:trPr>
         <w:tc>
           <w:tcPr>
-            <w:tcW w:w="3120" w:type="dxa"/>
+            <w:tcW w:type="dxa" w:w="3120"/>
           </w:tcPr>
           <w:p>
             <w:r>
@@ -4417,7 +1791,7 @@
         </w:tc>
         <w:tc>
           <w:tcPr>
-            <w:tcW w:w="3120" w:type="dxa"/>
+            <w:tcW w:type="dxa" w:w="3120"/>
           </w:tcPr>
           <w:p>
             <w:r>
@@ -4427,7 +1801,7 @@
         </w:tc>
         <w:tc>
           <w:tcPr>
-            <w:tcW w:w="3120" w:type="dxa"/>
+            <w:tcW w:type="dxa" w:w="3120"/>
           </w:tcPr>
           <w:p>
             <w:r>
@@ -4448,11 +1822,9 @@
       <w:pPr>
         <w:pStyle w:val="Heading2"/>
       </w:pPr>
-      <w:bookmarkStart w:id="7" w:name="_Toc228190009"/>
       <w:r>
         <w:t>5. Pipeline Overview</w:t>
       </w:r>
-      <w:bookmarkEnd w:id="7"/>
     </w:p>
     <w:p/>
     <w:p>
@@ -4470,7 +1842,6 @@
           <w:rFonts w:ascii="Consolas" w:hAnsi="Consolas"/>
           <w:sz w:val="18"/>
         </w:rPr>
-        <w:lastRenderedPageBreak/>
         <w:t>[1] Import Dependencies</w:t>
       </w:r>
     </w:p>
@@ -4677,25 +2048,18 @@
       <w:pPr>
         <w:pStyle w:val="Heading2"/>
       </w:pPr>
-      <w:bookmarkStart w:id="8" w:name="_Toc228190010"/>
       <w:r>
         <w:t>6. Step-by-Step Execution</w:t>
       </w:r>
-      <w:bookmarkEnd w:id="8"/>
     </w:p>
     <w:p/>
     <w:p>
       <w:pPr>
         <w:pStyle w:val="Heading3"/>
       </w:pPr>
-      <w:bookmarkStart w:id="9" w:name="_Toc228190011"/>
-      <w:r>
-        <w:t xml:space="preserve">Step 1 — </w:t>
-      </w:r>
-      <w:r>
-        <w:t>Import Dependencies</w:t>
-      </w:r>
-      <w:bookmarkEnd w:id="9"/>
+      <w:r>
+        <w:t>Step 1 — Import Dependencies</w:t>
+      </w:r>
     </w:p>
     <w:p/>
     <w:p>
@@ -4704,6 +2068,7 @@
       </w:r>
     </w:p>
     <w:p>
+      <w:pPr/>
       <w:r>
         <w:rPr>
           <w:rFonts w:ascii="Consolas" w:hAnsi="Consolas"/>
@@ -4753,6 +2118,7 @@
       </w:r>
     </w:p>
     <w:p>
+      <w:pPr/>
       <w:r>
         <w:rPr>
           <w:rFonts w:ascii="Consolas" w:hAnsi="Consolas"/>
@@ -4802,6 +2168,7 @@
       </w:r>
     </w:p>
     <w:p>
+      <w:pPr/>
       <w:r>
         <w:rPr>
           <w:rFonts w:ascii="Consolas" w:hAnsi="Consolas"/>
@@ -4853,20 +2220,18 @@
       <w:pPr>
         <w:pStyle w:val="Heading3"/>
       </w:pPr>
-      <w:bookmarkStart w:id="10" w:name="_Toc228190012"/>
       <w:r>
         <w:t>Step 2 — Set Date Window</w:t>
       </w:r>
-      <w:bookmarkEnd w:id="10"/>
-    </w:p>
-    <w:p/>
-    <w:p>
-      <w:r>
-        <w:lastRenderedPageBreak/>
+    </w:p>
+    <w:p/>
+    <w:p>
+      <w:r>
         <w:t>The notebook calculates:</w:t>
       </w:r>
     </w:p>
     <w:p>
+      <w:pPr/>
       <w:r>
         <w:rPr>
           <w:rFonts w:ascii="Consolas" w:hAnsi="Consolas"/>
@@ -4879,6 +2244,7 @@
       </w:r>
     </w:p>
     <w:p>
+      <w:pPr/>
       <w:r>
         <w:rPr>
           <w:rFonts w:ascii="Consolas" w:hAnsi="Consolas"/>
@@ -4929,11 +2295,9 @@
       <w:pPr>
         <w:pStyle w:val="Heading3"/>
       </w:pPr>
-      <w:bookmarkStart w:id="11" w:name="_Toc228190013"/>
       <w:r>
         <w:t>Step 3 — Load Daily OpDiv CSVs</w:t>
       </w:r>
-      <w:bookmarkEnd w:id="11"/>
     </w:p>
     <w:p/>
     <w:p>
@@ -5067,14 +2431,13 @@
       <w:pPr>
         <w:pStyle w:val="Heading3"/>
       </w:pPr>
-      <w:bookmarkStart w:id="12" w:name="_Toc228190014"/>
       <w:r>
         <w:t>Step 4 — Clean and Reshape</w:t>
       </w:r>
-      <w:bookmarkEnd w:id="12"/>
-    </w:p>
-    <w:p/>
-    <w:p>
+    </w:p>
+    <w:p/>
+    <w:p>
+      <w:pPr/>
       <w:r>
         <w:t xml:space="preserve">Drops </w:t>
       </w:r>
@@ -5100,6 +2463,7 @@
       </w:r>
     </w:p>
     <w:p>
+      <w:pPr/>
       <w:r>
         <w:t xml:space="preserve">Renames </w:t>
       </w:r>
@@ -5125,6 +2489,7 @@
       </w:r>
     </w:p>
     <w:p>
+      <w:pPr/>
       <w:r>
         <w:t xml:space="preserve">Parses </w:t>
       </w:r>
@@ -5140,6 +2505,7 @@
       </w:r>
     </w:p>
     <w:p>
+      <w:pPr/>
       <w:r>
         <w:t xml:space="preserve">Strips whitespace from </w:t>
       </w:r>
@@ -5175,14 +2541,9 @@
       <w:pPr>
         <w:pStyle w:val="Heading3"/>
       </w:pPr>
-      <w:bookmarkStart w:id="13" w:name="_Toc228190015"/>
-      <w:r>
-        <w:t xml:space="preserve">Step 5 — Build Per-OpDiv Dense </w:t>
-      </w:r>
-      <w:r>
-        <w:t>Panel</w:t>
-      </w:r>
-      <w:bookmarkEnd w:id="13"/>
+      <w:r>
+        <w:t>Step 5 — Build Per-OpDiv Dense Panel</w:t>
+      </w:r>
     </w:p>
     <w:p/>
     <w:p>
@@ -5200,16 +2561,19 @@
       </w:r>
     </w:p>
     <w:p>
+      <w:pPr/>
       <w:r>
         <w:t>All unique API users</w:t>
       </w:r>
     </w:p>
     <w:p>
+      <w:pPr/>
       <w:r>
         <w:t>All calendar days from the minimum date in data through today</w:t>
       </w:r>
     </w:p>
     <w:p>
+      <w:pPr/>
       <w:r>
         <w:t>All unique indicators</w:t>
       </w:r>
@@ -5238,12 +2602,12 @@
     <w:tbl>
       <w:tblPr>
         <w:tblStyle w:val="TableGrid"/>
-        <w:tblW w:w="0" w:type="auto"/>
-        <w:tblLook w:val="04A0" w:firstRow="1" w:lastRow="0" w:firstColumn="1" w:lastColumn="0" w:noHBand="0" w:noVBand="1"/>
+        <w:tblW w:type="auto" w:w="0"/>
+        <w:tblLook w:firstColumn="1" w:firstRow="1" w:lastColumn="0" w:lastRow="0" w:noHBand="0" w:noVBand="1" w:val="04A0"/>
       </w:tblPr>
       <w:tblGrid>
-        <w:gridCol w:w="4675"/>
-        <w:gridCol w:w="4675"/>
+        <w:gridCol w:w="4680"/>
+        <w:gridCol w:w="4680"/>
       </w:tblGrid>
       <w:tr>
         <w:trPr>
@@ -5252,7 +2616,7 @@
         </w:trPr>
         <w:tc>
           <w:tcPr>
-            <w:tcW w:w="4680" w:type="dxa"/>
+            <w:tcW w:type="dxa" w:w="4680"/>
           </w:tcPr>
           <w:p>
             <w:r>
@@ -5262,7 +2626,7 @@
         </w:tc>
         <w:tc>
           <w:tcPr>
-            <w:tcW w:w="4680" w:type="dxa"/>
+            <w:tcW w:type="dxa" w:w="4680"/>
           </w:tcPr>
           <w:p>
             <w:r>
@@ -5277,7 +2641,7 @@
         </w:trPr>
         <w:tc>
           <w:tcPr>
-            <w:tcW w:w="4680" w:type="dxa"/>
+            <w:tcW w:type="dxa" w:w="4680"/>
           </w:tcPr>
           <w:p>
             <w:r>
@@ -5287,7 +2651,7 @@
         </w:tc>
         <w:tc>
           <w:tcPr>
-            <w:tcW w:w="4680" w:type="dxa"/>
+            <w:tcW w:type="dxa" w:w="4680"/>
           </w:tcPr>
           <w:p>
             <w:r>
@@ -5302,7 +2666,7 @@
         </w:trPr>
         <w:tc>
           <w:tcPr>
-            <w:tcW w:w="4680" w:type="dxa"/>
+            <w:tcW w:type="dxa" w:w="4680"/>
           </w:tcPr>
           <w:p>
             <w:r>
@@ -5312,7 +2676,7 @@
         </w:tc>
         <w:tc>
           <w:tcPr>
-            <w:tcW w:w="4680" w:type="dxa"/>
+            <w:tcW w:type="dxa" w:w="4680"/>
           </w:tcPr>
           <w:p>
             <w:r>
@@ -5327,7 +2691,7 @@
         </w:trPr>
         <w:tc>
           <w:tcPr>
-            <w:tcW w:w="4680" w:type="dxa"/>
+            <w:tcW w:type="dxa" w:w="4680"/>
           </w:tcPr>
           <w:p>
             <w:r>
@@ -5337,7 +2701,7 @@
         </w:tc>
         <w:tc>
           <w:tcPr>
-            <w:tcW w:w="4680" w:type="dxa"/>
+            <w:tcW w:type="dxa" w:w="4680"/>
           </w:tcPr>
           <w:p>
             <w:r>
@@ -5352,7 +2716,7 @@
         </w:trPr>
         <w:tc>
           <w:tcPr>
-            <w:tcW w:w="4680" w:type="dxa"/>
+            <w:tcW w:type="dxa" w:w="4680"/>
           </w:tcPr>
           <w:p>
             <w:r>
@@ -5362,7 +2726,7 @@
         </w:tc>
         <w:tc>
           <w:tcPr>
-            <w:tcW w:w="4680" w:type="dxa"/>
+            <w:tcW w:type="dxa" w:w="4680"/>
           </w:tcPr>
           <w:p>
             <w:r>
@@ -5377,7 +2741,7 @@
         </w:trPr>
         <w:tc>
           <w:tcPr>
-            <w:tcW w:w="4680" w:type="dxa"/>
+            <w:tcW w:type="dxa" w:w="4680"/>
           </w:tcPr>
           <w:p>
             <w:r>
@@ -5387,14 +2751,11 @@
         </w:tc>
         <w:tc>
           <w:tcPr>
-            <w:tcW w:w="4680" w:type="dxa"/>
-          </w:tcPr>
-          <w:p>
-            <w:r>
-              <w:t xml:space="preserve">Binary: 1 if </w:t>
-            </w:r>
-            <w:r>
-              <w:t>`observations &gt; 0`, else 0</w:t>
+            <w:tcW w:type="dxa" w:w="4680"/>
+          </w:tcPr>
+          <w:p>
+            <w:r>
+              <w:t>Binary: 1 if `observations &gt; 0`, else 0</w:t>
             </w:r>
           </w:p>
         </w:tc>
@@ -5427,16 +2788,13 @@
       <w:pPr>
         <w:pStyle w:val="Heading3"/>
       </w:pPr>
-      <w:bookmarkStart w:id="14" w:name="_Toc228190016"/>
       <w:r>
         <w:t>Step 6 — Define Modeling Functions</w:t>
       </w:r>
-      <w:bookmarkEnd w:id="14"/>
-    </w:p>
-    <w:p/>
-    <w:p>
-      <w:r>
-        <w:lastRenderedPageBreak/>
+    </w:p>
+    <w:p/>
+    <w:p>
+      <w:r>
         <w:t xml:space="preserve">This cell defines all helper functions used by </w:t>
       </w:r>
       <w:r>
@@ -5458,12 +2816,12 @@
     <w:tbl>
       <w:tblPr>
         <w:tblStyle w:val="TableGrid"/>
-        <w:tblW w:w="0" w:type="auto"/>
-        <w:tblLook w:val="04A0" w:firstRow="1" w:lastRow="0" w:firstColumn="1" w:lastColumn="0" w:noHBand="0" w:noVBand="1"/>
+        <w:tblW w:type="auto" w:w="0"/>
+        <w:tblLook w:firstColumn="1" w:firstRow="1" w:lastColumn="0" w:lastRow="0" w:noHBand="0" w:noVBand="1" w:val="04A0"/>
       </w:tblPr>
       <w:tblGrid>
-        <w:gridCol w:w="4676"/>
-        <w:gridCol w:w="4674"/>
+        <w:gridCol w:w="4680"/>
+        <w:gridCol w:w="4680"/>
       </w:tblGrid>
       <w:tr>
         <w:trPr>
@@ -5472,7 +2830,7 @@
         </w:trPr>
         <w:tc>
           <w:tcPr>
-            <w:tcW w:w="4680" w:type="dxa"/>
+            <w:tcW w:type="dxa" w:w="4680"/>
           </w:tcPr>
           <w:p>
             <w:r>
@@ -5482,7 +2840,7 @@
         </w:tc>
         <w:tc>
           <w:tcPr>
-            <w:tcW w:w="4680" w:type="dxa"/>
+            <w:tcW w:type="dxa" w:w="4680"/>
           </w:tcPr>
           <w:p>
             <w:r>
@@ -5497,7 +2855,7 @@
         </w:trPr>
         <w:tc>
           <w:tcPr>
-            <w:tcW w:w="4680" w:type="dxa"/>
+            <w:tcW w:type="dxa" w:w="4680"/>
           </w:tcPr>
           <w:p>
             <w:r>
@@ -5507,7 +2865,7 @@
         </w:tc>
         <w:tc>
           <w:tcPr>
-            <w:tcW w:w="4680" w:type="dxa"/>
+            <w:tcW w:type="dxa" w:w="4680"/>
           </w:tcPr>
           <w:p>
             <w:r>
@@ -5522,7 +2880,7 @@
         </w:trPr>
         <w:tc>
           <w:tcPr>
-            <w:tcW w:w="4680" w:type="dxa"/>
+            <w:tcW w:type="dxa" w:w="4680"/>
           </w:tcPr>
           <w:p>
             <w:r>
@@ -5532,7 +2890,7 @@
         </w:tc>
         <w:tc>
           <w:tcPr>
-            <w:tcW w:w="4680" w:type="dxa"/>
+            <w:tcW w:type="dxa" w:w="4680"/>
           </w:tcPr>
           <w:p>
             <w:r>
@@ -5547,7 +2905,7 @@
         </w:trPr>
         <w:tc>
           <w:tcPr>
-            <w:tcW w:w="4680" w:type="dxa"/>
+            <w:tcW w:type="dxa" w:w="4680"/>
           </w:tcPr>
           <w:p>
             <w:r>
@@ -5557,14 +2915,11 @@
         </w:tc>
         <w:tc>
           <w:tcPr>
-            <w:tcW w:w="4680" w:type="dxa"/>
-          </w:tcPr>
-          <w:p>
-            <w:r>
-              <w:t xml:space="preserve">Trains and scores a </w:t>
-            </w:r>
-            <w:r>
-              <w:t>Logistic Regression pipeline</w:t>
+            <w:tcW w:type="dxa" w:w="4680"/>
+          </w:tcPr>
+          <w:p>
+            <w:r>
+              <w:t>Trains and scores a Logistic Regression pipeline</w:t>
             </w:r>
           </w:p>
         </w:tc>
@@ -5575,7 +2930,7 @@
         </w:trPr>
         <w:tc>
           <w:tcPr>
-            <w:tcW w:w="4680" w:type="dxa"/>
+            <w:tcW w:type="dxa" w:w="4680"/>
           </w:tcPr>
           <w:p>
             <w:r>
@@ -5585,7 +2940,7 @@
         </w:tc>
         <w:tc>
           <w:tcPr>
-            <w:tcW w:w="4680" w:type="dxa"/>
+            <w:tcW w:type="dxa" w:w="4680"/>
           </w:tcPr>
           <w:p>
             <w:r>
@@ -5600,7 +2955,7 @@
         </w:trPr>
         <w:tc>
           <w:tcPr>
-            <w:tcW w:w="4680" w:type="dxa"/>
+            <w:tcW w:type="dxa" w:w="4680"/>
           </w:tcPr>
           <w:p>
             <w:r>
@@ -5610,7 +2965,7 @@
         </w:tc>
         <w:tc>
           <w:tcPr>
-            <w:tcW w:w="4680" w:type="dxa"/>
+            <w:tcW w:type="dxa" w:w="4680"/>
           </w:tcPr>
           <w:p>
             <w:r>
@@ -5625,7 +2980,7 @@
         </w:trPr>
         <w:tc>
           <w:tcPr>
-            <w:tcW w:w="4680" w:type="dxa"/>
+            <w:tcW w:type="dxa" w:w="4680"/>
           </w:tcPr>
           <w:p>
             <w:r>
@@ -5635,7 +2990,7 @@
         </w:tc>
         <w:tc>
           <w:tcPr>
-            <w:tcW w:w="4680" w:type="dxa"/>
+            <w:tcW w:type="dxa" w:w="4680"/>
           </w:tcPr>
           <w:p>
             <w:r>
@@ -5650,7 +3005,7 @@
         </w:trPr>
         <w:tc>
           <w:tcPr>
-            <w:tcW w:w="4680" w:type="dxa"/>
+            <w:tcW w:type="dxa" w:w="4680"/>
           </w:tcPr>
           <w:p>
             <w:r>
@@ -5660,7 +3015,7 @@
         </w:tc>
         <w:tc>
           <w:tcPr>
-            <w:tcW w:w="4680" w:type="dxa"/>
+            <w:tcW w:type="dxa" w:w="4680"/>
           </w:tcPr>
           <w:p>
             <w:r>
@@ -5675,7 +3030,7 @@
         </w:trPr>
         <w:tc>
           <w:tcPr>
-            <w:tcW w:w="4680" w:type="dxa"/>
+            <w:tcW w:type="dxa" w:w="4680"/>
           </w:tcPr>
           <w:p>
             <w:r>
@@ -5685,7 +3040,7 @@
         </w:tc>
         <w:tc>
           <w:tcPr>
-            <w:tcW w:w="4680" w:type="dxa"/>
+            <w:tcW w:type="dxa" w:w="4680"/>
           </w:tcPr>
           <w:p>
             <w:r>
@@ -5700,7 +3055,7 @@
         </w:trPr>
         <w:tc>
           <w:tcPr>
-            <w:tcW w:w="4680" w:type="dxa"/>
+            <w:tcW w:type="dxa" w:w="4680"/>
           </w:tcPr>
           <w:p>
             <w:r>
@@ -5710,7 +3065,7 @@
         </w:tc>
         <w:tc>
           <w:tcPr>
-            <w:tcW w:w="4680" w:type="dxa"/>
+            <w:tcW w:type="dxa" w:w="4680"/>
           </w:tcPr>
           <w:p>
             <w:r>
@@ -5731,7 +3086,6 @@
       <w:pPr>
         <w:pStyle w:val="Heading3"/>
       </w:pPr>
-      <w:bookmarkStart w:id="15" w:name="_Toc228190017"/>
       <w:r>
         <w:t xml:space="preserve">Step 7 — Run </w:t>
       </w:r>
@@ -5742,7 +3096,6 @@
         </w:rPr>
         <w:t>main()</w:t>
       </w:r>
-      <w:bookmarkEnd w:id="15"/>
     </w:p>
     <w:p/>
     <w:p>
@@ -5772,6 +3125,7 @@
     </w:p>
     <w:p/>
     <w:p>
+      <w:pPr/>
       <w:r>
         <w:t xml:space="preserve">Calls </w:t>
       </w:r>
@@ -5787,8 +3141,8 @@
       </w:r>
     </w:p>
     <w:p>
-      <w:r>
-        <w:lastRenderedPageBreak/>
+      <w:pPr/>
+      <w:r>
         <w:t xml:space="preserve">Calls </w:t>
       </w:r>
       <w:r>
@@ -5803,6 +3157,7 @@
       </w:r>
     </w:p>
     <w:p>
+      <w:pPr/>
       <w:r>
         <w:t xml:space="preserve">Calls </w:t>
       </w:r>
@@ -5818,6 +3173,7 @@
       </w:r>
     </w:p>
     <w:p>
+      <w:pPr/>
       <w:r>
         <w:t xml:space="preserve">Calls </w:t>
       </w:r>
@@ -5833,6 +3189,7 @@
       </w:r>
     </w:p>
     <w:p>
+      <w:pPr/>
       <w:r>
         <w:t xml:space="preserve">Calls </w:t>
       </w:r>
@@ -5914,22 +3271,18 @@
       <w:pPr>
         <w:pStyle w:val="Heading2"/>
       </w:pPr>
-      <w:bookmarkStart w:id="16" w:name="_Toc228190018"/>
       <w:r>
         <w:t>7. Features Used in Modeling</w:t>
       </w:r>
-      <w:bookmarkEnd w:id="16"/>
     </w:p>
     <w:p/>
     <w:p>
       <w:pPr>
         <w:pStyle w:val="Heading3"/>
       </w:pPr>
-      <w:bookmarkStart w:id="17" w:name="_Toc228190019"/>
       <w:r>
         <w:t>7.1 Time-Series Features (computed per indicator)</w:t>
       </w:r>
-      <w:bookmarkEnd w:id="17"/>
     </w:p>
     <w:p>
       <w:pPr>
@@ -5939,12 +3292,12 @@
     <w:tbl>
       <w:tblPr>
         <w:tblStyle w:val="TableGrid"/>
-        <w:tblW w:w="0" w:type="auto"/>
-        <w:tblLook w:val="04A0" w:firstRow="1" w:lastRow="0" w:firstColumn="1" w:lastColumn="0" w:noHBand="0" w:noVBand="1"/>
+        <w:tblW w:type="auto" w:w="0"/>
+        <w:tblLook w:firstColumn="1" w:firstRow="1" w:lastColumn="0" w:lastRow="0" w:noHBand="0" w:noVBand="1" w:val="04A0"/>
       </w:tblPr>
       <w:tblGrid>
-        <w:gridCol w:w="4675"/>
-        <w:gridCol w:w="4675"/>
+        <w:gridCol w:w="4680"/>
+        <w:gridCol w:w="4680"/>
       </w:tblGrid>
       <w:tr>
         <w:trPr>
@@ -5953,7 +3306,7 @@
         </w:trPr>
         <w:tc>
           <w:tcPr>
-            <w:tcW w:w="4680" w:type="dxa"/>
+            <w:tcW w:type="dxa" w:w="4680"/>
           </w:tcPr>
           <w:p>
             <w:r>
@@ -5963,7 +3316,7 @@
         </w:tc>
         <w:tc>
           <w:tcPr>
-            <w:tcW w:w="4680" w:type="dxa"/>
+            <w:tcW w:type="dxa" w:w="4680"/>
           </w:tcPr>
           <w:p>
             <w:r>
@@ -5978,7 +3331,7 @@
         </w:trPr>
         <w:tc>
           <w:tcPr>
-            <w:tcW w:w="4680" w:type="dxa"/>
+            <w:tcW w:type="dxa" w:w="4680"/>
           </w:tcPr>
           <w:p>
             <w:r>
@@ -5988,7 +3341,7 @@
         </w:tc>
         <w:tc>
           <w:tcPr>
-            <w:tcW w:w="4680" w:type="dxa"/>
+            <w:tcW w:type="dxa" w:w="4680"/>
           </w:tcPr>
           <w:p>
             <w:r>
@@ -6003,7 +3356,7 @@
         </w:trPr>
         <w:tc>
           <w:tcPr>
-            <w:tcW w:w="4680" w:type="dxa"/>
+            <w:tcW w:type="dxa" w:w="4680"/>
           </w:tcPr>
           <w:p>
             <w:r>
@@ -6013,7 +3366,7 @@
         </w:tc>
         <w:tc>
           <w:tcPr>
-            <w:tcW w:w="4680" w:type="dxa"/>
+            <w:tcW w:type="dxa" w:w="4680"/>
           </w:tcPr>
           <w:p>
             <w:r>
@@ -6028,7 +3381,7 @@
         </w:trPr>
         <w:tc>
           <w:tcPr>
-            <w:tcW w:w="4680" w:type="dxa"/>
+            <w:tcW w:type="dxa" w:w="4680"/>
           </w:tcPr>
           <w:p>
             <w:r>
@@ -6038,7 +3391,7 @@
         </w:tc>
         <w:tc>
           <w:tcPr>
-            <w:tcW w:w="4680" w:type="dxa"/>
+            <w:tcW w:type="dxa" w:w="4680"/>
           </w:tcPr>
           <w:p>
             <w:r>
@@ -6053,7 +3406,7 @@
         </w:trPr>
         <w:tc>
           <w:tcPr>
-            <w:tcW w:w="4680" w:type="dxa"/>
+            <w:tcW w:type="dxa" w:w="4680"/>
           </w:tcPr>
           <w:p>
             <w:r>
@@ -6063,7 +3416,7 @@
         </w:tc>
         <w:tc>
           <w:tcPr>
-            <w:tcW w:w="4680" w:type="dxa"/>
+            <w:tcW w:type="dxa" w:w="4680"/>
           </w:tcPr>
           <w:p>
             <w:r>
@@ -6078,7 +3431,7 @@
         </w:trPr>
         <w:tc>
           <w:tcPr>
-            <w:tcW w:w="4680" w:type="dxa"/>
+            <w:tcW w:type="dxa" w:w="4680"/>
           </w:tcPr>
           <w:p>
             <w:r>
@@ -6088,7 +3441,7 @@
         </w:tc>
         <w:tc>
           <w:tcPr>
-            <w:tcW w:w="4680" w:type="dxa"/>
+            <w:tcW w:type="dxa" w:w="4680"/>
           </w:tcPr>
           <w:p>
             <w:r>
@@ -6103,7 +3456,7 @@
         </w:trPr>
         <w:tc>
           <w:tcPr>
-            <w:tcW w:w="4680" w:type="dxa"/>
+            <w:tcW w:type="dxa" w:w="4680"/>
           </w:tcPr>
           <w:p>
             <w:r>
@@ -6113,7 +3466,7 @@
         </w:tc>
         <w:tc>
           <w:tcPr>
-            <w:tcW w:w="4680" w:type="dxa"/>
+            <w:tcW w:type="dxa" w:w="4680"/>
           </w:tcPr>
           <w:p>
             <w:r>
@@ -6128,7 +3481,7 @@
         </w:trPr>
         <w:tc>
           <w:tcPr>
-            <w:tcW w:w="4680" w:type="dxa"/>
+            <w:tcW w:type="dxa" w:w="4680"/>
           </w:tcPr>
           <w:p>
             <w:r>
@@ -6138,14 +3491,11 @@
         </w:tc>
         <w:tc>
           <w:tcPr>
-            <w:tcW w:w="4680" w:type="dxa"/>
-          </w:tcPr>
-          <w:p>
-            <w:r>
-              <w:t xml:space="preserve">Average number of days between </w:t>
-            </w:r>
-            <w:r>
-              <w:t>observations</w:t>
+            <w:tcW w:type="dxa" w:w="4680"/>
+          </w:tcPr>
+          <w:p>
+            <w:r>
+              <w:t>Average number of days between observations</w:t>
             </w:r>
           </w:p>
         </w:tc>
@@ -6156,18 +3506,17 @@
         </w:trPr>
         <w:tc>
           <w:tcPr>
-            <w:tcW w:w="4680" w:type="dxa"/>
-          </w:tcPr>
-          <w:p>
-            <w:r>
-              <w:lastRenderedPageBreak/>
+            <w:tcW w:type="dxa" w:w="4680"/>
+          </w:tcPr>
+          <w:p>
+            <w:r>
               <w:t>`burstiness`</w:t>
             </w:r>
           </w:p>
         </w:tc>
         <w:tc>
           <w:tcPr>
-            <w:tcW w:w="4680" w:type="dxa"/>
+            <w:tcW w:type="dxa" w:w="4680"/>
           </w:tcPr>
           <w:p>
             <w:r>
@@ -6182,11 +3531,9 @@
       <w:pPr>
         <w:pStyle w:val="Heading3"/>
       </w:pPr>
-      <w:bookmarkStart w:id="18" w:name="_Toc228190020"/>
       <w:r>
         <w:t>7.2 Supervised Labels (computed per indicator per horizon)</w:t>
       </w:r>
-      <w:bookmarkEnd w:id="18"/>
     </w:p>
     <w:p>
       <w:pPr>
@@ -6196,12 +3543,12 @@
     <w:tbl>
       <w:tblPr>
         <w:tblStyle w:val="TableGrid"/>
-        <w:tblW w:w="0" w:type="auto"/>
-        <w:tblLook w:val="04A0" w:firstRow="1" w:lastRow="0" w:firstColumn="1" w:lastColumn="0" w:noHBand="0" w:noVBand="1"/>
+        <w:tblW w:type="auto" w:w="0"/>
+        <w:tblLook w:firstColumn="1" w:firstRow="1" w:lastColumn="0" w:lastRow="0" w:noHBand="0" w:noVBand="1" w:val="04A0"/>
       </w:tblPr>
       <w:tblGrid>
-        <w:gridCol w:w="4675"/>
-        <w:gridCol w:w="4675"/>
+        <w:gridCol w:w="4680"/>
+        <w:gridCol w:w="4680"/>
       </w:tblGrid>
       <w:tr>
         <w:trPr>
@@ -6210,7 +3557,7 @@
         </w:trPr>
         <w:tc>
           <w:tcPr>
-            <w:tcW w:w="4680" w:type="dxa"/>
+            <w:tcW w:type="dxa" w:w="4680"/>
           </w:tcPr>
           <w:p>
             <w:r>
@@ -6220,7 +3567,7 @@
         </w:tc>
         <w:tc>
           <w:tcPr>
-            <w:tcW w:w="4680" w:type="dxa"/>
+            <w:tcW w:type="dxa" w:w="4680"/>
           </w:tcPr>
           <w:p>
             <w:r>
@@ -6235,7 +3582,7 @@
         </w:trPr>
         <w:tc>
           <w:tcPr>
-            <w:tcW w:w="4680" w:type="dxa"/>
+            <w:tcW w:type="dxa" w:w="4680"/>
           </w:tcPr>
           <w:p>
             <w:r>
@@ -6245,7 +3592,7 @@
         </w:tc>
         <w:tc>
           <w:tcPr>
-            <w:tcW w:w="4680" w:type="dxa"/>
+            <w:tcW w:type="dxa" w:w="4680"/>
           </w:tcPr>
           <w:p>
             <w:r>
@@ -6260,7 +3607,7 @@
         </w:trPr>
         <w:tc>
           <w:tcPr>
-            <w:tcW w:w="4680" w:type="dxa"/>
+            <w:tcW w:type="dxa" w:w="4680"/>
           </w:tcPr>
           <w:p>
             <w:r>
@@ -6270,7 +3617,7 @@
         </w:tc>
         <w:tc>
           <w:tcPr>
-            <w:tcW w:w="4680" w:type="dxa"/>
+            <w:tcW w:type="dxa" w:w="4680"/>
           </w:tcPr>
           <w:p>
             <w:r>
@@ -6285,7 +3632,7 @@
         </w:trPr>
         <w:tc>
           <w:tcPr>
-            <w:tcW w:w="4680" w:type="dxa"/>
+            <w:tcW w:type="dxa" w:w="4680"/>
           </w:tcPr>
           <w:p>
             <w:r>
@@ -6295,7 +3642,7 @@
         </w:tc>
         <w:tc>
           <w:tcPr>
-            <w:tcW w:w="4680" w:type="dxa"/>
+            <w:tcW w:type="dxa" w:w="4680"/>
           </w:tcPr>
           <w:p>
             <w:r>
@@ -6310,7 +3657,7 @@
         </w:trPr>
         <w:tc>
           <w:tcPr>
-            <w:tcW w:w="4680" w:type="dxa"/>
+            <w:tcW w:type="dxa" w:w="4680"/>
           </w:tcPr>
           <w:p>
             <w:r>
@@ -6320,7 +3667,7 @@
         </w:tc>
         <w:tc>
           <w:tcPr>
-            <w:tcW w:w="4680" w:type="dxa"/>
+            <w:tcW w:type="dxa" w:w="4680"/>
           </w:tcPr>
           <w:p>
             <w:r>
@@ -6386,11 +3733,9 @@
       <w:pPr>
         <w:pStyle w:val="Heading2"/>
       </w:pPr>
-      <w:bookmarkStart w:id="19" w:name="_Toc228190021"/>
       <w:r>
         <w:t>8. Forecasting Models</w:t>
       </w:r>
-      <w:bookmarkEnd w:id="19"/>
     </w:p>
     <w:p/>
     <w:p>
@@ -6403,19 +3748,17 @@
       <w:pPr>
         <w:pStyle w:val="Heading3"/>
       </w:pPr>
-      <w:bookmarkStart w:id="20" w:name="_Toc228190022"/>
       <w:r>
         <w:t>8.1 Logistic Regression</w:t>
       </w:r>
-      <w:bookmarkEnd w:id="20"/>
-    </w:p>
-    <w:p/>
-    <w:p>
+    </w:p>
+    <w:p/>
+    <w:p>
+      <w:pPr/>
       <w:r>
         <w:rPr>
           <w:b/>
         </w:rPr>
-        <w:lastRenderedPageBreak/>
         <w:t>Implementation:</w:t>
       </w:r>
       <w:r>
@@ -6450,6 +3793,7 @@
       </w:r>
     </w:p>
     <w:p>
+      <w:pPr/>
       <w:r>
         <w:rPr>
           <w:b/>
@@ -6461,6 +3805,7 @@
       </w:r>
     </w:p>
     <w:p>
+      <w:pPr/>
       <w:r>
         <w:rPr>
           <w:b/>
@@ -6472,6 +3817,7 @@
       </w:r>
     </w:p>
     <w:p>
+      <w:pPr/>
       <w:r>
         <w:rPr>
           <w:b/>
@@ -6487,14 +3833,13 @@
       <w:pPr>
         <w:pStyle w:val="Heading3"/>
       </w:pPr>
-      <w:bookmarkStart w:id="21" w:name="_Toc228190023"/>
       <w:r>
         <w:t>8.2 Gradient Boosting Classifier</w:t>
       </w:r>
-      <w:bookmarkEnd w:id="21"/>
-    </w:p>
-    <w:p/>
-    <w:p>
+    </w:p>
+    <w:p/>
+    <w:p>
+      <w:pPr/>
       <w:r>
         <w:rPr>
           <w:b/>
@@ -6516,6 +3861,7 @@
       </w:r>
     </w:p>
     <w:p>
+      <w:pPr/>
       <w:r>
         <w:rPr>
           <w:b/>
@@ -6527,6 +3873,7 @@
       </w:r>
     </w:p>
     <w:p>
+      <w:pPr/>
       <w:r>
         <w:rPr>
           <w:b/>
@@ -6538,6 +3885,7 @@
       </w:r>
     </w:p>
     <w:p>
+      <w:pPr/>
       <w:r>
         <w:rPr>
           <w:b/>
@@ -6553,14 +3901,13 @@
       <w:pPr>
         <w:pStyle w:val="Heading3"/>
       </w:pPr>
-      <w:bookmarkStart w:id="22" w:name="_Toc228190024"/>
       <w:r>
         <w:t>8.3 Exponential (Poisson-Rate) Model</w:t>
       </w:r>
-      <w:bookmarkEnd w:id="22"/>
-    </w:p>
-    <w:p/>
-    <w:p>
+    </w:p>
+    <w:p/>
+    <w:p>
+      <w:pPr/>
       <w:r>
         <w:rPr>
           <w:b/>
@@ -6579,6 +3926,7 @@
       </w:r>
     </w:p>
     <w:p>
+      <w:pPr/>
       <w:r>
         <w:rPr>
           <w:b/>
@@ -6610,6 +3958,7 @@
       </w:r>
     </w:p>
     <w:p>
+      <w:pPr/>
       <w:r>
         <w:rPr>
           <w:b/>
@@ -6621,6 +3970,7 @@
       </w:r>
     </w:p>
     <w:p>
+      <w:pPr/>
       <w:r>
         <w:rPr>
           <w:b/>
@@ -6636,14 +3986,13 @@
       <w:pPr>
         <w:pStyle w:val="Heading3"/>
       </w:pPr>
-      <w:bookmarkStart w:id="23" w:name="_Toc228190025"/>
       <w:r>
         <w:t>8.4 Weibull AFT (Accelerated Failure Time) Model</w:t>
       </w:r>
-      <w:bookmarkEnd w:id="23"/>
-    </w:p>
-    <w:p/>
-    <w:p>
+    </w:p>
+    <w:p/>
+    <w:p>
+      <w:pPr/>
       <w:r>
         <w:rPr>
           <w:b/>
@@ -6662,6 +4011,7 @@
       </w:r>
     </w:p>
     <w:p>
+      <w:pPr/>
       <w:r>
         <w:rPr>
           <w:b/>
@@ -6680,6 +4030,7 @@
       </w:r>
     </w:p>
     <w:p>
+      <w:pPr/>
       <w:r>
         <w:rPr>
           <w:b/>
@@ -6701,6 +4052,7 @@
       </w:r>
     </w:p>
     <w:p>
+      <w:pPr/>
       <w:r>
         <w:rPr>
           <w:b/>
@@ -6712,6 +4064,7 @@
       </w:r>
     </w:p>
     <w:p>
+      <w:pPr/>
       <w:r>
         <w:rPr>
           <w:b/>
@@ -6727,12 +4080,9 @@
       <w:pPr>
         <w:pStyle w:val="Heading3"/>
       </w:pPr>
-      <w:bookmarkStart w:id="24" w:name="_Toc228190026"/>
-      <w:r>
-        <w:lastRenderedPageBreak/>
+      <w:r>
         <w:t>8.5 Weighted Ensemble</w:t>
       </w:r>
-      <w:bookmarkEnd w:id="24"/>
     </w:p>
     <w:p/>
     <w:p>
@@ -6770,11 +4120,9 @@
       <w:pPr>
         <w:pStyle w:val="Heading2"/>
       </w:pPr>
-      <w:bookmarkStart w:id="25" w:name="_Toc228190027"/>
       <w:r>
         <w:t>9. Confidence Labels</w:t>
       </w:r>
-      <w:bookmarkEnd w:id="25"/>
     </w:p>
     <w:p/>
     <w:p>
@@ -6790,12 +4138,12 @@
     <w:tbl>
       <w:tblPr>
         <w:tblStyle w:val="TableGrid"/>
-        <w:tblW w:w="0" w:type="auto"/>
-        <w:tblLook w:val="04A0" w:firstRow="1" w:lastRow="0" w:firstColumn="1" w:lastColumn="0" w:noHBand="0" w:noVBand="1"/>
+        <w:tblW w:type="auto" w:w="0"/>
+        <w:tblLook w:firstColumn="1" w:firstRow="1" w:lastColumn="0" w:lastRow="0" w:noHBand="0" w:noVBand="1" w:val="04A0"/>
       </w:tblPr>
       <w:tblGrid>
-        <w:gridCol w:w="4675"/>
-        <w:gridCol w:w="4675"/>
+        <w:gridCol w:w="4680"/>
+        <w:gridCol w:w="4680"/>
       </w:tblGrid>
       <w:tr>
         <w:trPr>
@@ -6804,7 +4152,7 @@
         </w:trPr>
         <w:tc>
           <w:tcPr>
-            <w:tcW w:w="4680" w:type="dxa"/>
+            <w:tcW w:type="dxa" w:w="4680"/>
           </w:tcPr>
           <w:p>
             <w:r>
@@ -6814,7 +4162,7 @@
         </w:tc>
         <w:tc>
           <w:tcPr>
-            <w:tcW w:w="4680" w:type="dxa"/>
+            <w:tcW w:type="dxa" w:w="4680"/>
           </w:tcPr>
           <w:p>
             <w:r>
@@ -6829,7 +4177,7 @@
         </w:trPr>
         <w:tc>
           <w:tcPr>
-            <w:tcW w:w="4680" w:type="dxa"/>
+            <w:tcW w:type="dxa" w:w="4680"/>
           </w:tcPr>
           <w:p>
             <w:r>
@@ -6839,7 +4187,7 @@
         </w:tc>
         <w:tc>
           <w:tcPr>
-            <w:tcW w:w="4680" w:type="dxa"/>
+            <w:tcW w:type="dxa" w:w="4680"/>
           </w:tcPr>
           <w:p>
             <w:r>
@@ -6854,7 +4202,7 @@
         </w:trPr>
         <w:tc>
           <w:tcPr>
-            <w:tcW w:w="4680" w:type="dxa"/>
+            <w:tcW w:type="dxa" w:w="4680"/>
           </w:tcPr>
           <w:p>
             <w:r>
@@ -6864,7 +4212,7 @@
         </w:tc>
         <w:tc>
           <w:tcPr>
-            <w:tcW w:w="4680" w:type="dxa"/>
+            <w:tcW w:type="dxa" w:w="4680"/>
           </w:tcPr>
           <w:p>
             <w:r>
@@ -6879,7 +4227,7 @@
         </w:trPr>
         <w:tc>
           <w:tcPr>
-            <w:tcW w:w="4680" w:type="dxa"/>
+            <w:tcW w:type="dxa" w:w="4680"/>
           </w:tcPr>
           <w:p>
             <w:r>
@@ -6889,7 +4237,7 @@
         </w:tc>
         <w:tc>
           <w:tcPr>
-            <w:tcW w:w="4680" w:type="dxa"/>
+            <w:tcW w:type="dxa" w:w="4680"/>
           </w:tcPr>
           <w:p>
             <w:r>
@@ -6926,19 +4274,14 @@
       <w:pPr>
         <w:pStyle w:val="Heading2"/>
       </w:pPr>
-      <w:bookmarkStart w:id="26" w:name="_Toc228190028"/>
       <w:r>
         <w:t>10. Production Output Table</w:t>
       </w:r>
-      <w:bookmarkEnd w:id="26"/>
-    </w:p>
-    <w:p/>
-    <w:p>
-      <w:r>
-        <w:t xml:space="preserve">The final </w:t>
-      </w:r>
-      <w:r>
-        <w:t>output table contains one row per indicator per OpDiv and includes:</w:t>
+    </w:p>
+    <w:p/>
+    <w:p>
+      <w:r>
+        <w:t>The final output table contains one row per indicator per OpDiv and includes:</w:t>
       </w:r>
     </w:p>
     <w:p>
@@ -6949,12 +4292,12 @@
     <w:tbl>
       <w:tblPr>
         <w:tblStyle w:val="TableGrid"/>
-        <w:tblW w:w="0" w:type="auto"/>
-        <w:tblLook w:val="04A0" w:firstRow="1" w:lastRow="0" w:firstColumn="1" w:lastColumn="0" w:noHBand="0" w:noVBand="1"/>
+        <w:tblW w:type="auto" w:w="0"/>
+        <w:tblLook w:firstColumn="1" w:firstRow="1" w:lastColumn="0" w:lastRow="0" w:noHBand="0" w:noVBand="1" w:val="04A0"/>
       </w:tblPr>
       <w:tblGrid>
-        <w:gridCol w:w="4675"/>
-        <w:gridCol w:w="4675"/>
+        <w:gridCol w:w="4680"/>
+        <w:gridCol w:w="4680"/>
       </w:tblGrid>
       <w:tr>
         <w:trPr>
@@ -6963,7 +4306,7 @@
         </w:trPr>
         <w:tc>
           <w:tcPr>
-            <w:tcW w:w="4680" w:type="dxa"/>
+            <w:tcW w:type="dxa" w:w="4680"/>
           </w:tcPr>
           <w:p>
             <w:r>
@@ -6973,7 +4316,7 @@
         </w:tc>
         <w:tc>
           <w:tcPr>
-            <w:tcW w:w="4680" w:type="dxa"/>
+            <w:tcW w:type="dxa" w:w="4680"/>
           </w:tcPr>
           <w:p>
             <w:r>
@@ -6988,7 +4331,7 @@
         </w:trPr>
         <w:tc>
           <w:tcPr>
-            <w:tcW w:w="4680" w:type="dxa"/>
+            <w:tcW w:type="dxa" w:w="4680"/>
           </w:tcPr>
           <w:p>
             <w:r>
@@ -6998,7 +4341,7 @@
         </w:tc>
         <w:tc>
           <w:tcPr>
-            <w:tcW w:w="4680" w:type="dxa"/>
+            <w:tcW w:type="dxa" w:w="4680"/>
           </w:tcPr>
           <w:p>
             <w:r>
@@ -7013,7 +4356,7 @@
         </w:trPr>
         <w:tc>
           <w:tcPr>
-            <w:tcW w:w="4680" w:type="dxa"/>
+            <w:tcW w:type="dxa" w:w="4680"/>
           </w:tcPr>
           <w:p>
             <w:r>
@@ -7023,7 +4366,7 @@
         </w:tc>
         <w:tc>
           <w:tcPr>
-            <w:tcW w:w="4680" w:type="dxa"/>
+            <w:tcW w:type="dxa" w:w="4680"/>
           </w:tcPr>
           <w:p>
             <w:r>
@@ -7038,7 +4381,7 @@
         </w:trPr>
         <w:tc>
           <w:tcPr>
-            <w:tcW w:w="4680" w:type="dxa"/>
+            <w:tcW w:type="dxa" w:w="4680"/>
           </w:tcPr>
           <w:p>
             <w:r>
@@ -7048,7 +4391,7 @@
         </w:tc>
         <w:tc>
           <w:tcPr>
-            <w:tcW w:w="4680" w:type="dxa"/>
+            <w:tcW w:type="dxa" w:w="4680"/>
           </w:tcPr>
           <w:p>
             <w:r>
@@ -7063,7 +4406,7 @@
         </w:trPr>
         <w:tc>
           <w:tcPr>
-            <w:tcW w:w="4680" w:type="dxa"/>
+            <w:tcW w:type="dxa" w:w="4680"/>
           </w:tcPr>
           <w:p>
             <w:r>
@@ -7073,7 +4416,7 @@
         </w:tc>
         <w:tc>
           <w:tcPr>
-            <w:tcW w:w="4680" w:type="dxa"/>
+            <w:tcW w:type="dxa" w:w="4680"/>
           </w:tcPr>
           <w:p>
             <w:r>
@@ -7088,7 +4431,7 @@
         </w:trPr>
         <w:tc>
           <w:tcPr>
-            <w:tcW w:w="4680" w:type="dxa"/>
+            <w:tcW w:type="dxa" w:w="4680"/>
           </w:tcPr>
           <w:p>
             <w:r>
@@ -7098,7 +4441,7 @@
         </w:tc>
         <w:tc>
           <w:tcPr>
-            <w:tcW w:w="4680" w:type="dxa"/>
+            <w:tcW w:type="dxa" w:w="4680"/>
           </w:tcPr>
           <w:p>
             <w:r>
@@ -7113,7 +4456,7 @@
         </w:trPr>
         <w:tc>
           <w:tcPr>
-            <w:tcW w:w="4680" w:type="dxa"/>
+            <w:tcW w:type="dxa" w:w="4680"/>
           </w:tcPr>
           <w:p>
             <w:r>
@@ -7123,7 +4466,7 @@
         </w:tc>
         <w:tc>
           <w:tcPr>
-            <w:tcW w:w="4680" w:type="dxa"/>
+            <w:tcW w:type="dxa" w:w="4680"/>
           </w:tcPr>
           <w:p>
             <w:r>
@@ -7138,7 +4481,7 @@
         </w:trPr>
         <w:tc>
           <w:tcPr>
-            <w:tcW w:w="4680" w:type="dxa"/>
+            <w:tcW w:type="dxa" w:w="4680"/>
           </w:tcPr>
           <w:p>
             <w:r>
@@ -7148,7 +4491,7 @@
         </w:tc>
         <w:tc>
           <w:tcPr>
-            <w:tcW w:w="4680" w:type="dxa"/>
+            <w:tcW w:type="dxa" w:w="4680"/>
           </w:tcPr>
           <w:p>
             <w:r>
@@ -7163,7 +4506,7 @@
         </w:trPr>
         <w:tc>
           <w:tcPr>
-            <w:tcW w:w="4680" w:type="dxa"/>
+            <w:tcW w:type="dxa" w:w="4680"/>
           </w:tcPr>
           <w:p>
             <w:r>
@@ -7173,7 +4516,7 @@
         </w:tc>
         <w:tc>
           <w:tcPr>
-            <w:tcW w:w="4680" w:type="dxa"/>
+            <w:tcW w:type="dxa" w:w="4680"/>
           </w:tcPr>
           <w:p>
             <w:r>
@@ -7188,7 +4531,7 @@
         </w:trPr>
         <w:tc>
           <w:tcPr>
-            <w:tcW w:w="4680" w:type="dxa"/>
+            <w:tcW w:type="dxa" w:w="4680"/>
           </w:tcPr>
           <w:p>
             <w:r>
@@ -7198,7 +4541,7 @@
         </w:tc>
         <w:tc>
           <w:tcPr>
-            <w:tcW w:w="4680" w:type="dxa"/>
+            <w:tcW w:type="dxa" w:w="4680"/>
           </w:tcPr>
           <w:p>
             <w:r>
@@ -7213,7 +4556,7 @@
         </w:trPr>
         <w:tc>
           <w:tcPr>
-            <w:tcW w:w="4680" w:type="dxa"/>
+            <w:tcW w:type="dxa" w:w="4680"/>
           </w:tcPr>
           <w:p>
             <w:r>
@@ -7223,7 +4566,7 @@
         </w:tc>
         <w:tc>
           <w:tcPr>
-            <w:tcW w:w="4680" w:type="dxa"/>
+            <w:tcW w:type="dxa" w:w="4680"/>
           </w:tcPr>
           <w:p>
             <w:r>
@@ -7289,25 +4632,22 @@
       <w:pPr>
         <w:pStyle w:val="Heading2"/>
       </w:pPr>
-      <w:bookmarkStart w:id="27" w:name="_Toc228190029"/>
       <w:r>
         <w:t>11. How to Run the Notebook</w:t>
       </w:r>
-      <w:bookmarkEnd w:id="27"/>
     </w:p>
     <w:p/>
     <w:p>
       <w:pPr>
         <w:pStyle w:val="Heading3"/>
       </w:pPr>
-      <w:bookmarkStart w:id="28" w:name="_Toc228190030"/>
       <w:r>
         <w:t>11.1 Open the Notebook</w:t>
       </w:r>
-      <w:bookmarkEnd w:id="28"/>
-    </w:p>
-    <w:p/>
-    <w:p>
+    </w:p>
+    <w:p/>
+    <w:p>
+      <w:pPr/>
       <w:r>
         <w:t xml:space="preserve">Open </w:t>
       </w:r>
@@ -7322,6 +4662,7 @@
       </w:r>
     </w:p>
     <w:p>
+      <w:pPr/>
       <w:r>
         <w:t xml:space="preserve">Navigate to </w:t>
       </w:r>
@@ -7340,8 +4681,8 @@
       </w:r>
     </w:p>
     <w:p>
-      <w:r>
-        <w:lastRenderedPageBreak/>
+      <w:pPr/>
+      <w:r>
         <w:t xml:space="preserve">Open </w:t>
       </w:r>
       <w:r>
@@ -7360,11 +4701,9 @@
       <w:pPr>
         <w:pStyle w:val="Heading3"/>
       </w:pPr>
-      <w:bookmarkStart w:id="29" w:name="_Toc228190031"/>
       <w:r>
         <w:t>11.2 Verify Prerequisites</w:t>
       </w:r>
-      <w:bookmarkEnd w:id="29"/>
     </w:p>
     <w:p/>
     <w:p>
@@ -7374,6 +4713,7 @@
     </w:p>
     <w:p/>
     <w:p>
+      <w:pPr/>
       <w:r>
         <w:t xml:space="preserve">[ ] </w:t>
       </w:r>
@@ -7392,6 +4732,7 @@
       </w:r>
     </w:p>
     <w:p>
+      <w:pPr/>
       <w:r>
         <w:t xml:space="preserve">[ ] Daily OpDiv CSV files are present for at least the past 100 days in </w:t>
       </w:r>
@@ -7410,6 +4751,7 @@
       </w:r>
     </w:p>
     <w:p>
+      <w:pPr/>
       <w:r>
         <w:t xml:space="preserve">[ ] </w:t>
       </w:r>
@@ -7439,11 +4781,9 @@
       <w:pPr>
         <w:pStyle w:val="Heading3"/>
       </w:pPr>
-      <w:bookmarkStart w:id="30" w:name="_Toc228190032"/>
       <w:r>
         <w:t>11.3 Run All Cells</w:t>
       </w:r>
-      <w:bookmarkEnd w:id="30"/>
     </w:p>
     <w:p/>
     <w:p>
@@ -7462,6 +4802,7 @@
     </w:p>
     <w:p/>
     <w:p>
+      <w:pPr/>
       <w:r>
         <w:rPr>
           <w:b/>
@@ -7502,6 +4843,7 @@
       </w:r>
     </w:p>
     <w:p>
+      <w:pPr/>
       <w:r>
         <w:rPr>
           <w:b/>
@@ -7552,11 +4894,9 @@
       <w:pPr>
         <w:pStyle w:val="Heading3"/>
       </w:pPr>
-      <w:bookmarkStart w:id="31" w:name="_Toc228190033"/>
       <w:r>
         <w:t>11.4 Monitor Progress</w:t>
       </w:r>
-      <w:bookmarkEnd w:id="31"/>
     </w:p>
     <w:p>
       <w:pPr>
@@ -7566,12 +4906,12 @@
     <w:tbl>
       <w:tblPr>
         <w:tblStyle w:val="TableGrid"/>
-        <w:tblW w:w="0" w:type="auto"/>
-        <w:tblLook w:val="04A0" w:firstRow="1" w:lastRow="0" w:firstColumn="1" w:lastColumn="0" w:noHBand="0" w:noVBand="1"/>
+        <w:tblW w:type="auto" w:w="0"/>
+        <w:tblLook w:firstColumn="1" w:firstRow="1" w:lastColumn="0" w:lastRow="0" w:noHBand="0" w:noVBand="1" w:val="04A0"/>
       </w:tblPr>
       <w:tblGrid>
-        <w:gridCol w:w="4672"/>
-        <w:gridCol w:w="4678"/>
+        <w:gridCol w:w="4680"/>
+        <w:gridCol w:w="4680"/>
       </w:tblGrid>
       <w:tr>
         <w:trPr>
@@ -7580,7 +4920,7 @@
         </w:trPr>
         <w:tc>
           <w:tcPr>
-            <w:tcW w:w="4680" w:type="dxa"/>
+            <w:tcW w:type="dxa" w:w="4680"/>
           </w:tcPr>
           <w:p>
             <w:r>
@@ -7590,7 +4930,7 @@
         </w:tc>
         <w:tc>
           <w:tcPr>
-            <w:tcW w:w="4680" w:type="dxa"/>
+            <w:tcW w:type="dxa" w:w="4680"/>
           </w:tcPr>
           <w:p>
             <w:r>
@@ -7605,7 +4945,7 @@
         </w:trPr>
         <w:tc>
           <w:tcPr>
-            <w:tcW w:w="4680" w:type="dxa"/>
+            <w:tcW w:type="dxa" w:w="4680"/>
           </w:tcPr>
           <w:p>
             <w:r>
@@ -7615,7 +4955,7 @@
         </w:tc>
         <w:tc>
           <w:tcPr>
-            <w:tcW w:w="4680" w:type="dxa"/>
+            <w:tcW w:type="dxa" w:w="4680"/>
           </w:tcPr>
           <w:p>
             <w:r>
@@ -7630,7 +4970,7 @@
         </w:trPr>
         <w:tc>
           <w:tcPr>
-            <w:tcW w:w="4680" w:type="dxa"/>
+            <w:tcW w:type="dxa" w:w="4680"/>
           </w:tcPr>
           <w:p>
             <w:r>
@@ -7640,7 +4980,7 @@
         </w:tc>
         <w:tc>
           <w:tcPr>
-            <w:tcW w:w="4680" w:type="dxa"/>
+            <w:tcW w:type="dxa" w:w="4680"/>
           </w:tcPr>
           <w:p>
             <w:r>
@@ -7655,18 +4995,17 @@
         </w:trPr>
         <w:tc>
           <w:tcPr>
-            <w:tcW w:w="4680" w:type="dxa"/>
-          </w:tcPr>
-          <w:p>
-            <w:r>
-              <w:lastRenderedPageBreak/>
+            <w:tcW w:type="dxa" w:w="4680"/>
+          </w:tcPr>
+          <w:p>
+            <w:r>
               <w:t>Panel construction</w:t>
             </w:r>
           </w:p>
         </w:tc>
         <w:tc>
           <w:tcPr>
-            <w:tcW w:w="4680" w:type="dxa"/>
+            <w:tcW w:type="dxa" w:w="4680"/>
           </w:tcPr>
           <w:p>
             <w:r>
@@ -7681,7 +5020,7 @@
         </w:trPr>
         <w:tc>
           <w:tcPr>
-            <w:tcW w:w="4680" w:type="dxa"/>
+            <w:tcW w:type="dxa" w:w="4680"/>
           </w:tcPr>
           <w:p>
             <w:r>
@@ -7691,14 +5030,11 @@
         </w:tc>
         <w:tc>
           <w:tcPr>
-            <w:tcW w:w="4680" w:type="dxa"/>
-          </w:tcPr>
-          <w:p>
-            <w:r>
-              <w:t xml:space="preserve">Per-OpDiv </w:t>
-            </w:r>
-            <w:r>
-              <w:t>production tables printed; `display(production_output.head(5))`</w:t>
+            <w:tcW w:type="dxa" w:w="4680"/>
+          </w:tcPr>
+          <w:p>
+            <w:r>
+              <w:t>Per-OpDiv production tables printed; `display(production_output.head(5))`</w:t>
             </w:r>
           </w:p>
         </w:tc>
@@ -7724,11 +5060,9 @@
       <w:pPr>
         <w:pStyle w:val="Heading3"/>
       </w:pPr>
-      <w:bookmarkStart w:id="32" w:name="_Toc228190034"/>
       <w:r>
         <w:t>11.5 Enable File Output (Optional)</w:t>
       </w:r>
-      <w:bookmarkEnd w:id="32"/>
     </w:p>
     <w:p/>
     <w:p>
@@ -7794,11 +5128,9 @@
       <w:pPr>
         <w:pStyle w:val="Heading3"/>
       </w:pPr>
-      <w:bookmarkStart w:id="33" w:name="_Toc228190035"/>
       <w:r>
         <w:t>11.6 Typical Run Time</w:t>
       </w:r>
-      <w:bookmarkEnd w:id="33"/>
     </w:p>
     <w:p>
       <w:pPr>
@@ -7808,12 +5140,12 @@
     <w:tbl>
       <w:tblPr>
         <w:tblStyle w:val="TableGrid"/>
-        <w:tblW w:w="0" w:type="auto"/>
-        <w:tblLook w:val="04A0" w:firstRow="1" w:lastRow="0" w:firstColumn="1" w:lastColumn="0" w:noHBand="0" w:noVBand="1"/>
+        <w:tblW w:type="auto" w:w="0"/>
+        <w:tblLook w:firstColumn="1" w:firstRow="1" w:lastColumn="0" w:lastRow="0" w:noHBand="0" w:noVBand="1" w:val="04A0"/>
       </w:tblPr>
       <w:tblGrid>
-        <w:gridCol w:w="4675"/>
-        <w:gridCol w:w="4675"/>
+        <w:gridCol w:w="4680"/>
+        <w:gridCol w:w="4680"/>
       </w:tblGrid>
       <w:tr>
         <w:trPr>
@@ -7822,7 +5154,7 @@
         </w:trPr>
         <w:tc>
           <w:tcPr>
-            <w:tcW w:w="4680" w:type="dxa"/>
+            <w:tcW w:type="dxa" w:w="4680"/>
           </w:tcPr>
           <w:p>
             <w:r>
@@ -7832,7 +5164,7 @@
         </w:tc>
         <w:tc>
           <w:tcPr>
-            <w:tcW w:w="4680" w:type="dxa"/>
+            <w:tcW w:type="dxa" w:w="4680"/>
           </w:tcPr>
           <w:p>
             <w:r>
@@ -7847,7 +5179,7 @@
         </w:trPr>
         <w:tc>
           <w:tcPr>
-            <w:tcW w:w="4680" w:type="dxa"/>
+            <w:tcW w:type="dxa" w:w="4680"/>
           </w:tcPr>
           <w:p>
             <w:r>
@@ -7857,7 +5189,7 @@
         </w:tc>
         <w:tc>
           <w:tcPr>
-            <w:tcW w:w="4680" w:type="dxa"/>
+            <w:tcW w:type="dxa" w:w="4680"/>
           </w:tcPr>
           <w:p>
             <w:r>
@@ -7872,7 +5204,7 @@
         </w:trPr>
         <w:tc>
           <w:tcPr>
-            <w:tcW w:w="4680" w:type="dxa"/>
+            <w:tcW w:type="dxa" w:w="4680"/>
           </w:tcPr>
           <w:p>
             <w:r>
@@ -7882,7 +5214,7 @@
         </w:tc>
         <w:tc>
           <w:tcPr>
-            <w:tcW w:w="4680" w:type="dxa"/>
+            <w:tcW w:type="dxa" w:w="4680"/>
           </w:tcPr>
           <w:p>
             <w:r>
@@ -7897,7 +5229,7 @@
         </w:trPr>
         <w:tc>
           <w:tcPr>
-            <w:tcW w:w="4680" w:type="dxa"/>
+            <w:tcW w:type="dxa" w:w="4680"/>
           </w:tcPr>
           <w:p>
             <w:r>
@@ -7907,14 +5239,11 @@
         </w:tc>
         <w:tc>
           <w:tcPr>
-            <w:tcW w:w="4680" w:type="dxa"/>
-          </w:tcPr>
-          <w:p>
-            <w:r>
-              <w:t xml:space="preserve">3–10 </w:t>
-            </w:r>
-            <w:r>
-              <w:t>minutes</w:t>
+            <w:tcW w:type="dxa" w:w="4680"/>
+          </w:tcPr>
+          <w:p>
+            <w:r>
+              <w:t>3–10 minutes</w:t>
             </w:r>
           </w:p>
         </w:tc>
@@ -7925,7 +5254,7 @@
         </w:trPr>
         <w:tc>
           <w:tcPr>
-            <w:tcW w:w="4680" w:type="dxa"/>
+            <w:tcW w:type="dxa" w:w="4680"/>
           </w:tcPr>
           <w:p>
             <w:r>
@@ -7935,7 +5264,7 @@
         </w:tc>
         <w:tc>
           <w:tcPr>
-            <w:tcW w:w="4680" w:type="dxa"/>
+            <w:tcW w:type="dxa" w:w="4680"/>
           </w:tcPr>
           <w:p>
             <w:r>
@@ -7950,7 +5279,7 @@
         </w:trPr>
         <w:tc>
           <w:tcPr>
-            <w:tcW w:w="4680" w:type="dxa"/>
+            <w:tcW w:type="dxa" w:w="4680"/>
           </w:tcPr>
           <w:p>
             <w:r>
@@ -7960,7 +5289,7 @@
         </w:tc>
         <w:tc>
           <w:tcPr>
-            <w:tcW w:w="4680" w:type="dxa"/>
+            <w:tcW w:type="dxa" w:w="4680"/>
           </w:tcPr>
           <w:p>
             <w:r>
@@ -7975,12 +5304,9 @@
       <w:pPr>
         <w:pStyle w:val="Heading3"/>
       </w:pPr>
-      <w:bookmarkStart w:id="34" w:name="_Toc228190036"/>
-      <w:r>
-        <w:lastRenderedPageBreak/>
+      <w:r>
         <w:t>11.7 Scheduled Execution</w:t>
       </w:r>
-      <w:bookmarkEnd w:id="34"/>
     </w:p>
     <w:p/>
     <w:p>
@@ -8012,24 +5338,24 @@
         <w:t>F.R.E.D</w:t>
       </w:r>
       <w:r>
-        <w:t xml:space="preserve">. Manual execution (Sections 11.1–11.5) is only </w:t>
-      </w:r>
-      <w:r>
-        <w:t>necessary when:</w:t>
-      </w:r>
-    </w:p>
-    <w:p/>
-    <w:p>
+        <w:t>. Manual execution (Sections 11.1–11.5) is only necessary when:</w:t>
+      </w:r>
+    </w:p>
+    <w:p/>
+    <w:p>
+      <w:pPr/>
       <w:r>
         <w:t>Troubleshooting a failed or incomplete scheduled run</w:t>
       </w:r>
     </w:p>
     <w:p>
+      <w:pPr/>
       <w:r>
         <w:t>Running an ad hoc forecast outside the normal schedule</w:t>
       </w:r>
     </w:p>
     <w:p>
+      <w:pPr/>
       <w:r>
         <w:t>Testing notebook changes before deploying them to the scheduled task</w:t>
       </w:r>
@@ -8064,11 +5390,9 @@
       <w:pPr>
         <w:pStyle w:val="Heading2"/>
       </w:pPr>
-      <w:bookmarkStart w:id="35" w:name="_Toc228190037"/>
       <w:r>
         <w:t>12. Troubleshooting</w:t>
       </w:r>
-      <w:bookmarkEnd w:id="35"/>
     </w:p>
     <w:p>
       <w:pPr>
@@ -8078,13 +5402,13 @@
     <w:tbl>
       <w:tblPr>
         <w:tblStyle w:val="TableGrid"/>
-        <w:tblW w:w="0" w:type="auto"/>
-        <w:tblLook w:val="04A0" w:firstRow="1" w:lastRow="0" w:firstColumn="1" w:lastColumn="0" w:noHBand="0" w:noVBand="1"/>
+        <w:tblW w:type="auto" w:w="0"/>
+        <w:tblLook w:firstColumn="1" w:firstRow="1" w:lastColumn="0" w:lastRow="0" w:noHBand="0" w:noVBand="1" w:val="04A0"/>
       </w:tblPr>
       <w:tblGrid>
-        <w:gridCol w:w="3115"/>
-        <w:gridCol w:w="3122"/>
-        <w:gridCol w:w="3113"/>
+        <w:gridCol w:w="3120"/>
+        <w:gridCol w:w="3120"/>
+        <w:gridCol w:w="3120"/>
       </w:tblGrid>
       <w:tr>
         <w:trPr>
@@ -8093,7 +5417,7 @@
         </w:trPr>
         <w:tc>
           <w:tcPr>
-            <w:tcW w:w="3120" w:type="dxa"/>
+            <w:tcW w:type="dxa" w:w="3120"/>
           </w:tcPr>
           <w:p>
             <w:r>
@@ -8103,7 +5427,7 @@
         </w:tc>
         <w:tc>
           <w:tcPr>
-            <w:tcW w:w="3120" w:type="dxa"/>
+            <w:tcW w:type="dxa" w:w="3120"/>
           </w:tcPr>
           <w:p>
             <w:r>
@@ -8113,7 +5437,7 @@
         </w:tc>
         <w:tc>
           <w:tcPr>
-            <w:tcW w:w="3120" w:type="dxa"/>
+            <w:tcW w:type="dxa" w:w="3120"/>
           </w:tcPr>
           <w:p>
             <w:r>
@@ -8128,7 +5452,7 @@
         </w:trPr>
         <w:tc>
           <w:tcPr>
-            <w:tcW w:w="3120" w:type="dxa"/>
+            <w:tcW w:type="dxa" w:w="3120"/>
           </w:tcPr>
           <w:p>
             <w:r>
@@ -8138,7 +5462,7 @@
         </w:tc>
         <w:tc>
           <w:tcPr>
-            <w:tcW w:w="3120" w:type="dxa"/>
+            <w:tcW w:type="dxa" w:w="3120"/>
           </w:tcPr>
           <w:p>
             <w:r>
@@ -8148,7 +5472,7 @@
         </w:tc>
         <w:tc>
           <w:tcPr>
-            <w:tcW w:w="3120" w:type="dxa"/>
+            <w:tcW w:type="dxa" w:w="3120"/>
           </w:tcPr>
           <w:p>
             <w:r>
@@ -8163,7 +5487,7 @@
         </w:trPr>
         <w:tc>
           <w:tcPr>
-            <w:tcW w:w="3120" w:type="dxa"/>
+            <w:tcW w:type="dxa" w:w="3120"/>
           </w:tcPr>
           <w:p>
             <w:r>
@@ -8173,7 +5497,7 @@
         </w:tc>
         <w:tc>
           <w:tcPr>
-            <w:tcW w:w="3120" w:type="dxa"/>
+            <w:tcW w:type="dxa" w:w="3120"/>
           </w:tcPr>
           <w:p>
             <w:r>
@@ -8183,7 +5507,7 @@
         </w:tc>
         <w:tc>
           <w:tcPr>
-            <w:tcW w:w="3120" w:type="dxa"/>
+            <w:tcW w:type="dxa" w:w="3120"/>
           </w:tcPr>
           <w:p>
             <w:r>
@@ -8198,7 +5522,7 @@
         </w:trPr>
         <w:tc>
           <w:tcPr>
-            <w:tcW w:w="3120" w:type="dxa"/>
+            <w:tcW w:type="dxa" w:w="3120"/>
           </w:tcPr>
           <w:p>
             <w:r>
@@ -8208,7 +5532,7 @@
         </w:tc>
         <w:tc>
           <w:tcPr>
-            <w:tcW w:w="3120" w:type="dxa"/>
+            <w:tcW w:type="dxa" w:w="3120"/>
           </w:tcPr>
           <w:p>
             <w:r>
@@ -8218,7 +5542,7 @@
         </w:tc>
         <w:tc>
           <w:tcPr>
-            <w:tcW w:w="3120" w:type="dxa"/>
+            <w:tcW w:type="dxa" w:w="3120"/>
           </w:tcPr>
           <w:p>
             <w:r>
@@ -8233,18 +5557,17 @@
         </w:trPr>
         <w:tc>
           <w:tcPr>
-            <w:tcW w:w="3120" w:type="dxa"/>
-          </w:tcPr>
-          <w:p>
-            <w:r>
-              <w:lastRenderedPageBreak/>
+            <w:tcW w:type="dxa" w:w="3120"/>
+          </w:tcPr>
+          <w:p>
+            <w:r>
               <w:t>Weibull AFT convergence warning</w:t>
             </w:r>
           </w:p>
         </w:tc>
         <w:tc>
           <w:tcPr>
-            <w:tcW w:w="3120" w:type="dxa"/>
+            <w:tcW w:type="dxa" w:w="3120"/>
           </w:tcPr>
           <w:p>
             <w:r>
@@ -8254,7 +5577,7 @@
         </w:tc>
         <w:tc>
           <w:tcPr>
-            <w:tcW w:w="3120" w:type="dxa"/>
+            <w:tcW w:type="dxa" w:w="3120"/>
           </w:tcPr>
           <w:p>
             <w:r>
@@ -8269,7 +5592,7 @@
         </w:trPr>
         <w:tc>
           <w:tcPr>
-            <w:tcW w:w="3120" w:type="dxa"/>
+            <w:tcW w:type="dxa" w:w="3120"/>
           </w:tcPr>
           <w:p>
             <w:r>
@@ -8279,7 +5602,7 @@
         </w:tc>
         <w:tc>
           <w:tcPr>
-            <w:tcW w:w="3120" w:type="dxa"/>
+            <w:tcW w:type="dxa" w:w="3120"/>
           </w:tcPr>
           <w:p>
             <w:r>
@@ -8289,7 +5612,7 @@
         </w:tc>
         <w:tc>
           <w:tcPr>
-            <w:tcW w:w="3120" w:type="dxa"/>
+            <w:tcW w:type="dxa" w:w="3120"/>
           </w:tcPr>
           <w:p>
             <w:r>
@@ -8304,7 +5627,7 @@
         </w:trPr>
         <w:tc>
           <w:tcPr>
-            <w:tcW w:w="3120" w:type="dxa"/>
+            <w:tcW w:type="dxa" w:w="3120"/>
           </w:tcPr>
           <w:p>
             <w:r>
@@ -8314,7 +5637,7 @@
         </w:tc>
         <w:tc>
           <w:tcPr>
-            <w:tcW w:w="3120" w:type="dxa"/>
+            <w:tcW w:type="dxa" w:w="3120"/>
           </w:tcPr>
           <w:p>
             <w:r>
@@ -8324,7 +5647,7 @@
         </w:tc>
         <w:tc>
           <w:tcPr>
-            <w:tcW w:w="3120" w:type="dxa"/>
+            <w:tcW w:type="dxa" w:w="3120"/>
           </w:tcPr>
           <w:p>
             <w:r>
@@ -8339,7 +5662,7 @@
         </w:trPr>
         <w:tc>
           <w:tcPr>
-            <w:tcW w:w="3120" w:type="dxa"/>
+            <w:tcW w:type="dxa" w:w="3120"/>
           </w:tcPr>
           <w:p>
             <w:r>
@@ -8349,7 +5672,7 @@
         </w:tc>
         <w:tc>
           <w:tcPr>
-            <w:tcW w:w="3120" w:type="dxa"/>
+            <w:tcW w:type="dxa" w:w="3120"/>
           </w:tcPr>
           <w:p>
             <w:r>
@@ -8359,7 +5682,7 @@
         </w:tc>
         <w:tc>
           <w:tcPr>
-            <w:tcW w:w="3120" w:type="dxa"/>
+            <w:tcW w:type="dxa" w:w="3120"/>
           </w:tcPr>
           <w:p>
             <w:r>
@@ -8380,11 +5703,9 @@
       <w:pPr>
         <w:pStyle w:val="Heading2"/>
       </w:pPr>
-      <w:bookmarkStart w:id="36" w:name="_Toc228190038"/>
       <w:r>
         <w:t>13. Optional: Feedback Loop and Model Retraining</w:t>
       </w:r>
-      <w:bookmarkEnd w:id="36"/>
     </w:p>
     <w:p/>
     <w:p>
@@ -8406,14 +5727,13 @@
       <w:pPr>
         <w:pStyle w:val="Heading3"/>
       </w:pPr>
-      <w:bookmarkStart w:id="37" w:name="_Toc228190039"/>
       <w:r>
         <w:t>How it works:</w:t>
       </w:r>
-      <w:bookmarkEnd w:id="37"/>
-    </w:p>
-    <w:p/>
-    <w:p>
+    </w:p>
+    <w:p/>
+    <w:p>
+      <w:pPr/>
       <w:r>
         <w:rPr>
           <w:b/>
@@ -8438,6 +5758,7 @@
       </w:r>
     </w:p>
     <w:p>
+      <w:pPr/>
       <w:r>
         <w:rPr>
           <w:b/>
@@ -8459,6 +5780,7 @@
       </w:r>
     </w:p>
     <w:p>
+      <w:pPr/>
       <w:r>
         <w:rPr>
           <w:b/>
@@ -8480,11 +5802,11 @@
       </w:r>
     </w:p>
     <w:p>
+      <w:pPr/>
       <w:r>
         <w:rPr>
           <w:b/>
         </w:rPr>
-        <w:lastRenderedPageBreak/>
         <w:t>Save</w:t>
       </w:r>
       <w:r>
@@ -8506,19 +5828,19 @@
       <w:pPr>
         <w:pStyle w:val="Heading3"/>
       </w:pPr>
-      <w:bookmarkStart w:id="38" w:name="_Toc228190040"/>
       <w:r>
         <w:t>Notes:</w:t>
       </w:r>
-      <w:bookmarkEnd w:id="38"/>
-    </w:p>
-    <w:p/>
-    <w:p>
+    </w:p>
+    <w:p/>
+    <w:p>
+      <w:pPr/>
       <w:r>
         <w:t>Forecast logs must be manually maintained or generated by a separate logging process; the main pipeline does not write them automatically.</w:t>
       </w:r>
     </w:p>
     <w:p>
+      <w:pPr/>
       <w:r>
         <w:t xml:space="preserve">A commented-out </w:t>
       </w:r>
@@ -8534,6 +5856,7 @@
       </w:r>
     </w:p>
     <w:p>
+      <w:pPr/>
       <w:r>
         <w:t xml:space="preserve">Integration of saved </w:t>
       </w:r>
@@ -8569,11 +5892,9 @@
       <w:pPr>
         <w:pStyle w:val="Heading2"/>
       </w:pPr>
-      <w:bookmarkStart w:id="39" w:name="_Toc228190041"/>
       <w:r>
         <w:t>14. Interpreting Results</w:t>
       </w:r>
-      <w:bookmarkEnd w:id="39"/>
     </w:p>
     <w:p>
       <w:pPr>
@@ -8583,12 +5904,12 @@
     <w:tbl>
       <w:tblPr>
         <w:tblStyle w:val="TableGrid"/>
-        <w:tblW w:w="0" w:type="auto"/>
-        <w:tblLook w:val="04A0" w:firstRow="1" w:lastRow="0" w:firstColumn="1" w:lastColumn="0" w:noHBand="0" w:noVBand="1"/>
+        <w:tblW w:type="auto" w:w="0"/>
+        <w:tblLook w:firstColumn="1" w:firstRow="1" w:lastColumn="0" w:lastRow="0" w:noHBand="0" w:noVBand="1" w:val="04A0"/>
       </w:tblPr>
       <w:tblGrid>
-        <w:gridCol w:w="4675"/>
-        <w:gridCol w:w="4675"/>
+        <w:gridCol w:w="4680"/>
+        <w:gridCol w:w="4680"/>
       </w:tblGrid>
       <w:tr>
         <w:trPr>
@@ -8597,7 +5918,7 @@
         </w:trPr>
         <w:tc>
           <w:tcPr>
-            <w:tcW w:w="4680" w:type="dxa"/>
+            <w:tcW w:type="dxa" w:w="4680"/>
           </w:tcPr>
           <w:p>
             <w:r>
@@ -8607,7 +5928,7 @@
         </w:tc>
         <w:tc>
           <w:tcPr>
-            <w:tcW w:w="4680" w:type="dxa"/>
+            <w:tcW w:type="dxa" w:w="4680"/>
           </w:tcPr>
           <w:p>
             <w:r>
@@ -8622,20 +5943,17 @@
         </w:trPr>
         <w:tc>
           <w:tcPr>
-            <w:tcW w:w="4680" w:type="dxa"/>
-          </w:tcPr>
-          <w:p>
-            <w:r>
-              <w:t xml:space="preserve">**Highly </w:t>
-            </w:r>
-            <w:r>
-              <w:t>likely**</w:t>
-            </w:r>
-          </w:p>
-        </w:tc>
-        <w:tc>
-          <w:tcPr>
-            <w:tcW w:w="4680" w:type="dxa"/>
+            <w:tcW w:type="dxa" w:w="4680"/>
+          </w:tcPr>
+          <w:p>
+            <w:r>
+              <w:t>**Highly likely**</w:t>
+            </w:r>
+          </w:p>
+        </w:tc>
+        <w:tc>
+          <w:tcPr>
+            <w:tcW w:type="dxa" w:w="4680"/>
           </w:tcPr>
           <w:p>
             <w:r>
@@ -8650,7 +5968,7 @@
         </w:trPr>
         <w:tc>
           <w:tcPr>
-            <w:tcW w:w="4680" w:type="dxa"/>
+            <w:tcW w:type="dxa" w:w="4680"/>
           </w:tcPr>
           <w:p>
             <w:r>
@@ -8660,7 +5978,7 @@
         </w:tc>
         <w:tc>
           <w:tcPr>
-            <w:tcW w:w="4680" w:type="dxa"/>
+            <w:tcW w:type="dxa" w:w="4680"/>
           </w:tcPr>
           <w:p>
             <w:r>
@@ -8675,7 +5993,7 @@
         </w:trPr>
         <w:tc>
           <w:tcPr>
-            <w:tcW w:w="4680" w:type="dxa"/>
+            <w:tcW w:type="dxa" w:w="4680"/>
           </w:tcPr>
           <w:p>
             <w:r>
@@ -8685,7 +6003,7 @@
         </w:tc>
         <w:tc>
           <w:tcPr>
-            <w:tcW w:w="4680" w:type="dxa"/>
+            <w:tcW w:type="dxa" w:w="4680"/>
           </w:tcPr>
           <w:p>
             <w:r>
@@ -8722,7 +6040,6 @@
     <w:p/>
     <w:p>
       <w:r>
-        <w:lastRenderedPageBreak/>
         <w:t xml:space="preserve">High </w:t>
       </w:r>
       <w:r>
@@ -8747,14 +6064,13 @@
       <w:pPr>
         <w:pStyle w:val="Heading2"/>
       </w:pPr>
-      <w:bookmarkStart w:id="40" w:name="_Toc228190042"/>
       <w:r>
         <w:t>15. Maintenance Notes</w:t>
       </w:r>
-      <w:bookmarkEnd w:id="40"/>
-    </w:p>
-    <w:p/>
-    <w:p>
+    </w:p>
+    <w:p/>
+    <w:p>
+      <w:pPr/>
       <w:r>
         <w:rPr>
           <w:b/>
@@ -8766,6 +6082,7 @@
       </w:r>
     </w:p>
     <w:p>
+      <w:pPr/>
       <w:r>
         <w:rPr>
           <w:b/>
@@ -8827,6 +6144,7 @@
       </w:r>
     </w:p>
     <w:p>
+      <w:pPr/>
       <w:r>
         <w:rPr>
           <w:b/>
@@ -8861,6 +6179,7 @@
       </w:r>
     </w:p>
     <w:p>
+      <w:pPr/>
       <w:r>
         <w:rPr>
           <w:b/>
@@ -8892,11 +6211,9 @@
       <w:pPr>
         <w:pStyle w:val="Heading2"/>
       </w:pPr>
-      <w:bookmarkStart w:id="41" w:name="_Toc228190043"/>
       <w:r>
         <w:t>16. Appendix - Standalone Python Script</w:t>
       </w:r>
-      <w:bookmarkEnd w:id="41"/>
     </w:p>
     <w:p/>
     <w:p>
@@ -8920,7 +6237,6 @@
     <w:p/>
     <w:p>
       <w:r>
-        <w:lastRenderedPageBreak/>
         <w:t>Run with:</w:t>
       </w:r>
     </w:p>
@@ -8948,19 +6264,19 @@
       <w:pPr>
         <w:pStyle w:val="Heading2"/>
       </w:pPr>
-      <w:bookmarkStart w:id="42" w:name="_Toc228190044"/>
       <w:r>
         <w:t>17. Related Documents</w:t>
       </w:r>
-      <w:bookmarkEnd w:id="42"/>
-    </w:p>
-    <w:p/>
-    <w:p>
+    </w:p>
+    <w:p/>
+    <w:p>
+      <w:pPr/>
       <w:r>
         <w:t>HTOC OpDiv Observation Feed runbook</w:t>
       </w:r>
     </w:p>
     <w:p>
+      <w:pPr/>
       <w:r>
         <w:rPr>
           <w:rFonts w:ascii="Consolas" w:hAnsi="Consolas"/>
@@ -8973,6 +6289,7 @@
       </w:r>
     </w:p>
     <w:p>
+      <w:pPr/>
       <w:r>
         <w:rPr>
           <w:rFonts w:ascii="Consolas" w:hAnsi="Consolas"/>
@@ -8988,6 +6305,7 @@
       </w:r>
     </w:p>
     <w:p>
+      <w:pPr/>
       <w:r>
         <w:t xml:space="preserve">Previous notebook versions: </w:t>
       </w:r>
@@ -9158,7 +6476,7 @@
               <w:noProof/>
             </w:rPr>
             <w:drawing>
-              <wp:inline distT="0" distB="0" distL="0" distR="0" wp14:anchorId="2B6574F9" wp14:editId="6E452BFA">
+              <wp:inline distT="0" distB="0" distL="0" distR="0" wp14:anchorId="72DEBE38" wp14:editId="66345231">
                 <wp:extent cx="957532" cy="444240"/>
                 <wp:effectExtent l="0" t="0" r="0" b="0"/>
                 <wp:docPr id="1601952155" name="Picture 1601952155"/>
@@ -9279,6 +6597,7 @@
         <w:szCs w:val="18"/>
       </w:rPr>
     </w:pPr>
+    <w:proofErr w:type="gramStart"/>
     <w:r>
       <w:rPr>
         <w:rFonts w:ascii="Poppins ExtraBold" w:hAnsi="Poppins ExtraBold" w:cs="Poppins ExtraBold"/>
@@ -9286,6 +6605,7 @@
       </w:rPr>
       <w:t>TLP:AMBER</w:t>
     </w:r>
+    <w:proofErr w:type="gramEnd"/>
   </w:p>
 </w:ftr>
 </file>
@@ -9456,12 +6776,8 @@
         <w:p>
           <w:r>
             <w:t>TLP:AMBER</w:t>
-          </w:r>
-          <w:r>
             <w:br/>
             <w:t>Next Observed Indicator Forecasting — NextObservedIndicatorV3.0</w:t>
-          </w:r>
-          <w:r>
             <w:br/>
             <w:t>April 2026</w:t>
           </w:r>
@@ -9487,7 +6803,7 @@
               <w:noProof/>
             </w:rPr>
             <w:drawing>
-              <wp:inline distT="0" distB="0" distL="0" distR="0" wp14:anchorId="1A098953" wp14:editId="7AE5F6B6">
+              <wp:inline distT="0" distB="0" distL="0" distR="0" wp14:anchorId="7971F684" wp14:editId="240B1539">
                 <wp:extent cx="1524000" cy="482851"/>
                 <wp:effectExtent l="0" t="0" r="0" b="0"/>
                 <wp:docPr id="402729602" name="Picture 1"/>
@@ -9544,7 +6860,7 @@
       <mc:AlternateContent>
         <mc:Choice Requires="wps">
           <w:drawing>
-            <wp:anchor distT="0" distB="0" distL="114300" distR="114300" simplePos="0" relativeHeight="251658240" behindDoc="0" locked="0" layoutInCell="1" allowOverlap="1" wp14:anchorId="6336A1D8" wp14:editId="41EBD3E1">
+            <wp:anchor distT="0" distB="0" distL="114300" distR="114300" simplePos="0" relativeHeight="251658240" behindDoc="0" locked="0" layoutInCell="1" allowOverlap="1" wp14:anchorId="5839FB81" wp14:editId="43726EDC">
               <wp:simplePos x="0" y="0"/>
               <wp:positionH relativeFrom="column">
                 <wp:posOffset>-946150</wp:posOffset>
@@ -9622,7 +6938,7 @@
         <w:szCs w:val="22"/>
       </w:rPr>
       <w:drawing>
-        <wp:anchor distT="0" distB="0" distL="114300" distR="114300" simplePos="0" relativeHeight="251661312" behindDoc="0" locked="0" layoutInCell="1" allowOverlap="1" wp14:anchorId="0F2C349C" wp14:editId="2DEAFE4B">
+        <wp:anchor distT="0" distB="0" distL="114300" distR="114300" simplePos="0" relativeHeight="251661312" behindDoc="0" locked="0" layoutInCell="1" allowOverlap="1" wp14:anchorId="1813D673" wp14:editId="4C16BC2A">
           <wp:simplePos x="0" y="0"/>
           <wp:positionH relativeFrom="column">
             <wp:posOffset>9591675</wp:posOffset>
@@ -9704,7 +7020,7 @@
       <mc:AlternateContent>
         <mc:Choice Requires="wps">
           <w:drawing>
-            <wp:anchor distT="0" distB="0" distL="114300" distR="114300" simplePos="0" relativeHeight="251662336" behindDoc="0" locked="0" layoutInCell="1" allowOverlap="1" wp14:anchorId="2B2A50E0" wp14:editId="116D5BBF">
+            <wp:anchor distT="0" distB="0" distL="114300" distR="114300" simplePos="0" relativeHeight="251662336" behindDoc="0" locked="0" layoutInCell="1" allowOverlap="1" wp14:anchorId="1F3D6E8D" wp14:editId="12C6E227">
               <wp:simplePos x="0" y="0"/>
               <wp:positionH relativeFrom="column">
                 <wp:posOffset>8305800</wp:posOffset>
@@ -9753,6 +7069,7 @@
                               <w:kern w:val="24"/>
                             </w:rPr>
                           </w:pPr>
+                          <w:proofErr w:type="gramStart"/>
                           <w:r>
                             <w:rPr>
                               <w:rFonts w:ascii="Nirmala Text" w:eastAsia="Nirmala Text" w:hAnsi="Nirmala Text" w:cs="Nirmala Text"/>
@@ -9761,7 +7078,18 @@
                               <w:color w:val="F6DD23"/>
                               <w:kern w:val="24"/>
                             </w:rPr>
-                            <w:t>TLP:AMBER+STRICT</w:t>
+                            <w:t>TLP:AMBER</w:t>
+                          </w:r>
+                          <w:proofErr w:type="gramEnd"/>
+                          <w:r>
+                            <w:rPr>
+                              <w:rFonts w:ascii="Nirmala Text" w:eastAsia="Nirmala Text" w:hAnsi="Nirmala Text" w:cs="Nirmala Text"/>
+                              <w:b/>
+                              <w:bCs/>
+                              <w:color w:val="F6DD23"/>
+                              <w:kern w:val="24"/>
+                            </w:rPr>
+                            <w:t>+STRICT</w:t>
                           </w:r>
                         </w:p>
                       </w:txbxContent>
@@ -14353,7 +11681,12 @@
 </file>
 
 <file path=customXml/item1.xml><?xml version="1.0" encoding="utf-8"?>
-<b:Sources xmlns:b="http://schemas.openxmlformats.org/officeDocument/2006/bibliography" xmlns="http://schemas.openxmlformats.org/officeDocument/2006/bibliography" SelectedStyle="/APASixthEditionOfficeOnline.xsl" StyleName="APA" Version="6"/>
+<?mso-contentType ?>
+<FormTemplates xmlns="http://schemas.microsoft.com/sharepoint/v3/contenttype/forms">
+  <Display>DocumentLibraryForm</Display>
+  <Edit>DocumentLibraryForm</Edit>
+  <New>DocumentLibraryForm</New>
+</FormTemplates>
 </file>
 
 <file path=customXml/item2.xml><?xml version="1.0" encoding="utf-8"?>
@@ -14546,12 +11879,7 @@
 </file>
 
 <file path=customXml/item3.xml><?xml version="1.0" encoding="utf-8"?>
-<?mso-contentType ?>
-<FormTemplates xmlns="http://schemas.microsoft.com/sharepoint/v3/contenttype/forms">
-  <Display>DocumentLibraryForm</Display>
-  <Edit>DocumentLibraryForm</Edit>
-  <New>DocumentLibraryForm</New>
-</FormTemplates>
+<b:Sources xmlns:b="http://schemas.openxmlformats.org/officeDocument/2006/bibliography" xmlns="http://schemas.openxmlformats.org/officeDocument/2006/bibliography" SelectedStyle="/APASixthEditionOfficeOnline.xsl" StyleName="APA" Version="6"/>
 </file>
 
 <file path=customXml/item4.xml><?xml version="1.0" encoding="utf-8"?>
@@ -14566,9 +11894,9 @@
 </file>
 
 <file path=customXml/itemProps1.xml><?xml version="1.0" encoding="utf-8"?>
-<ds:datastoreItem xmlns:ds="http://schemas.openxmlformats.org/officeDocument/2006/customXml" ds:itemID="{019324B5-EF86-1D45-B65C-69FFDDC5F259}">
+<ds:datastoreItem xmlns:ds="http://schemas.openxmlformats.org/officeDocument/2006/customXml" ds:itemID="{4C9DE648-81B7-4867-9DBA-8D42A681444E}">
   <ds:schemaRefs>
-    <ds:schemaRef ds:uri="http://schemas.openxmlformats.org/officeDocument/2006/bibliography"/>
+    <ds:schemaRef ds:uri="http://schemas.microsoft.com/sharepoint/v3/contenttype/forms"/>
   </ds:schemaRefs>
 </ds:datastoreItem>
 </file>
@@ -14593,9 +11921,9 @@
 </file>
 
 <file path=customXml/itemProps3.xml><?xml version="1.0" encoding="utf-8"?>
-<ds:datastoreItem xmlns:ds="http://schemas.openxmlformats.org/officeDocument/2006/customXml" ds:itemID="{4C9DE648-81B7-4867-9DBA-8D42A681444E}">
+<ds:datastoreItem xmlns:ds="http://schemas.openxmlformats.org/officeDocument/2006/customXml" ds:itemID="{019324B5-EF86-1D45-B65C-69FFDDC5F259}">
   <ds:schemaRefs>
-    <ds:schemaRef ds:uri="http://schemas.microsoft.com/sharepoint/v3/contenttype/forms"/>
+    <ds:schemaRef ds:uri="http://schemas.openxmlformats.org/officeDocument/2006/bibliography"/>
   </ds:schemaRefs>
 </ds:datastoreItem>
 </file>
